--- a/por/docx/20.content.docx
+++ b/por/docx/20.content.docx
@@ -319,7 +319,7 @@
         <w:rPr>
           <w:lang w:val="pt_PT" w:bidi="pt_PT"/>
         </w:rPr>
-        <w:t xml:space="preserve"> Assim se poderá compreender provérbios e parábolas, as palavras dos sábios e seus enigmas.</w:t>
+        <w:t xml:space="preserve"> Assim se poderá compreender provérbios e ditos sábios, as palavras dos sábios e seus enigmas.</w:t>
       </w:r>
     </w:p>
     <w:p>
@@ -424,7 +424,7 @@
         <w:rPr>
           <w:lang w:val="pt_PT" w:bidi="pt_PT"/>
         </w:rPr>
-        <w:t xml:space="preserve"> Talvez digam: "Venha! Vamos ficar escondidos para derramar sangue; preparemos uma emboscada contra o inocente sem motivo.</w:t>
+        <w:t xml:space="preserve"> Talvez digam: “Venha! Vamos ficar escondidos para derramar sangue; preparemos uma emboscada contra o inocente sem motivo.</w:t>
       </w:r>
     </w:p>
     <w:p>
@@ -445,7 +445,7 @@
         <w:rPr>
           <w:lang w:val="pt_PT" w:bidi="pt_PT"/>
         </w:rPr>
-        <w:t xml:space="preserve"> Vamos engoli-los vivos, como a sepultura engole; inteiros, como acontece com os que descem ao abismo.</w:t>
+        <w:t xml:space="preserve"> Vamos engoli-los vivos, como a sepultura faz; inteiros, como os que descem à cova.</w:t>
       </w:r>
     </w:p>
     <w:p>
@@ -487,7 +487,7 @@
         <w:rPr>
           <w:lang w:val="pt_PT" w:bidi="pt_PT"/>
         </w:rPr>
-        <w:t xml:space="preserve"> Junte-se ao nosso grupo; teremos uma só bolsa e dividiremos tudo entre nós".</w:t>
+        <w:t xml:space="preserve"> Junte-se ao nosso grupo; teremos uma só bolsa e dividiremos tudo entre nós”.</w:t>
       </w:r>
     </w:p>
     <w:p>
@@ -550,7 +550,7 @@
         <w:rPr>
           <w:lang w:val="pt_PT" w:bidi="pt_PT"/>
         </w:rPr>
-        <w:t xml:space="preserve"> Não adianta estender uma rede quando as aves estão observando.</w:t>
+        <w:t xml:space="preserve"> É inútil armar uma rede quando a ave está vendo tudo.</w:t>
       </w:r>
     </w:p>
     <w:p>
@@ -634,7 +634,7 @@
         <w:rPr>
           <w:lang w:val="pt_PT" w:bidi="pt_PT"/>
         </w:rPr>
-        <w:t xml:space="preserve"> Ela clama nos lugares cheios de movimento; anuncia suas palavras junto às portas da cidade:</w:t>
+        <w:t xml:space="preserve"> Ela clama nos lugares mais movimentados; anuncia suas palavras junto às portas da cidade:</w:t>
       </w:r>
     </w:p>
     <w:p>
@@ -676,7 +676,7 @@
         <w:rPr>
           <w:lang w:val="pt_PT" w:bidi="pt_PT"/>
         </w:rPr>
-        <w:t xml:space="preserve"> Se aceitarem minha correção, derramarei sobre vocês o meu espírito e lhes farei conhecer as minhas palavras.</w:t>
+        <w:t xml:space="preserve"> Se aceitarem minha correção, derramarei o meu espírito sobre vocês e farei com que conheçam as minhas palavras.</w:t>
       </w:r>
     </w:p>
     <w:p>
@@ -739,7 +739,7 @@
         <w:rPr>
           <w:lang w:val="pt_PT" w:bidi="pt_PT"/>
         </w:rPr>
-        <w:t xml:space="preserve"> Por isso também rirei quando chegar a desgraça de vocês e zombarei quando o medo alcançá-los,</w:t>
+        <w:t xml:space="preserve"> Por isso também rirei quando chegar a desgraça de vocês e zombarei quando o medo os alcançar,</w:t>
       </w:r>
     </w:p>
     <w:p>
@@ -844,7 +844,7 @@
         <w:rPr>
           <w:lang w:val="pt_PT" w:bidi="pt_PT"/>
         </w:rPr>
-        <w:t xml:space="preserve"> Por isso colherão o resultado do próprio caminho e se fartarão dos seus próprios planos.</w:t>
+        <w:t xml:space="preserve"> Por isso sofrerão as consequências dos seus próprios caminhos e se fartarão dos seus próprios planos.</w:t>
       </w:r>
     </w:p>
     <w:p>
@@ -865,7 +865,7 @@
         <w:rPr>
           <w:lang w:val="pt_PT" w:bidi="pt_PT"/>
         </w:rPr>
-        <w:t xml:space="preserve"> Pois os inexperientes se desviam e seguem para a morte, e os tolos são destruídos por sua falsa segurança.</w:t>
+        <w:t xml:space="preserve"> Pois o desvio dos inexperientes os leva à morte, e a falsa segurança dos tolos os destrói.</w:t>
       </w:r>
     </w:p>
     <w:p>
@@ -886,7 +886,7 @@
         <w:rPr>
           <w:lang w:val="pt_PT" w:bidi="pt_PT"/>
         </w:rPr>
-        <w:t xml:space="preserve"> Mas quem me ouve viverá em segurança e permanecerá tranquilo, sem medo do mal".</w:t>
+        <w:t xml:space="preserve"> Mas quem me ouve viverá em segurança e permanecerá tranquilo, sem medo do mal”.</w:t>
       </w:r>
     </w:p>
     <w:p>
@@ -1070,7 +1070,7 @@
         <w:rPr>
           <w:lang w:val="pt_PT" w:bidi="pt_PT"/>
         </w:rPr>
-        <w:t xml:space="preserve"> Ele vigia os caminhos da justiça e protege a estrada dos santos.</w:t>
+        <w:t xml:space="preserve"> Ele vigia os caminhos da justiça e protege o caminho dos que lhe são fiéis.</w:t>
       </w:r>
     </w:p>
     <w:p>
@@ -1217,7 +1217,7 @@
         <w:rPr>
           <w:lang w:val="pt_PT" w:bidi="pt_PT"/>
         </w:rPr>
-        <w:t xml:space="preserve"> Suas ações são enganosas, e seus caminhos, tortuosos e perigosos.</w:t>
+        <w:t xml:space="preserve"> Suas veredas são tortuosas, e eles seguem por caminhos desviados.</w:t>
       </w:r>
     </w:p>
     <w:p>
@@ -1238,7 +1238,7 @@
         <w:rPr>
           <w:lang w:val="pt_PT" w:bidi="pt_PT"/>
         </w:rPr>
-        <w:t xml:space="preserve"> A sabedoria o preservará da mulher imoral e da mulher estrangeira que seduz com palavras suaves.</w:t>
+        <w:t xml:space="preserve"> A sabedoria o preservará da mulher imoral, daquela que seduz com palavras suaves.</w:t>
       </w:r>
     </w:p>
     <w:p>
@@ -1280,7 +1280,7 @@
         <w:rPr>
           <w:lang w:val="pt_PT" w:bidi="pt_PT"/>
         </w:rPr>
-        <w:t xml:space="preserve"> Entrar na casa dela conduz à morte; é o caminho que desce às sombras dos mortos.</w:t>
+        <w:t xml:space="preserve"> Pois a casa dela conduz à morte, e seus caminhos levam ao mundo dos mortos.</w:t>
       </w:r>
     </w:p>
     <w:p>
@@ -1301,7 +1301,7 @@
         <w:rPr>
           <w:lang w:val="pt_PT" w:bidi="pt_PT"/>
         </w:rPr>
-        <w:t xml:space="preserve"> Quem a procura se perde e jamais encontrará os caminhos da vida.</w:t>
+        <w:t xml:space="preserve"> Os que vão até ela não voltam e não encontram novamente os caminhos da vida.</w:t>
       </w:r>
     </w:p>
     <w:p>
@@ -1322,7 +1322,7 @@
         <w:rPr>
           <w:lang w:val="pt_PT" w:bidi="pt_PT"/>
         </w:rPr>
-        <w:t xml:space="preserve"> A sabedoria, portanto, irá levá-lo a seguir os passos dos bons e permanecer nas veredas dos justos.</w:t>
+        <w:t xml:space="preserve"> Assim você seguirá o caminho dos bons e permanecerá nas veredas dos justos.</w:t>
       </w:r>
     </w:p>
     <w:p>
@@ -1401,7 +1401,7 @@
         <w:rPr>
           <w:lang w:val="pt_PT" w:bidi="pt_PT"/>
         </w:rPr>
-        <w:t xml:space="preserve"> Meu filho, guarda no coração os meus ensinamentos e não se esqueça dos meus mandamentos,</w:t>
+        <w:t xml:space="preserve"> Meu filho, lembre-se dos meus ensinamentos e guarde no coração os meus mandamentos,</w:t>
       </w:r>
     </w:p>
     <w:p>
@@ -1422,7 +1422,7 @@
         <w:rPr>
           <w:lang w:val="pt_PT" w:bidi="pt_PT"/>
         </w:rPr>
-        <w:t xml:space="preserve"> pois prolongarão seus dias e lhe acrescentarão anos de vida e paz.</w:t>
+        <w:t xml:space="preserve"> pois prolongarão seus dias e lhe darão uma vida próspera e cheia de paz.</w:t>
       </w:r>
     </w:p>
     <w:p>
@@ -1443,7 +1443,7 @@
         <w:rPr>
           <w:lang w:val="pt_PT" w:bidi="pt_PT"/>
         </w:rPr>
-        <w:t xml:space="preserve"> Mantenha sempre com você a bondade e a fidelidade; prenda-as como colar e grave-as no seu coração.</w:t>
+        <w:t xml:space="preserve"> Mantenha sempre com você a bondade e a fidelidade; use-as como um adorno e grave-as no seu coração.</w:t>
       </w:r>
     </w:p>
     <w:p>
@@ -1506,7 +1506,7 @@
         <w:rPr>
           <w:lang w:val="pt_PT" w:bidi="pt_PT"/>
         </w:rPr>
-        <w:t xml:space="preserve"> Reconheça-o em todos os seus caminhos, e ele tornará retas as suas veredas.</w:t>
+        <w:t xml:space="preserve"> Reconheça-o em todos os seus caminhos, e ele guiará você pelo caminho certo.</w:t>
       </w:r>
     </w:p>
     <w:p>
@@ -1548,7 +1548,7 @@
         <w:rPr>
           <w:lang w:val="pt_PT" w:bidi="pt_PT"/>
         </w:rPr>
-        <w:t xml:space="preserve"> Isso será cura para seu corpo e vigor para seus ossos.</w:t>
+        <w:t xml:space="preserve"> Isso trará saúde ao seu corpo e força aos seus ossos.</w:t>
       </w:r>
     </w:p>
     <w:p>
@@ -1590,7 +1590,7 @@
         <w:rPr>
           <w:lang w:val="pt_PT" w:bidi="pt_PT"/>
         </w:rPr>
-        <w:t xml:space="preserve"> assim seus celeiros se encherão, e seus lagares transbordarão de vinho.</w:t>
+        <w:t xml:space="preserve"> assim seus celeiros ficarão cheios, e seus depósitos terão vinho em abundância.</w:t>
       </w:r>
     </w:p>
     <w:p>
@@ -1695,7 +1695,7 @@
         <w:rPr>
           <w:lang w:val="pt_PT" w:bidi="pt_PT"/>
         </w:rPr>
-        <w:t xml:space="preserve"> É mais preciosa do que rubis; nenhum dos seus desejos se compara a ela.</w:t>
+        <w:t xml:space="preserve"> Ela é mais preciosa do que qualquer pedra preciosa; nada do que você deseja se compara a ela.</w:t>
       </w:r>
     </w:p>
     <w:p>
@@ -1800,7 +1800,7 @@
         <w:rPr>
           <w:lang w:val="pt_PT" w:bidi="pt_PT"/>
         </w:rPr>
-        <w:t xml:space="preserve"> Pelo seu conhecimento, as fontes profundas se abriram, e do céu goteja o orvalho.</w:t>
+        <w:t xml:space="preserve"> Pelo seu conhecimento, as águas profundas se abriram, e as nuvens deixaram cair o orvalho.</w:t>
       </w:r>
     </w:p>
     <w:p>
@@ -1905,7 +1905,7 @@
         <w:rPr>
           <w:lang w:val="pt_PT" w:bidi="pt_PT"/>
         </w:rPr>
-        <w:t xml:space="preserve"> Não tenha medo do desastre repentino nem da destruição que atinge os perversos.</w:t>
+        <w:t xml:space="preserve"> Não tenha medo do terror repentino nem da destruição que vem sobre os perversos.</w:t>
       </w:r>
     </w:p>
     <w:p>
@@ -1947,7 +1947,7 @@
         <w:rPr>
           <w:lang w:val="pt_PT" w:bidi="pt_PT"/>
         </w:rPr>
-        <w:t xml:space="preserve"> Não deixe de fazer o bem a quem tem direito a ele, quando estiver em seu poder ajudar.</w:t>
+        <w:t xml:space="preserve"> Não deixe de fazer o bem a quem precisa, quando estiver ao seu alcance ajudar.</w:t>
       </w:r>
     </w:p>
     <w:p>
@@ -1968,7 +1968,7 @@
         <w:rPr>
           <w:lang w:val="pt_PT" w:bidi="pt_PT"/>
         </w:rPr>
-        <w:t xml:space="preserve"> Se você pode ajudar o seu vizinho hoje, não lhe diga: "Volte amanhã, e eu lhe darei algo".</w:t>
+        <w:t xml:space="preserve"> Se você pode ajudar o seu vizinho hoje, não lhe diga: “Volte amanhã, e eu lhe darei algo”.</w:t>
       </w:r>
     </w:p>
     <w:p>
@@ -2010,7 +2010,7 @@
         <w:rPr>
           <w:lang w:val="pt_PT" w:bidi="pt_PT"/>
         </w:rPr>
-        <w:t xml:space="preserve"> Não contende sem motivo com quem não lhe fez mal.</w:t>
+        <w:t xml:space="preserve"> Não brigue sem motivo com quem não fez nenhum mal a você.</w:t>
       </w:r>
     </w:p>
     <w:p>
@@ -2052,7 +2052,7 @@
         <w:rPr>
           <w:lang w:val="pt_PT" w:bidi="pt_PT"/>
         </w:rPr>
-        <w:t xml:space="preserve"> Pois o SENHOR abomina os perversos, mas revela seu conselho aos justos.</w:t>
+        <w:t xml:space="preserve"> Pois o SENHOR rejeita os perversos, mas é amigo dos justos.</w:t>
       </w:r>
     </w:p>
     <w:p>
@@ -2094,7 +2094,7 @@
         <w:rPr>
           <w:lang w:val="pt_PT" w:bidi="pt_PT"/>
         </w:rPr>
-        <w:t xml:space="preserve"> Ele zomba dos que zombam, mas dá graça aos humildes.</w:t>
+        <w:t xml:space="preserve"> Ele zomba dos que zombam, mas mostra favor aos humildes.</w:t>
       </w:r>
     </w:p>
     <w:p>
@@ -2173,7 +2173,7 @@
         <w:rPr>
           <w:lang w:val="pt_PT" w:bidi="pt_PT"/>
         </w:rPr>
-        <w:t xml:space="preserve"> É bom o ensino que estou lhes oferecendo; não deixem de lado a minha instrução.</w:t>
+        <w:t xml:space="preserve"> Pois o que eu ensino é bom; portanto, não abandonem o meu ensino.</w:t>
       </w:r>
     </w:p>
     <w:p>
@@ -2194,7 +2194,7 @@
         <w:rPr>
           <w:lang w:val="pt_PT" w:bidi="pt_PT"/>
         </w:rPr>
-        <w:t xml:space="preserve"> Eu também fui filho de meu pai, ainda jovem, o único diante de minha mãe.</w:t>
+        <w:t xml:space="preserve"> Quando eu era ainda menino na casa de meu pai, filho único e amado por minha mãe,</w:t>
       </w:r>
     </w:p>
     <w:p>
@@ -2215,7 +2215,7 @@
         <w:rPr>
           <w:lang w:val="pt_PT" w:bidi="pt_PT"/>
         </w:rPr>
-        <w:t xml:space="preserve"> Meu pai me ensinava e dizia: "Guarde minhas palavras no seu coração; pratique meus mandamentos e você viverá.</w:t>
+        <w:t xml:space="preserve"> meu pai me ensinava e dizia: “Guarde minhas palavras no seu coração; pratique meus mandamentos e você viverá.</w:t>
       </w:r>
     </w:p>
     <w:p>
@@ -2278,7 +2278,7 @@
         <w:rPr>
           <w:lang w:val="pt_PT" w:bidi="pt_PT"/>
         </w:rPr>
-        <w:t xml:space="preserve"> O princípio da sabedoria é este: adquira sabedoria; com tudo o que você possui, adquira entendimento.</w:t>
+        <w:t xml:space="preserve"> A coisa mais importante é buscar sabedoria; com tudo o que você possui, busque entendimento.</w:t>
       </w:r>
     </w:p>
     <w:p>
@@ -2299,7 +2299,7 @@
         <w:rPr>
           <w:lang w:val="pt_PT" w:bidi="pt_PT"/>
         </w:rPr>
-        <w:t xml:space="preserve"> Valorize a sabedoria, e ela o valorizará; abrace-a, e ela lhe dará honra.</w:t>
+        <w:t xml:space="preserve"> Valorize a sabedoria, e ela valorizará você; honre-a, e ela lhe dará honra.</w:t>
       </w:r>
     </w:p>
     <w:p>
@@ -2320,7 +2320,7 @@
         <w:rPr>
           <w:lang w:val="pt_PT" w:bidi="pt_PT"/>
         </w:rPr>
-        <w:t xml:space="preserve"> Ela colocará sobre sua cabeça uma bela grinalda e lhe entregará uma coroa de honra".</w:t>
+        <w:t xml:space="preserve"> Ela colocará um enfeite especial em sua cabeça e lhe dará uma coroa de honra”.</w:t>
       </w:r>
     </w:p>
     <w:p>
@@ -2383,7 +2383,7 @@
         <w:rPr>
           <w:lang w:val="pt_PT" w:bidi="pt_PT"/>
         </w:rPr>
-        <w:t xml:space="preserve"> Quando você andar por elas, seus passos não encontrarão obstáculos; se correr, você não cairá.</w:t>
+        <w:t xml:space="preserve"> Quando você andar por elas, seus passos não serão impedidos; quando correr, não tropeçará.</w:t>
       </w:r>
     </w:p>
     <w:p>
@@ -2404,7 +2404,7 @@
         <w:rPr>
           <w:lang w:val="pt_PT" w:bidi="pt_PT"/>
         </w:rPr>
-        <w:t xml:space="preserve"> Segure firme a instrução, não a solte; guarde-a bem, pois ela é sua vida.</w:t>
+        <w:t xml:space="preserve"> Segure firme a instrução, não a solte; guarde-a bem, pois ela preservará sua vida.</w:t>
       </w:r>
     </w:p>
     <w:p>
@@ -2509,7 +2509,7 @@
         <w:rPr>
           <w:lang w:val="pt_PT" w:bidi="pt_PT"/>
         </w:rPr>
-        <w:t xml:space="preserve"> A estrada do justo é como a luz do amanhecer; seu brilho aumenta até ser dia pleno.</w:t>
+        <w:t xml:space="preserve"> A estrada do justo é como a luz do amanhecer, que fica cada vez mais forte até o dia clarear completamente.</w:t>
       </w:r>
     </w:p>
     <w:p>
@@ -2572,7 +2572,7 @@
         <w:rPr>
           <w:lang w:val="pt_PT" w:bidi="pt_PT"/>
         </w:rPr>
-        <w:t xml:space="preserve"> Não deixe que elas se afastem de seus olhos; guarde-as lá no fundo do seu coração.</w:t>
+        <w:t xml:space="preserve"> Não as perca de vista; conserve-as dentro do seu coração.</w:t>
       </w:r>
     </w:p>
     <w:p>
@@ -2593,7 +2593,7 @@
         <w:rPr>
           <w:lang w:val="pt_PT" w:bidi="pt_PT"/>
         </w:rPr>
-        <w:t xml:space="preserve"> Elas dão vida a quem as encontra e são cura para todo o corpo.</w:t>
+        <w:t xml:space="preserve"> Elas dão vida a quem as encontra e trazem saúde ao corpo.</w:t>
       </w:r>
     </w:p>
     <w:p>
@@ -2614,7 +2614,7 @@
         <w:rPr>
           <w:lang w:val="pt_PT" w:bidi="pt_PT"/>
         </w:rPr>
-        <w:t xml:space="preserve"> Sobretudo, guarde o coração, pois dele procedem as fontes da vida.</w:t>
+        <w:t xml:space="preserve"> Acima de tudo, proteja o seu coração, pois dele vem a direção da sua vida.</w:t>
       </w:r>
     </w:p>
     <w:p>
@@ -2677,7 +2677,7 @@
         <w:rPr>
           <w:lang w:val="pt_PT" w:bidi="pt_PT"/>
         </w:rPr>
-        <w:t xml:space="preserve"> Prepare bem o caminho por onde anda, e todos os seus passos serão firmes.</w:t>
+        <w:t xml:space="preserve"> Pense bem no caminho que você segue, e seus passos serão firmes.</w:t>
       </w:r>
     </w:p>
     <w:p>
@@ -2777,7 +2777,7 @@
         <w:rPr>
           <w:lang w:val="pt_PT" w:bidi="pt_PT"/>
         </w:rPr>
-        <w:t xml:space="preserve"> Os lábios da mulher imoral parecem gotejar mel, e suas palavras soam suaves como azeite.</w:t>
+        <w:t xml:space="preserve"> Pois os lábios da mulher imoral parecem gotejar mel, e suas palavras são suaves como azeite.</w:t>
       </w:r>
     </w:p>
     <w:p>
@@ -2798,7 +2798,7 @@
         <w:rPr>
           <w:lang w:val="pt_PT" w:bidi="pt_PT"/>
         </w:rPr>
-        <w:t xml:space="preserve"> Contudo, no final, são amargas como absinto e cortam como espada de dois gumes.</w:t>
+        <w:t xml:space="preserve"> Mas no fim elas se tornam amargas como absinto e ferem como uma espada afiada.</w:t>
       </w:r>
     </w:p>
     <w:p>
@@ -2819,7 +2819,7 @@
         <w:rPr>
           <w:lang w:val="pt_PT" w:bidi="pt_PT"/>
         </w:rPr>
-        <w:t xml:space="preserve"> Seus pés conduzem à morte; seus passos levam direto para a sepultura.</w:t>
+        <w:t xml:space="preserve"> Seus pés descem para a morte; seus passos levam ao mundo dos mortos.</w:t>
       </w:r>
     </w:p>
     <w:p>
@@ -2840,7 +2840,7 @@
         <w:rPr>
           <w:lang w:val="pt_PT" w:bidi="pt_PT"/>
         </w:rPr>
-        <w:t xml:space="preserve"> Ela não se preocupa com o caminho da vida; seus caminhos são instáveis, e ela nem percebe.</w:t>
+        <w:t xml:space="preserve"> Ela não pensa no caminho da vida; seus caminhos são instáveis, e ela não percebe isso.</w:t>
       </w:r>
     </w:p>
     <w:p>
@@ -2903,7 +2903,7 @@
         <w:rPr>
           <w:lang w:val="pt_PT" w:bidi="pt_PT"/>
         </w:rPr>
-        <w:t xml:space="preserve"> Assim você não entregará sua honra aos outros, nem seus anos a pessoas cruéis.</w:t>
+        <w:t xml:space="preserve"> Assim você não entregará sua honra a outros, nem seus anos a pessoas cruéis.</w:t>
       </w:r>
     </w:p>
     <w:p>
@@ -2924,7 +2924,7 @@
         <w:rPr>
           <w:lang w:val="pt_PT" w:bidi="pt_PT"/>
         </w:rPr>
-        <w:t xml:space="preserve"> Estranhos não se alimentarão do fruto do seu trabalho, nem outros aproveitarão o que você ganhou com esforço.</w:t>
+        <w:t xml:space="preserve"> Estranhos não desfrutarão do resultado do seu trabalho, nem outros ficarão com aquilo que você conquistou.</w:t>
       </w:r>
     </w:p>
     <w:p>
@@ -2966,7 +2966,7 @@
         <w:rPr>
           <w:lang w:val="pt_PT" w:bidi="pt_PT"/>
         </w:rPr>
-        <w:t xml:space="preserve"> nem dirá: "Como rejeitei a disciplina! Meu coração desprezou a correção.</w:t>
+        <w:t xml:space="preserve"> nem dirá: “Como rejeitei a disciplina! Meu coração desprezou a correção.</w:t>
       </w:r>
     </w:p>
     <w:p>
@@ -3008,7 +3008,7 @@
         <w:rPr>
           <w:lang w:val="pt_PT" w:bidi="pt_PT"/>
         </w:rPr>
-        <w:t xml:space="preserve"> Quase caí em ruína total diante de toda a comunidade".</w:t>
+        <w:t xml:space="preserve"> Quase cheguei à ruína total diante de toda a comunidade”.</w:t>
       </w:r>
     </w:p>
     <w:p>
@@ -3050,7 +3050,7 @@
         <w:rPr>
           <w:lang w:val="pt_PT" w:bidi="pt_PT"/>
         </w:rPr>
-        <w:t xml:space="preserve"> Por que deixar que suas fontes se derramem pelas ruas e seus ribeiros corram pelas praças?</w:t>
+        <w:t xml:space="preserve"> Por que deixar que suas fontes corram pelas ruas e seus riachos se espalhem pelas praças?</w:t>
       </w:r>
     </w:p>
     <w:p>
@@ -3071,7 +3071,7 @@
         <w:rPr>
           <w:lang w:val="pt_PT" w:bidi="pt_PT"/>
         </w:rPr>
-        <w:t xml:space="preserve"> Que pertençam somente a você, e não sejam partilhados com estranhos.</w:t>
+        <w:t xml:space="preserve"> Que sejam somente seus, e não divididos com pessoas de fora.</w:t>
       </w:r>
     </w:p>
     <w:p>
@@ -3092,7 +3092,7 @@
         <w:rPr>
           <w:lang w:val="pt_PT" w:bidi="pt_PT"/>
         </w:rPr>
-        <w:t xml:space="preserve"> Que sua fonte seja abençoada; seja feliz com a mulher da sua juventude.</w:t>
+        <w:t xml:space="preserve"> Que sua união seja abençoada; alegre-se com a esposa da sua juventude.</w:t>
       </w:r>
     </w:p>
     <w:p>
@@ -3113,7 +3113,7 @@
         <w:rPr>
           <w:lang w:val="pt_PT" w:bidi="pt_PT"/>
         </w:rPr>
-        <w:t xml:space="preserve"> Ela é como gazela amorosa, como corça graciosa; que seus seios o satisfaçam sempre e que seus carinhos o deixem inebriado continuamente!</w:t>
+        <w:t xml:space="preserve"> Ela é como uma gazela amorosa, como uma corça bonita; que os seios dela satisfaçam você sempre e que seus carinhos o alegrem continuamente.</w:t>
       </w:r>
     </w:p>
     <w:p>
@@ -3134,7 +3134,7 @@
         <w:rPr>
           <w:lang w:val="pt_PT" w:bidi="pt_PT"/>
         </w:rPr>
-        <w:t xml:space="preserve"> Por que, meu filho, deixar-se seduzir por mulher imoral ou abraçar o seio de uma mulher estranha?</w:t>
+        <w:t xml:space="preserve"> Por que, meu filho, deixar-se seduzir por uma mulher imoral e se envolver com uma mulher estranha?</w:t>
       </w:r>
     </w:p>
     <w:p>
@@ -3176,7 +3176,7 @@
         <w:rPr>
           <w:lang w:val="pt_PT" w:bidi="pt_PT"/>
         </w:rPr>
-        <w:t xml:space="preserve"> O ímpio fica preso em suas próprias maldades; as cordas do seu pecado o amarram.</w:t>
+        <w:t xml:space="preserve"> O homem mau fica preso em seus próprios erros; seus pecados o prendem como cordas.</w:t>
       </w:r>
     </w:p>
     <w:p>
@@ -3197,7 +3197,7 @@
         <w:rPr>
           <w:lang w:val="pt_PT" w:bidi="pt_PT"/>
         </w:rPr>
-        <w:t xml:space="preserve"> Ele morrerá porque não teve disciplina e se perderá por causa de sua grande insensatez.</w:t>
+        <w:t xml:space="preserve"> Ele morrerá porque rejeitou a disciplina e se perderá por causa da sua própria falta de entendimento.</w:t>
       </w:r>
     </w:p>
     <w:p>
@@ -3255,7 +3255,7 @@
         <w:rPr>
           <w:lang w:val="pt_PT" w:bidi="pt_PT"/>
         </w:rPr>
-        <w:t xml:space="preserve"> ficando preso ao que disse e obrigado a cumprir esse compromisso,</w:t>
+        <w:t xml:space="preserve"> você ficou preso pelas suas próprias palavras e se comprometeu com essa promessa,</w:t>
       </w:r>
     </w:p>
     <w:p>
@@ -3276,7 +3276,7 @@
         <w:rPr>
           <w:lang w:val="pt_PT" w:bidi="pt_PT"/>
         </w:rPr>
-        <w:t xml:space="preserve"> faça o seguinte para se livrar, meu filho, pois você está nas mãos do seu próximo: vá, humilhe-se e insista com ele.</w:t>
+        <w:t xml:space="preserve"> faça isto para se livrar, meu filho, pois você depende dessa pessoa: vá, humilhe-se e insista com ela.</w:t>
       </w:r>
     </w:p>
     <w:p>
@@ -3318,7 +3318,7 @@
         <w:rPr>
           <w:lang w:val="pt_PT" w:bidi="pt_PT"/>
         </w:rPr>
-        <w:t xml:space="preserve"> Livre-se como a gazela que escapa do caçador, como a ave que foge do laço.</w:t>
+        <w:t xml:space="preserve"> Fuja para se livrar, como a gazela que escapa do caçador, como a ave que foge da armadilha.</w:t>
       </w:r>
     </w:p>
     <w:p>
@@ -3339,7 +3339,7 @@
         <w:rPr>
           <w:lang w:val="pt_PT" w:bidi="pt_PT"/>
         </w:rPr>
-        <w:t xml:space="preserve"> Preguiçoso, aprenda com a formiga; observe os caminhos dela e tenha sabedoria.</w:t>
+        <w:t xml:space="preserve"> Você que é preguiçoso, olhe para a formiga; veja como ela trabalha e aprenda a agir com sabedoria.</w:t>
       </w:r>
     </w:p>
     <w:p>
@@ -3444,7 +3444,7 @@
         <w:rPr>
           <w:lang w:val="pt_PT" w:bidi="pt_PT"/>
         </w:rPr>
-        <w:t xml:space="preserve"> e a sua pobreza virá como um ladrão, e a sua necessidade chegará como um homem armado.</w:t>
+        <w:t xml:space="preserve"> e sua pobreza virá como um ladrão, e sua necessidade chegará como um homem armado.</w:t>
       </w:r>
     </w:p>
     <w:p>
@@ -3486,7 +3486,7 @@
         <w:rPr>
           <w:lang w:val="pt_PT" w:bidi="pt_PT"/>
         </w:rPr>
-        <w:t xml:space="preserve"> Para isso, pisca um olho, move um pé e faz sinais com os dedos.</w:t>
+        <w:t xml:space="preserve"> Para isso, pisca os olhos, faz sinais com os pés e indica coisas com os dedos.</w:t>
       </w:r>
     </w:p>
     <w:p>
@@ -3528,7 +3528,7 @@
         <w:rPr>
           <w:lang w:val="pt_PT" w:bidi="pt_PT"/>
         </w:rPr>
-        <w:t xml:space="preserve"> Por isso a sua ruína virá de repente; num instante será irremediavelmente despedaçado.</w:t>
+        <w:t xml:space="preserve"> Por isso sua destruição virá de repente; ele será destruído sem ter como escapar.</w:t>
       </w:r>
     </w:p>
     <w:p>
@@ -3570,7 +3570,7 @@
         <w:rPr>
           <w:lang w:val="pt_PT" w:bidi="pt_PT"/>
         </w:rPr>
-        <w:t xml:space="preserve"> olhos arrogantes, língua mentirosa e mãos sujas de sangue inocente;</w:t>
+        <w:t xml:space="preserve"> olhos arrogantes, língua mentirosa e mãos que derramam sangue inocente;</w:t>
       </w:r>
     </w:p>
     <w:p>
@@ -3654,7 +3654,7 @@
         <w:rPr>
           <w:lang w:val="pt_PT" w:bidi="pt_PT"/>
         </w:rPr>
-        <w:t xml:space="preserve"> Amarre-os sempre ao seu coração; pendure-os ao pescoço.</w:t>
+        <w:t xml:space="preserve"> Guarde-os sempre no coração e mantenha-os perto de você.</w:t>
       </w:r>
     </w:p>
     <w:p>
@@ -3675,7 +3675,7 @@
         <w:rPr>
           <w:lang w:val="pt_PT" w:bidi="pt_PT"/>
         </w:rPr>
-        <w:t xml:space="preserve"> Quando você caminhar, eles lhe serão como guia; quando dormir, serão sua proteção; quando acordar, falarão com você.</w:t>
+        <w:t xml:space="preserve"> Quando você andar, eles o guiarão; quando dormir, cuidarão de você; quando acordar, lhe darão conselhos.</w:t>
       </w:r>
     </w:p>
     <w:p>
@@ -3717,7 +3717,7 @@
         <w:rPr>
           <w:lang w:val="pt_PT" w:bidi="pt_PT"/>
         </w:rPr>
-        <w:t xml:space="preserve"> eles serão sua proteção contra a mulher imoral e contra as palavras suaves da mulher estranha.</w:t>
+        <w:t xml:space="preserve"> eles o protegerão da mulher imoral e das palavras sedutoras da mulher estranha.</w:t>
       </w:r>
     </w:p>
     <w:p>
@@ -3759,7 +3759,7 @@
         <w:rPr>
           <w:lang w:val="pt_PT" w:bidi="pt_PT"/>
         </w:rPr>
-        <w:t xml:space="preserve"> Por causa de uma prostituta, o homem pode acabar com apenas um pedaço de pão, mas a mulher adúltera caça uma vida preciosa.</w:t>
+        <w:t xml:space="preserve"> Por causa de uma prostituta, o homem pode acabar com apenas um pedaço de pão; e a mulher adúltera procura destruir uma vida preciosa.</w:t>
       </w:r>
     </w:p>
     <w:p>
@@ -3843,7 +3843,7 @@
         <w:rPr>
           <w:lang w:val="pt_PT" w:bidi="pt_PT"/>
         </w:rPr>
-        <w:t xml:space="preserve"> Não se despreza o ladrão quando ele rouba para matar a fome.</w:t>
+        <w:t xml:space="preserve"> Não se despreza o ladrão quando ele rouba para matar a fome,</w:t>
       </w:r>
     </w:p>
     <w:p>
@@ -3864,7 +3864,7 @@
         <w:rPr>
           <w:lang w:val="pt_PT" w:bidi="pt_PT"/>
         </w:rPr>
-        <w:t xml:space="preserve"> Contudo, se for apanhado, pagará sete vezes mais, ainda que para isso tenha de dar tudo o que possui.</w:t>
+        <w:t xml:space="preserve"> mas, se for pego, terá de pagar sete vezes mais, mesmo que perca tudo o que possui.</w:t>
       </w:r>
     </w:p>
     <w:p>
@@ -3927,7 +3927,7 @@
         <w:rPr>
           <w:lang w:val="pt_PT" w:bidi="pt_PT"/>
         </w:rPr>
-        <w:t xml:space="preserve"> Pois a ira do marido se acende com o ciúme, e ele não terá compaixão no dia da vingança.</w:t>
+        <w:t xml:space="preserve"> Pois o ciúme do marido desperta sua ira, e ele não terá misericórdia quando buscar justiça.</w:t>
       </w:r>
     </w:p>
     <w:p>
@@ -4006,7 +4006,7 @@
         <w:rPr>
           <w:lang w:val="pt_PT" w:bidi="pt_PT"/>
         </w:rPr>
-        <w:t xml:space="preserve"> Pratique meus mandamentos, e você viverá; preserve minha instrução como a menina dos seus olhos.</w:t>
+        <w:t xml:space="preserve"> Guarde meus mandamentos, e você viverá; proteja minha instrução como a menina dos seus olhos.</w:t>
       </w:r>
     </w:p>
     <w:p>
@@ -4048,7 +4048,7 @@
         <w:rPr>
           <w:lang w:val="pt_PT" w:bidi="pt_PT"/>
         </w:rPr>
-        <w:t xml:space="preserve"> Declare à sabedoria: "Você é minha irmã", e trate o entendimento como um parente próximo.</w:t>
+        <w:t xml:space="preserve"> Diga à sabedoria: “Você é minha irmã”, e trate o entendimento como alguém da sua família.</w:t>
       </w:r>
     </w:p>
     <w:p>
@@ -4069,7 +4069,7 @@
         <w:rPr>
           <w:lang w:val="pt_PT" w:bidi="pt_PT"/>
         </w:rPr>
-        <w:t xml:space="preserve"> Assim eles o protegerão da mulher imoral, da estranha que seduz com suas palavras.</w:t>
+        <w:t xml:space="preserve"> Assim eles o protegerão da mulher imoral, daquela que seduz com suas palavras.</w:t>
       </w:r>
     </w:p>
     <w:p>
@@ -4111,7 +4111,7 @@
         <w:rPr>
           <w:lang w:val="pt_PT" w:bidi="pt_PT"/>
         </w:rPr>
-        <w:t xml:space="preserve"> e, entre os jovens inexperientes, notei um rapaz sem discernimento.</w:t>
+        <w:t xml:space="preserve"> e vi entre os jovens inexperientes um rapaz sem juízo.</w:t>
       </w:r>
     </w:p>
     <w:p>
@@ -4132,7 +4132,7 @@
         <w:rPr>
           <w:lang w:val="pt_PT" w:bidi="pt_PT"/>
         </w:rPr>
-        <w:t xml:space="preserve"> Ao passar pela esquina onde morava certa mulher, seguiu na direção da casa dela.</w:t>
+        <w:t xml:space="preserve"> Ele passou pela esquina perto da casa dela e seguiu em direção à sua casa.</w:t>
       </w:r>
     </w:p>
     <w:p>
@@ -4174,7 +4174,7 @@
         <w:rPr>
           <w:lang w:val="pt_PT" w:bidi="pt_PT"/>
         </w:rPr>
-        <w:t xml:space="preserve"> Então a mulher saiu ao encontro dele, vestida como prostituta e com intenções enganosas no coração.</w:t>
+        <w:t xml:space="preserve"> Então uma mulher foi ao encontro dele, com aparência de prostituta e coração cheio de intenções enganosas.</w:t>
       </w:r>
     </w:p>
     <w:p>
@@ -4195,7 +4195,7 @@
         <w:rPr>
           <w:lang w:val="pt_PT" w:bidi="pt_PT"/>
         </w:rPr>
-        <w:t xml:space="preserve"> Ela era barulhenta e inquieta; raramente permanecia em casa.</w:t>
+        <w:t xml:space="preserve"> Ela era agitada e rebelde; não conseguia ficar em casa.</w:t>
       </w:r>
     </w:p>
     <w:p>
@@ -4258,7 +4258,7 @@
         <w:rPr>
           <w:lang w:val="pt_PT" w:bidi="pt_PT"/>
         </w:rPr>
-        <w:t xml:space="preserve"> "Hoje apresentei ofertas de paz e cumpri os votos que havia prometido.</w:t>
+        <w:t xml:space="preserve"> "Hoje apresentei ofertas de paz e cumpri meus votos.</w:t>
       </w:r>
     </w:p>
     <w:p>
@@ -4300,7 +4300,7 @@
         <w:rPr>
           <w:lang w:val="pt_PT" w:bidi="pt_PT"/>
         </w:rPr>
-        <w:t xml:space="preserve"> Arrumei minha cama com cobertas decoradas e tecidos finos vindos do Egito.</w:t>
+        <w:t xml:space="preserve"> Enfeitei minha cama com cobertas bonitas e tecidos finos do Egito.</w:t>
       </w:r>
     </w:p>
     <w:p>
@@ -4384,7 +4384,7 @@
         <w:rPr>
           <w:lang w:val="pt_PT" w:bidi="pt_PT"/>
         </w:rPr>
-        <w:t xml:space="preserve"> Saiu com uma bolsa cheia de prata e só voltará na época da lua cheia".</w:t>
+        <w:t xml:space="preserve"> Ele levou uma bolsa cheia de prata e só voltará no dia marcado.</w:t>
       </w:r>
     </w:p>
     <w:p>
@@ -4426,7 +4426,7 @@
         <w:rPr>
           <w:lang w:val="pt_PT" w:bidi="pt_PT"/>
         </w:rPr>
-        <w:t xml:space="preserve"> Ele foi atrás dela imediatamente, como boi levado ao abate, ou como animal que caminha para a armadilha,</w:t>
+        <w:t xml:space="preserve"> Ele foi atrás dela imediatamente, como um boi levado ao abate, ou como um animal preso numa armadilha,</w:t>
       </w:r>
     </w:p>
     <w:p>
@@ -4447,7 +4447,7 @@
         <w:rPr>
           <w:lang w:val="pt_PT" w:bidi="pt_PT"/>
         </w:rPr>
-        <w:t xml:space="preserve"> sendo logo atingido por uma flecha no fígado, ou como ave que voa para a rede sem saber que sua vida está em risco.</w:t>
+        <w:t xml:space="preserve"> até que uma flecha atinge seu fígado; ou como uma ave que voa para a rede sem saber que isso lhe custará a vida.</w:t>
       </w:r>
     </w:p>
     <w:p>
@@ -4510,7 +4510,7 @@
         <w:rPr>
           <w:lang w:val="pt_PT" w:bidi="pt_PT"/>
         </w:rPr>
-        <w:t xml:space="preserve"> Muitos já foram derrubados por ela; grande é o número dos que morreram em suas mãos.</w:t>
+        <w:t xml:space="preserve"> Muitos já foram destruídos por causa dela; grande é o número dos que perderam a vida por esse caminho.</w:t>
       </w:r>
     </w:p>
     <w:p>
@@ -4531,7 +4531,7 @@
         <w:rPr>
           <w:lang w:val="pt_PT" w:bidi="pt_PT"/>
         </w:rPr>
-        <w:t xml:space="preserve"> A casa dela é uma estrada que leva à sepultura, descendo às moradas da morte.</w:t>
+        <w:t xml:space="preserve"> A casa dela é um caminho que leva à sepultura, descendo ao lugar dos mortos.</w:t>
       </w:r>
     </w:p>
     <w:p>
@@ -4568,7 +4568,7 @@
         <w:rPr>
           <w:lang w:val="pt_PT" w:bidi="pt_PT"/>
         </w:rPr>
-        <w:t xml:space="preserve"> A Sabedoria clama, e o entendimento ergue a voz.</w:t>
+        <w:t xml:space="preserve"> A sabedoria chama, e o entendimento levanta a voz.</w:t>
       </w:r>
     </w:p>
     <w:p>
@@ -4589,7 +4589,7 @@
         <w:rPr>
           <w:lang w:val="pt_PT" w:bidi="pt_PT"/>
         </w:rPr>
-        <w:t xml:space="preserve"> Ela se coloca no alto das colinas, à beira do caminho, nos cruzamentos.</w:t>
+        <w:t xml:space="preserve"> Ela fica no alto dos lugares elevados, junto ao caminho e nos cruzamentos.</w:t>
       </w:r>
     </w:p>
     <w:p>
@@ -4652,7 +4652,7 @@
         <w:rPr>
           <w:lang w:val="pt_PT" w:bidi="pt_PT"/>
         </w:rPr>
-        <w:t xml:space="preserve"> Vocês, que ainda não têm experiência, aprendam a ter prudência; vocês, que são tolos, adquiram bom senso.</w:t>
+        <w:t xml:space="preserve"> Vocês, que não têm experiência, entendam a prudência; vocês, que não têm entendimento, adquiram bom senso.</w:t>
       </w:r>
     </w:p>
     <w:p>
@@ -4778,7 +4778,7 @@
         <w:rPr>
           <w:lang w:val="pt_PT" w:bidi="pt_PT"/>
         </w:rPr>
-        <w:t xml:space="preserve"> Pois a sabedoria vale mais que rubis; nada do que se deseja pode se comparar a ela.</w:t>
+        <w:t xml:space="preserve"> Pois a sabedoria vale mais do que qualquer pedra preciosa; nada do que você deseja se compara a ela.</w:t>
       </w:r>
     </w:p>
     <w:p>
@@ -4820,7 +4820,7 @@
         <w:rPr>
           <w:lang w:val="pt_PT" w:bidi="pt_PT"/>
         </w:rPr>
-        <w:t xml:space="preserve"> Temer o SENHOR é o mesmo que odiar o mal; eu odeio o orgulho e a arrogância, o mau caminho e as palavras perversas.</w:t>
+        <w:t xml:space="preserve"> Temer o SENHOR é o mesmo que odiar o mal; por isso odeio o orgulho, a arrogância, o caminho mau e as palavras perversas.</w:t>
       </w:r>
     </w:p>
     <w:p>
@@ -4883,7 +4883,7 @@
         <w:rPr>
           <w:lang w:val="pt_PT" w:bidi="pt_PT"/>
         </w:rPr>
-        <w:t xml:space="preserve"> Por meio de mim governam os líderes e todos os juízes que julgam a terra.</w:t>
+        <w:t xml:space="preserve"> Por meio de mim, os príncipes governam, e os nobres, assim como todos os juízes, julgam com justiça.</w:t>
       </w:r>
     </w:p>
     <w:p>
@@ -4925,7 +4925,7 @@
         <w:rPr>
           <w:lang w:val="pt_PT" w:bidi="pt_PT"/>
         </w:rPr>
-        <w:t xml:space="preserve"> Tenho riquezas e honra, prosperidade duradoura e justiça.</w:t>
+        <w:t xml:space="preserve"> Comigo estão riquezas e honra, bens duradouros e justiça.</w:t>
       </w:r>
     </w:p>
     <w:p>
@@ -4988,7 +4988,7 @@
         <w:rPr>
           <w:lang w:val="pt_PT" w:bidi="pt_PT"/>
         </w:rPr>
-        <w:t xml:space="preserve"> Aos que me amam concedo bens e encho os seus tesouros.</w:t>
+        <w:t xml:space="preserve"> Aos que me amam dou uma herança e encho os seus tesouros.</w:t>
       </w:r>
     </w:p>
     <w:p>
@@ -5009,7 +5009,7 @@
         <w:rPr>
           <w:lang w:val="pt_PT" w:bidi="pt_PT"/>
         </w:rPr>
-        <w:t xml:space="preserve"> O SENHOR me estabeleceu no início de sua obra, antes de tudo o que realizou desde os tempos antigos.</w:t>
+        <w:t xml:space="preserve"> O SENHOR me possuía no início de sua obra, antes de tudo o que fez desde os tempos antigos.</w:t>
       </w:r>
     </w:p>
     <w:p>
@@ -5030,7 +5030,7 @@
         <w:rPr>
           <w:lang w:val="pt_PT" w:bidi="pt_PT"/>
         </w:rPr>
-        <w:t xml:space="preserve"> Ele me formou desde a eternidade, no começo, antes de existir a terra.</w:t>
+        <w:t xml:space="preserve"> Fui estabelecida desde a eternidade, desde o começo, antes de existir a terra.</w:t>
       </w:r>
     </w:p>
     <w:p>
@@ -5051,7 +5051,7 @@
         <w:rPr>
           <w:lang w:val="pt_PT" w:bidi="pt_PT"/>
         </w:rPr>
-        <w:t xml:space="preserve"> Fui gerada antes dos abismos, antes das fontes cheias de água,</w:t>
+        <w:t xml:space="preserve"> Eu existia antes dos abismos, antes das fontes cheias de água,</w:t>
       </w:r>
     </w:p>
     <w:p>
@@ -5114,7 +5114,7 @@
         <w:rPr>
           <w:lang w:val="pt_PT" w:bidi="pt_PT"/>
         </w:rPr>
-        <w:t xml:space="preserve"> Lá estava eu enquanto ele preparava os céus; enquanto desenhava o horizonte sobre a face do abismo;</w:t>
+        <w:t xml:space="preserve"> Eu estava lá quando ele preparava os céus e marcava o limite do horizonte sobre o abismo;</w:t>
       </w:r>
     </w:p>
     <w:p>
@@ -5177,7 +5177,7 @@
         <w:rPr>
           <w:lang w:val="pt_PT" w:bidi="pt_PT"/>
         </w:rPr>
-        <w:t xml:space="preserve"> eu estava ao seu lado como uma artesã; dia após dia eu era a sua alegria, sempre me alegrando diante dele.</w:t>
+        <w:t xml:space="preserve"> eu estava ao seu lado como alguém que trabalha com ele; todos os dias eu era sua alegria, sempre me alegrando diante dele.</w:t>
       </w:r>
     </w:p>
     <w:p>
@@ -5198,7 +5198,7 @@
         <w:rPr>
           <w:lang w:val="pt_PT" w:bidi="pt_PT"/>
         </w:rPr>
-        <w:t xml:space="preserve"> Divertia-me com o mundo que ele formou e tinha prazer na humanidade.</w:t>
+        <w:t xml:space="preserve"> Eu me alegrava com o mundo que ele criou e tinha prazer na humanidade.</w:t>
       </w:r>
     </w:p>
     <w:p>
@@ -5303,7 +5303,7 @@
         <w:rPr>
           <w:lang w:val="pt_PT" w:bidi="pt_PT"/>
         </w:rPr>
-        <w:t xml:space="preserve"> Mas quem pecar contra mim prejudicará a si mesmo; todos os que me odeiam amam a morte".</w:t>
+        <w:t xml:space="preserve"> Mas quem me rejeita prejudica a si mesmo; todos os que me odeiam amam a morte”.</w:t>
       </w:r>
     </w:p>
     <w:p>
@@ -5340,7 +5340,7 @@
         <w:rPr>
           <w:lang w:val="pt_PT" w:bidi="pt_PT"/>
         </w:rPr>
-        <w:t xml:space="preserve"> A Sabedoria construiu sua casa; ergueu sete colunas para sustentá-la.</w:t>
+        <w:t xml:space="preserve"> A sabedoria construiu sua casa e preparou sete colunas.</w:t>
       </w:r>
     </w:p>
     <w:p>
@@ -5361,7 +5361,7 @@
         <w:rPr>
           <w:lang w:val="pt_PT" w:bidi="pt_PT"/>
         </w:rPr>
-        <w:t xml:space="preserve"> Preparou animais para a refeição, misturou o vinho e organizou a mesa.</w:t>
+        <w:t xml:space="preserve"> Preparou a carne, misturou o vinho e arrumou a mesa.</w:t>
       </w:r>
     </w:p>
     <w:p>
@@ -5382,7 +5382,7 @@
         <w:rPr>
           <w:lang w:val="pt_PT" w:bidi="pt_PT"/>
         </w:rPr>
-        <w:t xml:space="preserve"> Depois enviou suas servas para anunciar desde as partes mais altas da cidade:</w:t>
+        <w:t xml:space="preserve"> Depois enviou suas servas para anunciar nos lugares mais altos da cidade:</w:t>
       </w:r>
     </w:p>
     <w:p>
@@ -5403,7 +5403,7 @@
         <w:rPr>
           <w:lang w:val="pt_PT" w:bidi="pt_PT"/>
         </w:rPr>
-        <w:t xml:space="preserve"> "Quem for inexperiente, venha para cá!". E diz aos que não têm entendimento:</w:t>
+        <w:t xml:space="preserve"> "Quem ainda não tem experiência, venha até mim!”. Ela diz aos que não têm entendimento:</w:t>
       </w:r>
     </w:p>
     <w:p>
@@ -5445,7 +5445,7 @@
         <w:rPr>
           <w:lang w:val="pt_PT" w:bidi="pt_PT"/>
         </w:rPr>
-        <w:t xml:space="preserve"> Abandonem a ingenuidade e vivam; sigam o caminho do entendimento".</w:t>
+        <w:t xml:space="preserve"> Deixem a falta de entendimento e vivam; sigam o caminho do conhecimento”.</w:t>
       </w:r>
     </w:p>
     <w:p>
@@ -5487,7 +5487,7 @@
         <w:rPr>
           <w:lang w:val="pt_PT" w:bidi="pt_PT"/>
         </w:rPr>
-        <w:t xml:space="preserve"> Não corrija a pessoa que zomba, porque ela passará a odiá-lo; mas corrija o sábio, e ele demonstrará apreço.</w:t>
+        <w:t xml:space="preserve"> Não repreenda o zombador, pois ele o odiará; repreenda o sábio, e ele agradecerá.</w:t>
       </w:r>
     </w:p>
     <w:p>
@@ -5529,7 +5529,7 @@
         <w:rPr>
           <w:lang w:val="pt_PT" w:bidi="pt_PT"/>
         </w:rPr>
-        <w:t xml:space="preserve"> Temer o SENHOR é o começo da sabedoria, e conhecer o Santo é entendimento.</w:t>
+        <w:t xml:space="preserve"> O temor do SENHOR é a base da sabedoria, e conhecer o Santo é ter entendimento.</w:t>
       </w:r>
     </w:p>
     <w:p>
@@ -5550,7 +5550,7 @@
         <w:rPr>
           <w:lang w:val="pt_PT" w:bidi="pt_PT"/>
         </w:rPr>
-        <w:t xml:space="preserve"> Por meio de mim, os dias de sua vida se multiplicam, e os anos de sua existência se prolongam.</w:t>
+        <w:t xml:space="preserve"> Por meio de mim, seus dias serão muitos, e seus anos aumentarão.</w:t>
       </w:r>
     </w:p>
     <w:p>
@@ -5592,7 +5592,7 @@
         <w:rPr>
           <w:lang w:val="pt_PT" w:bidi="pt_PT"/>
         </w:rPr>
-        <w:t xml:space="preserve"> A Insensatez é barulhenta; é ignorante e nada sabe.</w:t>
+        <w:t xml:space="preserve"> A insensatez é barulhenta; não tem entendimento e nada sabe.</w:t>
       </w:r>
     </w:p>
     <w:p>
@@ -5613,7 +5613,7 @@
         <w:rPr>
           <w:lang w:val="pt_PT" w:bidi="pt_PT"/>
         </w:rPr>
-        <w:t xml:space="preserve"> Ela se senta à entrada de sua casa, na parte elevada da cidade,</w:t>
+        <w:t xml:space="preserve"> Ela se senta à porta de sua casa, nos lugares altos da cidade,</w:t>
       </w:r>
     </w:p>
     <w:p>
@@ -5655,7 +5655,7 @@
         <w:rPr>
           <w:lang w:val="pt_PT" w:bidi="pt_PT"/>
         </w:rPr>
-        <w:t xml:space="preserve"> "Quem for inexperiente, venha para cá!". E diz aos que não têm entendimento:</w:t>
+        <w:t xml:space="preserve"> "Quem for inexperiente, venha para cá!”. E diz aos que não têm entendimento:</w:t>
       </w:r>
     </w:p>
     <w:p>
@@ -5676,7 +5676,7 @@
         <w:rPr>
           <w:lang w:val="pt_PT" w:bidi="pt_PT"/>
         </w:rPr>
-        <w:t xml:space="preserve"> "Água obtida às escondidas parece doce, e o pão comido em segredo tem sabor especial".</w:t>
+        <w:t xml:space="preserve"> "A água roubada parece mais doce, e o pão comido escondido tem um sabor melhor”.</w:t>
       </w:r>
     </w:p>
     <w:p>
@@ -5697,7 +5697,7 @@
         <w:rPr>
           <w:lang w:val="pt_PT" w:bidi="pt_PT"/>
         </w:rPr>
-        <w:t xml:space="preserve"> Contudo, eles não sabem que ali estão os mortos; os convidados dela estão nas profundezas da sepultura.</w:t>
+        <w:t xml:space="preserve"> Mas eles não sabem que ali estão os mortos; os que ela recebe estão nas profundezas da sepultura.</w:t>
       </w:r>
     </w:p>
     <w:p>
@@ -5755,7 +5755,7 @@
         <w:rPr>
           <w:lang w:val="pt_PT" w:bidi="pt_PT"/>
         </w:rPr>
-        <w:t xml:space="preserve"> As riquezas dos desonestos não trazem proveito, mas a justiça salva da morte.</w:t>
+        <w:t xml:space="preserve"> As riquezas conquistadas de forma desonesta não ajudam, mas a justiça livra da morte.</w:t>
       </w:r>
     </w:p>
     <w:p>
@@ -5776,7 +5776,7 @@
         <w:rPr>
           <w:lang w:val="pt_PT" w:bidi="pt_PT"/>
         </w:rPr>
-        <w:t xml:space="preserve"> O SENHOR não permite que o justo passe fome, mas frustra o apetite dos perversos.</w:t>
+        <w:t xml:space="preserve"> O SENHOR não deixa o justo passar fome, mas não atende o desejo dos perversos.</w:t>
       </w:r>
     </w:p>
     <w:p>
@@ -5839,7 +5839,7 @@
         <w:rPr>
           <w:lang w:val="pt_PT" w:bidi="pt_PT"/>
         </w:rPr>
-        <w:t xml:space="preserve"> As bênçãos repousam sobre a cabeça do justo, mas a boca dos perversos está cheia de violência.</w:t>
+        <w:t xml:space="preserve"> Bênçãos cobrem a cabeça do justo, mas a boca dos perversos esconde violência.</w:t>
       </w:r>
     </w:p>
     <w:p>
@@ -5860,7 +5860,7 @@
         <w:rPr>
           <w:lang w:val="pt_PT" w:bidi="pt_PT"/>
         </w:rPr>
-        <w:t xml:space="preserve"> A lembrança do justo permanece como bênção, mas o nome dos ímpios se deteriora.</w:t>
+        <w:t xml:space="preserve"> A lembrança do justo será uma bênção, mas o nome dos perversos desaparecerá.</w:t>
       </w:r>
     </w:p>
     <w:p>
@@ -5923,7 +5923,7 @@
         <w:rPr>
           <w:lang w:val="pt_PT" w:bidi="pt_PT"/>
         </w:rPr>
-        <w:t xml:space="preserve"> Quem pisca o olho com malícia provoca aflição, e quem fala como tolo acaba em ruína.</w:t>
+        <w:t xml:space="preserve"> Quem pisca o olho com malícia causa problemas, e quem fala sem pensar acaba em ruína.</w:t>
       </w:r>
     </w:p>
     <w:p>
@@ -5944,7 +5944,7 @@
         <w:rPr>
           <w:lang w:val="pt_PT" w:bidi="pt_PT"/>
         </w:rPr>
-        <w:t xml:space="preserve"> O que sai da boca do justo é fonte de vida, mas o que sai da boca dos perversos esconde violência.</w:t>
+        <w:t xml:space="preserve"> As palavras do justo são fonte de vida, mas a boca dos perversos encobre violência.</w:t>
       </w:r>
     </w:p>
     <w:p>
@@ -5986,7 +5986,7 @@
         <w:rPr>
           <w:lang w:val="pt_PT" w:bidi="pt_PT"/>
         </w:rPr>
-        <w:t xml:space="preserve"> Nos lábios de quem possui discernimento encontra-se sabedoria, mas a disciplina é para quem carece de entendimento.</w:t>
+        <w:t xml:space="preserve"> A sabedoria aparece nos lábios de quem tem entendimento, mas a correção espera quem não tem juízo.</w:t>
       </w:r>
     </w:p>
     <w:p>
@@ -6028,7 +6028,7 @@
         <w:rPr>
           <w:lang w:val="pt_PT" w:bidi="pt_PT"/>
         </w:rPr>
-        <w:t xml:space="preserve"> A riqueza do rico funciona como fortaleza, mas a pobreza é a queda dos pobres.</w:t>
+        <w:t xml:space="preserve"> A riqueza do rico é sua proteção, mas a pobreza destrói o pobre.</w:t>
       </w:r>
     </w:p>
     <w:p>
@@ -6049,7 +6049,7 @@
         <w:rPr>
           <w:lang w:val="pt_PT" w:bidi="pt_PT"/>
         </w:rPr>
-        <w:t xml:space="preserve"> O trabalho do justo conduz à vida, mas o ganho do perverso conduz ao pecado.</w:t>
+        <w:t xml:space="preserve"> O trabalho do justo conduz à vida, mas o ganho do perverso leva ao castigo.</w:t>
       </w:r>
     </w:p>
     <w:p>
@@ -6070,7 +6070,7 @@
         <w:rPr>
           <w:lang w:val="pt_PT" w:bidi="pt_PT"/>
         </w:rPr>
-        <w:t xml:space="preserve"> Quem aceita a correção segue pela estrada da vida, mas quem despreza a repreensão leva outros ao erro.</w:t>
+        <w:t xml:space="preserve"> Quem aceita a correção segue o caminho da vida, mas quem rejeita a repreensão se desvia.</w:t>
       </w:r>
     </w:p>
     <w:p>
@@ -6091,7 +6091,7 @@
         <w:rPr>
           <w:lang w:val="pt_PT" w:bidi="pt_PT"/>
         </w:rPr>
-        <w:t xml:space="preserve"> Quem oculta o ódio possui lábios mentirosos, e quem espalha calúnia revela tolice.</w:t>
+        <w:t xml:space="preserve"> Quem esconde o ódio mente com os lábios, e quem espalha calúnias age sem sabedoria.</w:t>
       </w:r>
     </w:p>
     <w:p>
@@ -6175,7 +6175,7 @@
         <w:rPr>
           <w:lang w:val="pt_PT" w:bidi="pt_PT"/>
         </w:rPr>
-        <w:t xml:space="preserve"> A bênção do SENHOR traz prosperidade, e com ela não vem sofrimento adicional.</w:t>
+        <w:t xml:space="preserve"> A bênção do SENHOR traz riqueza, e ele não acrescenta tristeza a ela.</w:t>
       </w:r>
     </w:p>
     <w:p>
@@ -6217,7 +6217,7 @@
         <w:rPr>
           <w:lang w:val="pt_PT" w:bidi="pt_PT"/>
         </w:rPr>
-        <w:t xml:space="preserve"> O que preocupa o perverso cai sobre ele, mas o desejo dos justos será concedido.</w:t>
+        <w:t xml:space="preserve"> O medo do perverso virá sobre ele, mas o desejo dos justos será atendido.</w:t>
       </w:r>
     </w:p>
     <w:p>
@@ -6238,7 +6238,7 @@
         <w:rPr>
           <w:lang w:val="pt_PT" w:bidi="pt_PT"/>
         </w:rPr>
-        <w:t xml:space="preserve"> Ao passar a tempestade, o perverso desaparece; mas o que anda com justiça continua firme para sempre.</w:t>
+        <w:t xml:space="preserve"> Quando a tempestade passar, o perverso desaparecerá; mas o justo permanecerá firme para sempre.</w:t>
       </w:r>
     </w:p>
     <w:p>
@@ -6259,7 +6259,7 @@
         <w:rPr>
           <w:lang w:val="pt_PT" w:bidi="pt_PT"/>
         </w:rPr>
-        <w:t xml:space="preserve"> O preguiçoso é como vinagre nos dentes ou fumaça nos olhos.</w:t>
+        <w:t xml:space="preserve"> Como o vinagre nos dentes e a fumaça nos olhos, assim é o preguiçoso para quem o envia.</w:t>
       </w:r>
     </w:p>
     <w:p>
@@ -6301,7 +6301,7 @@
         <w:rPr>
           <w:lang w:val="pt_PT" w:bidi="pt_PT"/>
         </w:rPr>
-        <w:t xml:space="preserve"> A esperança do justo resulta em alegria, mas a expectativa dos perversos em nada resulta.</w:t>
+        <w:t xml:space="preserve"> A esperança do justo traz alegria, mas a esperança dos perversos acaba em decepção.</w:t>
       </w:r>
     </w:p>
     <w:p>
@@ -6322,7 +6322,7 @@
         <w:rPr>
           <w:lang w:val="pt_PT" w:bidi="pt_PT"/>
         </w:rPr>
-        <w:t xml:space="preserve"> O SENHOR protege os íntegros, mas traz ruína aos que praticam o mal.</w:t>
+        <w:t xml:space="preserve"> O SENHOR protege o caminho dos íntegros, mas destrói o caminho dos que praticam o mal.</w:t>
       </w:r>
     </w:p>
     <w:p>
@@ -6343,7 +6343,7 @@
         <w:rPr>
           <w:lang w:val="pt_PT" w:bidi="pt_PT"/>
         </w:rPr>
-        <w:t xml:space="preserve"> O justo jamais será extirpado, mas os perversos não permanecerão na terra.</w:t>
+        <w:t xml:space="preserve"> O justo nunca será removido, mas os perversos não permanecerão na terra.</w:t>
       </w:r>
     </w:p>
     <w:p>
@@ -6364,7 +6364,7 @@
         <w:rPr>
           <w:lang w:val="pt_PT" w:bidi="pt_PT"/>
         </w:rPr>
-        <w:t xml:space="preserve"> Da boca do justo brota sabedoria, mas a língua perversa será arrancada.</w:t>
+        <w:t xml:space="preserve"> Da boca do justo vem sabedoria, mas a língua perversa será silenciada.</w:t>
       </w:r>
     </w:p>
     <w:p>
@@ -6443,7 +6443,7 @@
         <w:rPr>
           <w:lang w:val="pt_PT" w:bidi="pt_PT"/>
         </w:rPr>
-        <w:t xml:space="preserve"> Quando surge a arrogância, chega a humilhação; a sabedoria, porém, acompanha os humildes.</w:t>
+        <w:t xml:space="preserve"> Quando vem o orgulho, também chega a vergonha; mas a sabedoria está com os humildes.</w:t>
       </w:r>
     </w:p>
     <w:p>
@@ -6464,7 +6464,7 @@
         <w:rPr>
           <w:lang w:val="pt_PT" w:bidi="pt_PT"/>
         </w:rPr>
-        <w:t xml:space="preserve"> A integridade conduz os justos, mas a perversidade dos falsos é sua própria ruína.</w:t>
+        <w:t xml:space="preserve"> A integridade guia os justos, mas a desonestidade dos traidores os destrói.</w:t>
       </w:r>
     </w:p>
     <w:p>
@@ -6485,7 +6485,7 @@
         <w:rPr>
           <w:lang w:val="pt_PT" w:bidi="pt_PT"/>
         </w:rPr>
-        <w:t xml:space="preserve"> As riquezas não ajudam no dia da ira, mas a justiça salva da morte</w:t>
+        <w:t xml:space="preserve"> As riquezas não ajudam no dia da ira, mas a justiça livra da morte.</w:t>
       </w:r>
     </w:p>
     <w:p>
@@ -6548,7 +6548,7 @@
         <w:rPr>
           <w:lang w:val="pt_PT" w:bidi="pt_PT"/>
         </w:rPr>
-        <w:t xml:space="preserve"> Quando o ímpio morre, sua esperança se vai; e a esperança fundada em poder desaparece.</w:t>
+        <w:t xml:space="preserve"> Quando o perverso morre, sua esperança desaparece; sua confiança nas riquezas também acaba.</w:t>
       </w:r>
     </w:p>
     <w:p>
@@ -6569,7 +6569,7 @@
         <w:rPr>
           <w:lang w:val="pt_PT" w:bidi="pt_PT"/>
         </w:rPr>
-        <w:t xml:space="preserve"> O justo é libertado da angústia, e o perverso passa a sofrer em seu lugar.</w:t>
+        <w:t xml:space="preserve"> O justo é tirado da dificuldade, e o perverso entra no lugar dele.</w:t>
       </w:r>
     </w:p>
     <w:p>
@@ -6590,7 +6590,7 @@
         <w:rPr>
           <w:lang w:val="pt_PT" w:bidi="pt_PT"/>
         </w:rPr>
-        <w:t xml:space="preserve"> Com suas palavras o ímpio busca arruinar o próximo, mas os justos escapam por meio do conhecimento.</w:t>
+        <w:t xml:space="preserve"> Com suas palavras, o perverso destrói o próximo, mas os justos são salvos pelo conhecimento.</w:t>
       </w:r>
     </w:p>
     <w:p>
@@ -6611,7 +6611,7 @@
         <w:rPr>
           <w:lang w:val="pt_PT" w:bidi="pt_PT"/>
         </w:rPr>
-        <w:t xml:space="preserve"> A cidade se alegra com a prosperidade dos justos; e há júbilo com a perdição dos perversos.</w:t>
+        <w:t xml:space="preserve"> A cidade se alegra quando os justos prosperam; há alegria quando os perversos caem.</w:t>
       </w:r>
     </w:p>
     <w:p>
@@ -6632,7 +6632,7 @@
         <w:rPr>
           <w:lang w:val="pt_PT" w:bidi="pt_PT"/>
         </w:rPr>
-        <w:t xml:space="preserve"> A bênção dos justos engrandece a cidade, mas o que os perversos falam a destrói.</w:t>
+        <w:t xml:space="preserve"> A bênção dos justos fortalece a cidade, mas a boca dos perversos a destrói.</w:t>
       </w:r>
     </w:p>
     <w:p>
@@ -6716,7 +6716,7 @@
         <w:rPr>
           <w:lang w:val="pt_PT" w:bidi="pt_PT"/>
         </w:rPr>
-        <w:t xml:space="preserve"> Quem se torna fiador de outro certamente sofrerá, mas quem evita tal compromisso permanece seguro.</w:t>
+        <w:t xml:space="preserve"> Quem se torna fiador de um estranho sofrerá prejuízo, mas quem evita esse compromisso estará seguro.</w:t>
       </w:r>
     </w:p>
     <w:p>
@@ -6737,7 +6737,7 @@
         <w:rPr>
           <w:lang w:val="pt_PT" w:bidi="pt_PT"/>
         </w:rPr>
-        <w:t xml:space="preserve"> A mulher graciosa alcança honra, mas os violentos apenas acumulam riquezas.</w:t>
+        <w:t xml:space="preserve"> A mulher bondosa conquista honra, mas os homens fortes conquistam riquezas.</w:t>
       </w:r>
     </w:p>
     <w:p>
@@ -6779,7 +6779,7 @@
         <w:rPr>
           <w:lang w:val="pt_PT" w:bidi="pt_PT"/>
         </w:rPr>
-        <w:t xml:space="preserve"> O perverso recebe recompensa ilusória, mas quem semeia justiça colhe recompensa segura.</w:t>
+        <w:t xml:space="preserve"> O perverso recebe uma recompensa enganosa, mas quem planta justiça recebe uma recompensa verdadeira.</w:t>
       </w:r>
     </w:p>
     <w:p>
@@ -6842,7 +6842,7 @@
         <w:rPr>
           <w:lang w:val="pt_PT" w:bidi="pt_PT"/>
         </w:rPr>
-        <w:t xml:space="preserve"> Tenha certeza de que o perverso não ficará impune, mas a descendência dos justos será preservada.</w:t>
+        <w:t xml:space="preserve"> Tenha certeza: o perverso será punido, mas a família dos justos será protegida.</w:t>
       </w:r>
     </w:p>
     <w:p>
@@ -6863,7 +6863,7 @@
         <w:rPr>
           <w:lang w:val="pt_PT" w:bidi="pt_PT"/>
         </w:rPr>
-        <w:t xml:space="preserve"> Como joia de ouro no focinho de um porco, assim é a mulher bela sem discrição.</w:t>
+        <w:t xml:space="preserve"> Como uma joia de ouro no focinho de um porco, assim é a beleza numa mulher sem bom senso.</w:t>
       </w:r>
     </w:p>
     <w:p>
@@ -6884,7 +6884,7 @@
         <w:rPr>
           <w:lang w:val="pt_PT" w:bidi="pt_PT"/>
         </w:rPr>
-        <w:t xml:space="preserve"> O desejo dos justos resulta em bem, mas a esperança dos perversos conduz ao juízo.</w:t>
+        <w:t xml:space="preserve"> O desejo dos justos leva ao bem, mas a esperança dos perversos termina em ira.</w:t>
       </w:r>
     </w:p>
     <w:p>
@@ -6905,7 +6905,7 @@
         <w:rPr>
           <w:lang w:val="pt_PT" w:bidi="pt_PT"/>
         </w:rPr>
-        <w:t xml:space="preserve"> Alguns repartem com generosidade e se tornam mais ricos; outros retêm além do necessário e acabam por empobrecer.</w:t>
+        <w:t xml:space="preserve"> Alguns dão com generosidade e recebem ainda mais; outros guardam o que deveriam dar e acabam na pobreza.</w:t>
       </w:r>
     </w:p>
     <w:p>
@@ -6926,7 +6926,7 @@
         <w:rPr>
           <w:lang w:val="pt_PT" w:bidi="pt_PT"/>
         </w:rPr>
-        <w:t xml:space="preserve"> A pessoa generosa será próspera, e quem traz alívio aos outros também receberá alívio.</w:t>
+        <w:t xml:space="preserve"> A pessoa generosa prosperará, e quem ajuda os outros também será ajudado.</w:t>
       </w:r>
     </w:p>
     <w:p>
@@ -6947,7 +6947,7 @@
         <w:rPr>
           <w:lang w:val="pt_PT" w:bidi="pt_PT"/>
         </w:rPr>
-        <w:t xml:space="preserve"> O povo amaldiçoa quem retém o trigo, mas há bênção para quem o coloca à venda.</w:t>
+        <w:t xml:space="preserve"> O povo amaldiçoa quem esconde o trigo, mas abençoa quem o vende quando é necessário.</w:t>
       </w:r>
     </w:p>
     <w:p>
@@ -7010,7 +7010,7 @@
         <w:rPr>
           <w:lang w:val="pt_PT" w:bidi="pt_PT"/>
         </w:rPr>
-        <w:t xml:space="preserve"> Quem perturba sua própria casa herdará apenas vento, e o insensato se tornará servo do sábio.</w:t>
+        <w:t xml:space="preserve"> Quem causa problemas em sua própria casa ficará sem nada, e o insensato servirá ao sábio.</w:t>
       </w:r>
     </w:p>
     <w:p>
@@ -7031,7 +7031,7 @@
         <w:rPr>
           <w:lang w:val="pt_PT" w:bidi="pt_PT"/>
         </w:rPr>
-        <w:t xml:space="preserve"> O fruto da justiça é árvore de vida, e quem ganha pessoas demonstra sabedoria.</w:t>
+        <w:t xml:space="preserve"> O fruto da justiça é árvore de vida, e quem conquista pessoas é sábio.</w:t>
       </w:r>
     </w:p>
     <w:p>
@@ -7052,7 +7052,7 @@
         <w:rPr>
           <w:lang w:val="pt_PT" w:bidi="pt_PT"/>
         </w:rPr>
-        <w:t xml:space="preserve"> Se o justo recebe punição na terra, quanto mais o perverso e o pecador!</w:t>
+        <w:t xml:space="preserve"> Se até o justo recebe aqui na terra o que merece, muito mais o perverso e o pecador!</w:t>
       </w:r>
     </w:p>
     <w:p>
@@ -7089,7 +7089,7 @@
         <w:rPr>
           <w:lang w:val="pt_PT" w:bidi="pt_PT"/>
         </w:rPr>
-        <w:t xml:space="preserve"> Quem ama ser corrigido ama aprender, mas quem rejeita a repreensão mostra falta de entendimento.</w:t>
+        <w:t xml:space="preserve"> Quem ama a correção ama o conhecimento, mas quem rejeita a repreensão age sem sabedoria.</w:t>
       </w:r>
     </w:p>
     <w:p>
@@ -7152,7 +7152,7 @@
         <w:rPr>
           <w:lang w:val="pt_PT" w:bidi="pt_PT"/>
         </w:rPr>
-        <w:t xml:space="preserve"> Uma esposa de valor é coroa para o marido, mas a que causa vergonha é como podridão nos ossos dele.</w:t>
+        <w:t xml:space="preserve"> Uma esposa de valor é uma coroa para o marido, mas a que lhe traz vergonha o enfraquece por dentro.</w:t>
       </w:r>
     </w:p>
     <w:p>
@@ -7194,7 +7194,7 @@
         <w:rPr>
           <w:lang w:val="pt_PT" w:bidi="pt_PT"/>
         </w:rPr>
-        <w:t xml:space="preserve"> O que os perversos dizem são armadilhas para matar, mas o que os justos falam traz livramento.</w:t>
+        <w:t xml:space="preserve"> As palavras dos perversos servem para preparar emboscadas mortais, mas as palavras dos justos trazem livramento.</w:t>
       </w:r>
     </w:p>
     <w:p>
@@ -7236,7 +7236,7 @@
         <w:rPr>
           <w:lang w:val="pt_PT" w:bidi="pt_PT"/>
         </w:rPr>
-        <w:t xml:space="preserve"> A pessoa é elogiada conforme sua sabedoria, mas quem tem mente corrupta recebe desprezo.</w:t>
+        <w:t xml:space="preserve"> A pessoa é elogiada conforme sua sabedoria, mas quem tem caráter perverso recebe desprezo.</w:t>
       </w:r>
     </w:p>
     <w:p>
@@ -7257,7 +7257,7 @@
         <w:rPr>
           <w:lang w:val="pt_PT" w:bidi="pt_PT"/>
         </w:rPr>
-        <w:t xml:space="preserve"> Melhor ser alguém de pouca estima e ter um servo do que fingir grandeza e não ter pão.</w:t>
+        <w:t xml:space="preserve"> Melhor ser uma pessoa simples, mas ter o necessário para viver, do que fingir ser importante e passar fome.</w:t>
       </w:r>
     </w:p>
     <w:p>
@@ -7320,7 +7320,7 @@
         <w:rPr>
           <w:lang w:val="pt_PT" w:bidi="pt_PT"/>
         </w:rPr>
-        <w:t xml:space="preserve"> O perverso deseja a presa dos maus, mas a raiz dos justos produz fruto.</w:t>
+        <w:t xml:space="preserve"> O perverso deseja o que os maus conseguem por meios errados, mas os justos produzem bons frutos desde a raiz.</w:t>
       </w:r>
     </w:p>
     <w:p>
@@ -7362,7 +7362,7 @@
         <w:rPr>
           <w:lang w:val="pt_PT" w:bidi="pt_PT"/>
         </w:rPr>
-        <w:t xml:space="preserve"> A pessoa recebe coisas boas pelo que diz, e o trabalho de suas mãos traz recompensa.</w:t>
+        <w:t xml:space="preserve"> A pessoa colhe coisas boas por causa de suas palavras, e recebe a recompensa pelo trabalho de suas mãos.</w:t>
       </w:r>
     </w:p>
     <w:p>
@@ -7404,7 +7404,7 @@
         <w:rPr>
           <w:lang w:val="pt_PT" w:bidi="pt_PT"/>
         </w:rPr>
-        <w:t xml:space="preserve"> O insensato mostra sua irritação imediatamente, mas o prudente ignora a ofensa.</w:t>
+        <w:t xml:space="preserve"> O insensato demonstra sua irritação na hora, mas o prudente não reage a toda ofensa.</w:t>
       </w:r>
     </w:p>
     <w:p>
@@ -7488,7 +7488,7 @@
         <w:rPr>
           <w:lang w:val="pt_PT" w:bidi="pt_PT"/>
         </w:rPr>
-        <w:t xml:space="preserve"> O coração de quem planeja o mal está cheio de engano, mas quem promove a paz encontra alegria.</w:t>
+        <w:t xml:space="preserve"> O coração dos que planejam o mal está cheio de engano, mas há alegria entre os que promovem a paz.</w:t>
       </w:r>
     </w:p>
     <w:p>
@@ -7509,7 +7509,7 @@
         <w:rPr>
           <w:lang w:val="pt_PT" w:bidi="pt_PT"/>
         </w:rPr>
-        <w:t xml:space="preserve"> Nenhum mal atinge o justo, mas os perversos ficam cheios de problemas.</w:t>
+        <w:t xml:space="preserve"> Nenhuma desgraça final alcança o justo, mas os perversos vivem cheios de problemas.</w:t>
       </w:r>
     </w:p>
     <w:p>
@@ -7551,7 +7551,7 @@
         <w:rPr>
           <w:lang w:val="pt_PT" w:bidi="pt_PT"/>
         </w:rPr>
-        <w:t xml:space="preserve"> A pessoa prudente não faz alarde de seu conhecimento, mas os tolos proclamam tolice.</w:t>
+        <w:t xml:space="preserve"> A pessoa prudente não exibe o que sabe, mas os tolos mostram a própria tolice.</w:t>
       </w:r>
     </w:p>
     <w:p>
@@ -7614,7 +7614,7 @@
         <w:rPr>
           <w:lang w:val="pt_PT" w:bidi="pt_PT"/>
         </w:rPr>
-        <w:t xml:space="preserve"> O justo guia bem o seu próximo, mas o caminho dos perversos os faz errar.</w:t>
+        <w:t xml:space="preserve"> O justo escolhe com cuidado o seu caminho, mas o caminho dos perversos os leva ao erro.</w:t>
       </w:r>
     </w:p>
     <w:p>
@@ -7635,7 +7635,7 @@
         <w:rPr>
           <w:lang w:val="pt_PT" w:bidi="pt_PT"/>
         </w:rPr>
-        <w:t xml:space="preserve"> O preguiçoso não aproveita o que conseguiu caçar, mas o diligente valoriza o que possui.</w:t>
+        <w:t xml:space="preserve"> O preguiçoso não aproveita nem aquilo que conquistou, mas o diligente valoriza seus recursos.</w:t>
       </w:r>
     </w:p>
     <w:p>
@@ -7714,7 +7714,7 @@
         <w:rPr>
           <w:lang w:val="pt_PT" w:bidi="pt_PT"/>
         </w:rPr>
-        <w:t xml:space="preserve"> Pelas palavras que diz, a pessoa desfruta o bem, mas os desleais desejam a violência.</w:t>
+        <w:t xml:space="preserve"> Pelas palavras que diz, a pessoa desfruta o bem, mas os traiçoeiros vivem buscando a violência.</w:t>
       </w:r>
     </w:p>
     <w:p>
@@ -7756,7 +7756,7 @@
         <w:rPr>
           <w:lang w:val="pt_PT" w:bidi="pt_PT"/>
         </w:rPr>
-        <w:t xml:space="preserve"> O preguiçoso deseja muito e nada alcança, mas o diligente terá seus desejos plenamente atendidos.</w:t>
+        <w:t xml:space="preserve"> O preguiçoso deseja muito e nada consegue, mas o diligente será plenamente satisfeito.</w:t>
       </w:r>
     </w:p>
     <w:p>
@@ -7840,7 +7840,7 @@
         <w:rPr>
           <w:lang w:val="pt_PT" w:bidi="pt_PT"/>
         </w:rPr>
-        <w:t xml:space="preserve"> As riquezas podem servir para resgatar a vida de alguém, mas o pobre não ouve ameaça.</w:t>
+        <w:t xml:space="preserve"> As riquezas podem servir para resgatar a vida de alguém, mas o pobre não precisa lidar com esse tipo de ameaça.</w:t>
       </w:r>
     </w:p>
     <w:p>
@@ -7903,7 +7903,7 @@
         <w:rPr>
           <w:lang w:val="pt_PT" w:bidi="pt_PT"/>
         </w:rPr>
-        <w:t xml:space="preserve"> A riqueza obtida rapidamente diminui, mas quem ajunta pouco a pouco vê seu patrimônio crescer.</w:t>
+        <w:t xml:space="preserve"> A riqueza adquirida facilmente diminui, mas quem junta aos poucos a faz crescer.</w:t>
       </w:r>
     </w:p>
     <w:p>
@@ -7924,7 +7924,7 @@
         <w:rPr>
           <w:lang w:val="pt_PT" w:bidi="pt_PT"/>
         </w:rPr>
-        <w:t xml:space="preserve"> A esperança que demora deixa o coração fraco, mas o desejo atendido é como árvore de vida.</w:t>
+        <w:t xml:space="preserve"> Quando a esperança demora, o coração fica doente; mas quando o desejo se realiza, é como uma árvore que dá vida.</w:t>
       </w:r>
     </w:p>
     <w:p>
@@ -7945,7 +7945,7 @@
         <w:rPr>
           <w:lang w:val="pt_PT" w:bidi="pt_PT"/>
         </w:rPr>
-        <w:t xml:space="preserve"> Quem despreza a instrução sofrerá as consequências, mas quem respeita o mandamento recebe recompensa.</w:t>
+        <w:t xml:space="preserve"> Quem despreza a instrução traz prejuízo sobre si mesmo, mas quem respeita o mandamento será recompensado.</w:t>
       </w:r>
     </w:p>
     <w:p>
@@ -7987,7 +7987,7 @@
         <w:rPr>
           <w:lang w:val="pt_PT" w:bidi="pt_PT"/>
         </w:rPr>
-        <w:t xml:space="preserve"> O bom entendimento traz favor, mas o caminho é áspero para os infiéis.</w:t>
+        <w:t xml:space="preserve"> O bom entendimento traz favor, mas o caminho dos infiéis é difícil.</w:t>
       </w:r>
     </w:p>
     <w:p>
@@ -8029,7 +8029,7 @@
         <w:rPr>
           <w:lang w:val="pt_PT" w:bidi="pt_PT"/>
         </w:rPr>
-        <w:t xml:space="preserve"> O mensageiro perverso sofre desgraças, mas o mensageiro fiel traz restauração.</w:t>
+        <w:t xml:space="preserve"> O mensageiro perverso causa problemas, mas o mensageiro fiel traz cura.</w:t>
       </w:r>
     </w:p>
     <w:p>
@@ -8071,7 +8071,7 @@
         <w:rPr>
           <w:lang w:val="pt_PT" w:bidi="pt_PT"/>
         </w:rPr>
-        <w:t xml:space="preserve"> O desejo atendido traz alegria à alma, mas o tolo detesta abandonar o mal.</w:t>
+        <w:t xml:space="preserve"> Quando o desejo se cumpre, isso traz alegria para a alma; mas os tolos acham ruim se afastar do mal.</w:t>
       </w:r>
     </w:p>
     <w:p>
@@ -8113,7 +8113,7 @@
         <w:rPr>
           <w:lang w:val="pt_PT" w:bidi="pt_PT"/>
         </w:rPr>
-        <w:t xml:space="preserve"> O mal anda atrás dos pecadores, mas os justos recebem o bem como recompensa.</w:t>
+        <w:t xml:space="preserve"> O mal persegue os pecadores, mas os justos recebem o bem como recompensa.</w:t>
       </w:r>
     </w:p>
     <w:p>
@@ -8134,7 +8134,7 @@
         <w:rPr>
           <w:lang w:val="pt_PT" w:bidi="pt_PT"/>
         </w:rPr>
-        <w:t xml:space="preserve"> Quem é bom deixa herança para os netos, mas a riqueza do pecador é guardada para o justo.</w:t>
+        <w:t xml:space="preserve"> A pessoa boa deixa herança para os netos, mas a riqueza do pecador acaba ficando para os justos.</w:t>
       </w:r>
     </w:p>
     <w:p>
@@ -8155,7 +8155,7 @@
         <w:rPr>
           <w:lang w:val="pt_PT" w:bidi="pt_PT"/>
         </w:rPr>
-        <w:t xml:space="preserve"> A terra cultivada pelo pobre produz muito alimento, mas há quem o perca por falta de justiça.</w:t>
+        <w:t xml:space="preserve"> A terra cultivada pelo pobre pode produzir muito alimento, mas a injustiça faz com que tudo se perca.</w:t>
       </w:r>
     </w:p>
     <w:p>
@@ -8176,7 +8176,7 @@
         <w:rPr>
           <w:lang w:val="pt_PT" w:bidi="pt_PT"/>
         </w:rPr>
-        <w:t xml:space="preserve"> Quem evita disciplinar o filho o odeia, mas quem o ama se empenha em corrigi-lo.</w:t>
+        <w:t xml:space="preserve"> Quem deixa de corrigir o filho não demonstra amor por ele, mas quem o ama se preocupa em discipliná-lo.</w:t>
       </w:r>
     </w:p>
     <w:p>
@@ -8255,7 +8255,7 @@
         <w:rPr>
           <w:lang w:val="pt_PT" w:bidi="pt_PT"/>
         </w:rPr>
-        <w:t xml:space="preserve"> Quem anda com retidão teme o SENHOR, mas quem segue seus caminhos tortuosos o despreza.</w:t>
+        <w:t xml:space="preserve"> Quem anda com retidão teme o SENHOR, mas quem segue caminhos tortuosos o despreza.</w:t>
       </w:r>
     </w:p>
     <w:p>
@@ -8276,7 +8276,7 @@
         <w:rPr>
           <w:lang w:val="pt_PT" w:bidi="pt_PT"/>
         </w:rPr>
-        <w:t xml:space="preserve"> A vara do orgulho sai da boca do tolo, mas os lábios do sábio o protegem.</w:t>
+        <w:t xml:space="preserve"> As palavras arrogantes do tolo trazem correção sobre ele mesmo, mas os lábios dos sábios os protegem.</w:t>
       </w:r>
     </w:p>
     <w:p>
@@ -8297,7 +8297,7 @@
         <w:rPr>
           <w:lang w:val="pt_PT" w:bidi="pt_PT"/>
         </w:rPr>
-        <w:t xml:space="preserve"> Sem bois o estábulo permanece limpo, mas pela força do boi a colheita se torna abundante.</w:t>
+        <w:t xml:space="preserve"> Sem bois, o estábulo fica limpo, mas é a força do boi que produz uma colheita abundante.</w:t>
       </w:r>
     </w:p>
     <w:p>
@@ -8402,7 +8402,7 @@
         <w:rPr>
           <w:lang w:val="pt_PT" w:bidi="pt_PT"/>
         </w:rPr>
-        <w:t xml:space="preserve"> Os tolos zombam da culpa, mas há boa vontade entre os justos.</w:t>
+        <w:t xml:space="preserve"> Os tolos tratam a culpa como motivo de brincadeira, mas entre os justos há reconciliação.</w:t>
       </w:r>
     </w:p>
     <w:p>
@@ -8423,7 +8423,7 @@
         <w:rPr>
           <w:lang w:val="pt_PT" w:bidi="pt_PT"/>
         </w:rPr>
-        <w:t xml:space="preserve"> Cada pessoa conhece a dor que carrega no coração, e nenhum estranho consegue partilhar plenamente sua alegria.</w:t>
+        <w:t xml:space="preserve"> Cada pessoa sente a dor que está dentro do seu coração, e ninguém de fora consegue compartilhar completamente a alegria que ela sente.</w:t>
       </w:r>
     </w:p>
     <w:p>
@@ -8486,7 +8486,7 @@
         <w:rPr>
           <w:lang w:val="pt_PT" w:bidi="pt_PT"/>
         </w:rPr>
-        <w:t xml:space="preserve"> Até no riso o coração pode sentir dor, e, por fim, a alegria pode terminar em pranto.</w:t>
+        <w:t xml:space="preserve"> Até no riso o coração pode sentir dor, e a alegria pode acabar em tristeza.</w:t>
       </w:r>
     </w:p>
     <w:p>
@@ -8507,7 +8507,7 @@
         <w:rPr>
           <w:lang w:val="pt_PT" w:bidi="pt_PT"/>
         </w:rPr>
-        <w:t xml:space="preserve"> O coração infiel se farta dos seus próprios caminhos, mas o homem bom se satisfaz com os seus.</w:t>
+        <w:t xml:space="preserve"> O coração infiel se farta dos seus próprios caminhos, mas a pessoa boa colhe o resultado de suas ações.</w:t>
       </w:r>
     </w:p>
     <w:p>
@@ -8570,7 +8570,7 @@
         <w:rPr>
           <w:lang w:val="pt_PT" w:bidi="pt_PT"/>
         </w:rPr>
-        <w:t xml:space="preserve"> Quem se irrita rapidamente pratica loucuras, e o que trama o mal acaba por ser odiado.</w:t>
+        <w:t xml:space="preserve"> Quem se irrita rapidamente age de forma insensata, e quem planeja o mal acaba sendo odiado.</w:t>
       </w:r>
     </w:p>
     <w:p>
@@ -8612,7 +8612,7 @@
         <w:rPr>
           <w:lang w:val="pt_PT" w:bidi="pt_PT"/>
         </w:rPr>
-        <w:t xml:space="preserve"> Os maus se curvarão diante dos bons, e os perversos comparecerão às portas dos justos.</w:t>
+        <w:t xml:space="preserve"> Os maus se curvarão diante dos bons, e os perversos diante da casa dos justos.</w:t>
       </w:r>
     </w:p>
     <w:p>
@@ -8675,7 +8675,7 @@
         <w:rPr>
           <w:lang w:val="pt_PT" w:bidi="pt_PT"/>
         </w:rPr>
-        <w:t xml:space="preserve"> Não se desviam os que planejam o mal? Mas amor e fidelidade pertencem aos que planejam o bem.</w:t>
+        <w:t xml:space="preserve"> Quem planeja o mal acaba se desviando, mas quem planeja o bem recebe bondade e fidelidade.</w:t>
       </w:r>
     </w:p>
     <w:p>
@@ -8717,7 +8717,7 @@
         <w:rPr>
           <w:lang w:val="pt_PT" w:bidi="pt_PT"/>
         </w:rPr>
-        <w:t xml:space="preserve"> A riqueza é coroa para os sábios, mas a recompensa dos tolos é a própria insensatez.</w:t>
+        <w:t xml:space="preserve"> A riqueza é uma coroa para os sábios, mas a tolice continua sendo a marca dos insensatos.</w:t>
       </w:r>
     </w:p>
     <w:p>
@@ -8759,7 +8759,7 @@
         <w:rPr>
           <w:lang w:val="pt_PT" w:bidi="pt_PT"/>
         </w:rPr>
-        <w:t xml:space="preserve"> Quem teme ao SENHOR encontra firme segurança, e seus filhos encontram nele proteção.</w:t>
+        <w:t xml:space="preserve"> Quem teme o SENHOR encontra firme segurança, e seus filhos também terão proteção.</w:t>
       </w:r>
     </w:p>
     <w:p>
@@ -8843,7 +8843,7 @@
         <w:rPr>
           <w:lang w:val="pt_PT" w:bidi="pt_PT"/>
         </w:rPr>
-        <w:t xml:space="preserve"> O coração sereno dá vigor ao corpo, mas a inveja é podridão para os ossos.</w:t>
+        <w:t xml:space="preserve"> O coração tranquilo traz saúde ao corpo, mas a inveja corrói os ossos.</w:t>
       </w:r>
     </w:p>
     <w:p>
@@ -8885,7 +8885,7 @@
         <w:rPr>
           <w:lang w:val="pt_PT" w:bidi="pt_PT"/>
         </w:rPr>
-        <w:t xml:space="preserve"> O perverso cai por causa de sua maldade, mas o justo encontra refúgio mesmo diante da morte.</w:t>
+        <w:t xml:space="preserve"> O perverso é derrubado por sua própria maldade, mas o justo encontra segurança mesmo em sua morte.</w:t>
       </w:r>
     </w:p>
     <w:p>
@@ -8906,7 +8906,7 @@
         <w:rPr>
           <w:lang w:val="pt_PT" w:bidi="pt_PT"/>
         </w:rPr>
-        <w:t xml:space="preserve"> A sabedoria repousa no coração de quem tem discernimento, mas entre os tolos ela acaba por se tornar evidente.</w:t>
+        <w:t xml:space="preserve"> A sabedoria repousa no coração de quem tem discernimento, mas entre os tolos a sua falta logo se torna evidente.</w:t>
       </w:r>
     </w:p>
     <w:p>
@@ -9006,7 +9006,7 @@
         <w:rPr>
           <w:lang w:val="pt_PT" w:bidi="pt_PT"/>
         </w:rPr>
-        <w:t xml:space="preserve"> A língua dos sábios comunica bem o conhecimento, mas a boca dos tolos verte insensatez.</w:t>
+        <w:t xml:space="preserve"> A língua dos sábios usa o conhecimento de modo correto, mas a boca dos tolos derrama insensatez.</w:t>
       </w:r>
     </w:p>
     <w:p>
@@ -9048,7 +9048,7 @@
         <w:rPr>
           <w:lang w:val="pt_PT" w:bidi="pt_PT"/>
         </w:rPr>
-        <w:t xml:space="preserve"> A língua que cura é árvore de vida, mas a fala enganosa fere o espírito.</w:t>
+        <w:t xml:space="preserve"> A língua que traz cura é árvore de vida, mas a fala enganosa quebra o ânimo.</w:t>
       </w:r>
     </w:p>
     <w:p>
@@ -9111,7 +9111,7 @@
         <w:rPr>
           <w:lang w:val="pt_PT" w:bidi="pt_PT"/>
         </w:rPr>
-        <w:t xml:space="preserve"> Os lábios dos sábios espalham conhecimento, mas o coração dos tolos não é assim.</w:t>
+        <w:t xml:space="preserve"> Os lábios dos sábios espalham conhecimento, mas o coração dos tolos não faz isso.</w:t>
       </w:r>
     </w:p>
     <w:p>
@@ -9174,7 +9174,7 @@
         <w:rPr>
           <w:lang w:val="pt_PT" w:bidi="pt_PT"/>
         </w:rPr>
-        <w:t xml:space="preserve"> A disciplina é severa para quem abandona o bom caminho; quem rejeita a repreensão caminha para a morte.</w:t>
+        <w:t xml:space="preserve"> A disciplina é severa para quem abandona o bom caminho; quem rejeita a repreensão morrerá.</w:t>
       </w:r>
     </w:p>
     <w:p>
@@ -9195,7 +9195,7 @@
         <w:rPr>
           <w:lang w:val="pt_PT" w:bidi="pt_PT"/>
         </w:rPr>
-        <w:t xml:space="preserve"> Até a sepultura e a destruição estão diante do SENHOR; quanto mais o íntimo do ser humano!</w:t>
+        <w:t xml:space="preserve"> Até a sepultura e o lugar da destruição estão diante do SENHOR; quanto mais o coração humano!</w:t>
       </w:r>
     </w:p>
     <w:p>
@@ -9279,7 +9279,7 @@
         <w:rPr>
           <w:lang w:val="pt_PT" w:bidi="pt_PT"/>
         </w:rPr>
-        <w:t xml:space="preserve"> Para o aflito, todos os dias são difíceis, mas o coração contente vive em constante festa.</w:t>
+        <w:t xml:space="preserve"> Para quem sofre, todos os dias parecem difíceis, mas quem tem o coração contente vive como se estivesse num banquete contínuo.</w:t>
       </w:r>
     </w:p>
     <w:p>
@@ -9342,7 +9342,7 @@
         <w:rPr>
           <w:lang w:val="pt_PT" w:bidi="pt_PT"/>
         </w:rPr>
-        <w:t xml:space="preserve"> A pessoa irascível provoca conflitos, mas o homem paciente apazigua a discórdia.</w:t>
+        <w:t xml:space="preserve"> A pessoa irascível provoca conflitos, mas a pessoa paciente acalma as discussões.</w:t>
       </w:r>
     </w:p>
     <w:p>
@@ -9405,7 +9405,7 @@
         <w:rPr>
           <w:lang w:val="pt_PT" w:bidi="pt_PT"/>
         </w:rPr>
-        <w:t xml:space="preserve"> A tolice diverte quem carece de entendimento, mas quem tem sabedoria anda com retidão.</w:t>
+        <w:t xml:space="preserve"> A tolice diverte quem não tem entendimento, mas quem tem discernimento segue pelo caminho certo.</w:t>
       </w:r>
     </w:p>
     <w:p>
@@ -9447,7 +9447,7 @@
         <w:rPr>
           <w:lang w:val="pt_PT" w:bidi="pt_PT"/>
         </w:rPr>
-        <w:t xml:space="preserve"> A resposta bem dada traz satisfação, e a palavra certa no momento oportuno é valiosa.</w:t>
+        <w:t xml:space="preserve"> Uma resposta adequada traz alegria, e como é boa a palavra dita no momento certo!</w:t>
       </w:r>
     </w:p>
     <w:p>
@@ -9468,7 +9468,7 @@
         <w:rPr>
           <w:lang w:val="pt_PT" w:bidi="pt_PT"/>
         </w:rPr>
-        <w:t xml:space="preserve"> Para o prudente, o caminho da vida é para cima, livrando-o da sepultura que está embaixo.</w:t>
+        <w:t xml:space="preserve"> Para quem tem discernimento, o caminho da vida conduz para o alto e o afasta do caminho que leva à morte.</w:t>
       </w:r>
     </w:p>
     <w:p>
@@ -9489,7 +9489,7 @@
         <w:rPr>
           <w:lang w:val="pt_PT" w:bidi="pt_PT"/>
         </w:rPr>
-        <w:t xml:space="preserve"> O SENHOR destrói a casa dos orgulhosos, mas protege os limites da propriedade da viúva.</w:t>
+        <w:t xml:space="preserve"> O SENHOR derruba a casa dos orgulhosos, mas protege as terras da viúva.</w:t>
       </w:r>
     </w:p>
     <w:p>
@@ -9510,7 +9510,7 @@
         <w:rPr>
           <w:lang w:val="pt_PT" w:bidi="pt_PT"/>
         </w:rPr>
-        <w:t xml:space="preserve"> O SENHOR abomina os pensamentos dos perversos, mas se agrada das palavras puras.</w:t>
+        <w:t xml:space="preserve"> O SENHOR abomina os planos dos perversos, mas considera agradáveis as palavras sinceras.</w:t>
       </w:r>
     </w:p>
     <w:p>
@@ -9573,7 +9573,7 @@
         <w:rPr>
           <w:lang w:val="pt_PT" w:bidi="pt_PT"/>
         </w:rPr>
-        <w:t xml:space="preserve"> O SENHOR se mantém distante dos perversos, mas escuta a oração dos justos.</w:t>
+        <w:t xml:space="preserve"> O SENHOR está longe dos perversos, mas escuta a oração dos justos.</w:t>
       </w:r>
     </w:p>
     <w:p>
@@ -9594,7 +9594,7 @@
         <w:rPr>
           <w:lang w:val="pt_PT" w:bidi="pt_PT"/>
         </w:rPr>
-        <w:t xml:space="preserve"> Um olhar cheio de luz alegra o coração, e boas notícias fortalecem os ossos.</w:t>
+        <w:t xml:space="preserve"> Um rosto alegre traz alegria ao coração, e boas notícias fortalecem o corpo.</w:t>
       </w:r>
     </w:p>
     <w:p>
@@ -9736,7 +9736,7 @@
         <w:rPr>
           <w:lang w:val="pt_PT" w:bidi="pt_PT"/>
         </w:rPr>
-        <w:t xml:space="preserve"> Entregue ao SENHOR aquilo que você realiza, e seus planos terão sucesso.</w:t>
+        <w:t xml:space="preserve"> Entregue ao SENHOR tudo o que você faz, e seus planos serão firmados.</w:t>
       </w:r>
     </w:p>
     <w:p>
@@ -9757,7 +9757,7 @@
         <w:rPr>
           <w:lang w:val="pt_PT" w:bidi="pt_PT"/>
         </w:rPr>
-        <w:t xml:space="preserve"> O SENHOR fez todas as coisas com um propósito; até o perverso está reservado para o dia do juízo.</w:t>
+        <w:t xml:space="preserve"> O SENHOR fez tudo para cumprir seu propósito; até o perverso para o dia da calamidade.</w:t>
       </w:r>
     </w:p>
     <w:p>
@@ -9799,7 +9799,7 @@
         <w:rPr>
           <w:lang w:val="pt_PT" w:bidi="pt_PT"/>
         </w:rPr>
-        <w:t xml:space="preserve"> Pelo amor leal e pela fidelidade se remove a culpa, e pelo temor ao SENHOR o homem se afasta do mal.</w:t>
+        <w:t xml:space="preserve"> Pelo amor leal e pela fidelidade a culpa é reparada, e pelo temor ao SENHOR a pessoa se afasta do mal.</w:t>
       </w:r>
     </w:p>
     <w:p>
@@ -9883,7 +9883,7 @@
         <w:rPr>
           <w:lang w:val="pt_PT" w:bidi="pt_PT"/>
         </w:rPr>
-        <w:t xml:space="preserve"> Há decisão inspirada nos lábios do rei; ao julgar, sua boca não deve errar.</w:t>
+        <w:t xml:space="preserve"> Ao julgar, o rei deve falar com justiça; sua boca não deve errar na sentença.</w:t>
       </w:r>
     </w:p>
     <w:p>
@@ -9904,7 +9904,7 @@
         <w:rPr>
           <w:lang w:val="pt_PT" w:bidi="pt_PT"/>
         </w:rPr>
-        <w:t xml:space="preserve"> Balanças e pesos corretos pertencem ao SENHOR; todas as medidas justas são estabelecidas por ele.</w:t>
+        <w:t xml:space="preserve"> Balanças e pesos corretos vêm do SENHOR; todas as medidas justas foram estabelecidas por ele.</w:t>
       </w:r>
     </w:p>
     <w:p>
@@ -9988,7 +9988,7 @@
         <w:rPr>
           <w:lang w:val="pt_PT" w:bidi="pt_PT"/>
         </w:rPr>
-        <w:t xml:space="preserve"> O brilho do rosto do rei significa vida; seu favor é como nuvem que traz chuva na estação.</w:t>
+        <w:t xml:space="preserve"> O brilho do rosto do rei traz vida; seu favor é como nuvem que traz chuva.</w:t>
       </w:r>
     </w:p>
     <w:p>
@@ -10030,7 +10030,7 @@
         <w:rPr>
           <w:lang w:val="pt_PT" w:bidi="pt_PT"/>
         </w:rPr>
-        <w:t xml:space="preserve"> Os justos tomam o caminho que evita o mal; quem vigia sua conduta preserva a própria vida.</w:t>
+        <w:t xml:space="preserve"> O caminho dos retos evita o mal; quem vigia sua conduta preserva a própria vida.</w:t>
       </w:r>
     </w:p>
     <w:p>
@@ -10093,7 +10093,7 @@
         <w:rPr>
           <w:lang w:val="pt_PT" w:bidi="pt_PT"/>
         </w:rPr>
-        <w:t xml:space="preserve"> Quem considera atentamente a instrução prospera, e feliz é aquele que deposita sua confiança no SENHOR.</w:t>
+        <w:t xml:space="preserve"> Quem dá atenção ao ensino prospera, e feliz é aquele que confia no SENHOR.</w:t>
       </w:r>
     </w:p>
     <w:p>
@@ -10114,7 +10114,7 @@
         <w:rPr>
           <w:lang w:val="pt_PT" w:bidi="pt_PT"/>
         </w:rPr>
-        <w:t xml:space="preserve"> Quem tem o coração sábio é chamado prudente, e a doçura de seus lábios aumenta o ensino.</w:t>
+        <w:t xml:space="preserve"> Quem tem o coração sábio é reconhecido como prudente, e palavras agradáveis tornam o ensino mais eficaz.</w:t>
       </w:r>
     </w:p>
     <w:p>
@@ -10135,7 +10135,7 @@
         <w:rPr>
           <w:lang w:val="pt_PT" w:bidi="pt_PT"/>
         </w:rPr>
-        <w:t xml:space="preserve"> O entendimento é fonte de vida para quem o possui, mas a insensatez se torna disciplina para os tolos.</w:t>
+        <w:t xml:space="preserve"> O entendimento é fonte de vida para quem o possui, mas a tolice traz correção aos próprios tolos.</w:t>
       </w:r>
     </w:p>
     <w:p>
@@ -10156,7 +10156,7 @@
         <w:rPr>
           <w:lang w:val="pt_PT" w:bidi="pt_PT"/>
         </w:rPr>
-        <w:t xml:space="preserve"> O coração do sábio orienta sua própria fala, e seus lábios tornam o ensino mais eficaz.</w:t>
+        <w:t xml:space="preserve"> O coração do sábio orienta suas palavras, e seus lábios tornam o ensino mais eficaz.</w:t>
       </w:r>
     </w:p>
     <w:p>
@@ -10219,7 +10219,7 @@
         <w:rPr>
           <w:lang w:val="pt_PT" w:bidi="pt_PT"/>
         </w:rPr>
-        <w:t xml:space="preserve"> O apetite do trabalhador o instiga a trabalhar, pois sua boca o impulsiona.</w:t>
+        <w:t xml:space="preserve"> A fome leva o trabalhador a trabalhar, pois sua necessidade o motiva.</w:t>
       </w:r>
     </w:p>
     <w:p>
@@ -10240,7 +10240,7 @@
         <w:rPr>
           <w:lang w:val="pt_PT" w:bidi="pt_PT"/>
         </w:rPr>
-        <w:t xml:space="preserve"> A pessoa mal-intencionada trama o mal, e suas palavras ardem como fogo destruidor.</w:t>
+        <w:t xml:space="preserve"> A pessoa mal-intencionada planeja o mal, e suas palavras são como fogo que consome.</w:t>
       </w:r>
     </w:p>
     <w:p>
@@ -10282,7 +10282,7 @@
         <w:rPr>
           <w:lang w:val="pt_PT" w:bidi="pt_PT"/>
         </w:rPr>
-        <w:t xml:space="preserve"> O homem violento seduz o companheiro e o conduz por caminhos maus.</w:t>
+        <w:t xml:space="preserve"> O homem violento convence o seu próximo e o leva por um caminho mau.</w:t>
       </w:r>
     </w:p>
     <w:p>
@@ -10303,7 +10303,7 @@
         <w:rPr>
           <w:lang w:val="pt_PT" w:bidi="pt_PT"/>
         </w:rPr>
-        <w:t xml:space="preserve"> Quem estreita os olhos planeja engano; quem aperta os lábios está decidido a praticar o mal.</w:t>
+        <w:t xml:space="preserve"> Quem estreita os olhos planeja engano; quem aperta os lábios já resolveu praticar o mal.</w:t>
       </w:r>
     </w:p>
     <w:p>
@@ -10366,7 +10366,7 @@
         <w:rPr>
           <w:lang w:val="pt_PT" w:bidi="pt_PT"/>
         </w:rPr>
-        <w:t xml:space="preserve"> As sortes podem ser lançadas, mas toda decisão final procede do SENHOR.</w:t>
+        <w:t xml:space="preserve"> Jogamos a sorte para decidir, mas o SENHOR é quem determina o resultado.</w:t>
       </w:r>
     </w:p>
     <w:p>
@@ -10424,7 +10424,7 @@
         <w:rPr>
           <w:lang w:val="pt_PT" w:bidi="pt_PT"/>
         </w:rPr>
-        <w:t xml:space="preserve"> O servo prudente assume o lugar do filho que envergonha a família e recebe parte da herança como os irmãos.</w:t>
+        <w:t xml:space="preserve"> O servo sábio governará sobre o filho que envergonha a família e receberá parte da herança junto com os irmãos.</w:t>
       </w:r>
     </w:p>
     <w:p>
@@ -10466,7 +10466,7 @@
         <w:rPr>
           <w:lang w:val="pt_PT" w:bidi="pt_PT"/>
         </w:rPr>
-        <w:t xml:space="preserve"> O ímpio se interessa pelas palavras perversas, e o mentiroso dá ouvidos à língua dada à destruição.</w:t>
+        <w:t xml:space="preserve"> O perverso presta atenção às palavras más, e o mentiroso escuta a língua que causa destruição.</w:t>
       </w:r>
     </w:p>
     <w:p>
@@ -10508,7 +10508,7 @@
         <w:rPr>
           <w:lang w:val="pt_PT" w:bidi="pt_PT"/>
         </w:rPr>
-        <w:t xml:space="preserve"> Os netos são coroa para os idosos, e os filhos se orgulham de seus pais.</w:t>
+        <w:t xml:space="preserve"> Os netos são uma coroa para os idosos, e os pais se alegram com seus filhos.</w:t>
       </w:r>
     </w:p>
     <w:p>
@@ -10550,7 +10550,7 @@
         <w:rPr>
           <w:lang w:val="pt_PT" w:bidi="pt_PT"/>
         </w:rPr>
-        <w:t xml:space="preserve"> O suborno parece funcionar como amuleto, mas a favor ou contra ele, o sucesso depende do SENHOR.</w:t>
+        <w:t xml:space="preserve"> O suborno parece uma pedra preciosa para quem o oferece; ele parece trazer sucesso em qualquer situação.</w:t>
       </w:r>
     </w:p>
     <w:p>
@@ -10613,7 +10613,7 @@
         <w:rPr>
           <w:lang w:val="pt_PT" w:bidi="pt_PT"/>
         </w:rPr>
-        <w:t xml:space="preserve"> O homem mau só busca rebeldia; um mensageiro cruel será enviado contra ele.</w:t>
+        <w:t xml:space="preserve"> O rebelde só procura o mal, e contra ele será enviado um mensageiro cruel.</w:t>
       </w:r>
     </w:p>
     <w:p>
@@ -10676,7 +10676,7 @@
         <w:rPr>
           <w:lang w:val="pt_PT" w:bidi="pt_PT"/>
         </w:rPr>
-        <w:t xml:space="preserve"> Começar uma briga é como abrir a comporta de uma represa; é melhor interromper antes que a contenda irrompa.</w:t>
+        <w:t xml:space="preserve"> Começar uma briga é como abrir uma represa; por isso é melhor parar antes que a discussão aumente.</w:t>
       </w:r>
     </w:p>
     <w:p>
@@ -10760,7 +10760,7 @@
         <w:rPr>
           <w:lang w:val="pt_PT" w:bidi="pt_PT"/>
         </w:rPr>
-        <w:t xml:space="preserve"> O homem que não tem juízo se compromete facilmente e aceita ser fiador do próximo.</w:t>
+        <w:t xml:space="preserve"> Quem não tem entendimento aperta a mão em acordo e se torna fiador de outra pessoa.</w:t>
       </w:r>
     </w:p>
     <w:p>
@@ -10781,7 +10781,7 @@
         <w:rPr>
           <w:lang w:val="pt_PT" w:bidi="pt_PT"/>
         </w:rPr>
-        <w:t xml:space="preserve"> Quem ama a contenda ama o pecado; quem constrói muros altos busca a própria ruína.</w:t>
+        <w:t xml:space="preserve"> Quem ama as brigas ama o pecado; quem se exalta procura a própria ruína.</w:t>
       </w:r>
     </w:p>
     <w:p>
@@ -10844,7 +10844,7 @@
         <w:rPr>
           <w:lang w:val="pt_PT" w:bidi="pt_PT"/>
         </w:rPr>
-        <w:t xml:space="preserve"> O coração alegre é como remédio eficaz, mas o espírito abatido resseca os ossos.</w:t>
+        <w:t xml:space="preserve"> O coração alegre faz bem como um remédio, mas o espírito abatido enfraquece a pessoa.</w:t>
       </w:r>
     </w:p>
     <w:p>
@@ -10886,7 +10886,7 @@
         <w:rPr>
           <w:lang w:val="pt_PT" w:bidi="pt_PT"/>
         </w:rPr>
-        <w:t xml:space="preserve"> O homem sensato não perde a sabedoria de vista, mas os olhos do tolo vagueiam até as extremidades da terra.</w:t>
+        <w:t xml:space="preserve"> O sábio mantém a sabedoria diante de si, mas os olhos do tolo procuram coisas distantes.</w:t>
       </w:r>
     </w:p>
     <w:p>
@@ -10928,7 +10928,7 @@
         <w:rPr>
           <w:lang w:val="pt_PT" w:bidi="pt_PT"/>
         </w:rPr>
-        <w:t xml:space="preserve"> Não é bom castigar o justo, nem açoitar quem age com honestidade.</w:t>
+        <w:t xml:space="preserve"> Não é certo punir o justo nem castigar quem faz o que é correto.</w:t>
       </w:r>
     </w:p>
     <w:p>
@@ -10970,7 +10970,7 @@
         <w:rPr>
           <w:lang w:val="pt_PT" w:bidi="pt_PT"/>
         </w:rPr>
-        <w:t xml:space="preserve"> Até o insensato passa por sábio quando se cala; quem fecha a boca pode parecer prudente.</w:t>
+        <w:t xml:space="preserve"> Até o tolo parece sábio quando fica em silêncio; quem controla suas palavras mostra entendimento.</w:t>
       </w:r>
     </w:p>
     <w:p>
@@ -11007,7 +11007,7 @@
         <w:rPr>
           <w:lang w:val="pt_PT" w:bidi="pt_PT"/>
         </w:rPr>
-        <w:t xml:space="preserve"> Quem se isola busca apenas seus próprios interesses e despreza todos os bons conselhos.</w:t>
+        <w:t xml:space="preserve"> Quem se separa dos outros busca apenas seus próprios desejos e rejeita todo bom conselho.</w:t>
       </w:r>
     </w:p>
     <w:p>
@@ -11049,7 +11049,7 @@
         <w:rPr>
           <w:lang w:val="pt_PT" w:bidi="pt_PT"/>
         </w:rPr>
-        <w:t xml:space="preserve"> A maldade atrai desprezo, e a desonra traz vergonha.</w:t>
+        <w:t xml:space="preserve"> A maldade traz desprezo, e a falta de honra traz vergonha</w:t>
       </w:r>
     </w:p>
     <w:p>
@@ -11070,7 +11070,7 @@
         <w:rPr>
           <w:lang w:val="pt_PT" w:bidi="pt_PT"/>
         </w:rPr>
-        <w:t xml:space="preserve"> A boca do homem derrama palavras profundas; o conselho do sábio flui como rio que transborda.</w:t>
+        <w:t xml:space="preserve"> As palavras de uma pessoa podem ser profundas como águas; a sabedoria de quem sabe aconselhar é como um rio que corre.</w:t>
       </w:r>
     </w:p>
     <w:p>
@@ -11175,7 +11175,7 @@
         <w:rPr>
           <w:lang w:val="pt_PT" w:bidi="pt_PT"/>
         </w:rPr>
-        <w:t xml:space="preserve"> Quem é negligente no trabalho é irmão daquele que desperdiça.</w:t>
+        <w:t xml:space="preserve"> Quem é preguiçoso no trabalho é irmão de quem destrói o que tem.</w:t>
       </w:r>
     </w:p>
     <w:p>
@@ -11217,7 +11217,7 @@
         <w:rPr>
           <w:lang w:val="pt_PT" w:bidi="pt_PT"/>
         </w:rPr>
-        <w:t xml:space="preserve"> O rico vê sua riqueza como uma torre de segurança, protegida por muros intransponíveis.</w:t>
+        <w:t xml:space="preserve"> O rico pensa que sua riqueza é uma proteção forte, como uma cidade alta e segura.</w:t>
       </w:r>
     </w:p>
     <w:p>
@@ -11238,7 +11238,7 @@
         <w:rPr>
           <w:lang w:val="pt_PT" w:bidi="pt_PT"/>
         </w:rPr>
-        <w:t xml:space="preserve"> O orgulho precede a ruína; a humildade conduz à honra.</w:t>
+        <w:t xml:space="preserve"> O orgulho leva à destruição, mas a humildade vem antes da honra.</w:t>
       </w:r>
     </w:p>
     <w:p>
@@ -11280,7 +11280,7 @@
         <w:rPr>
           <w:lang w:val="pt_PT" w:bidi="pt_PT"/>
         </w:rPr>
-        <w:t xml:space="preserve"> O bom ânimo ajuda a sustentar o doente, mas quem tem o espírito abatido não encontra socorro.</w:t>
+        <w:t xml:space="preserve"> O espírito alegre ajuda a pessoa a enfrentar a doença, mas quem está abatido não consegue suportar sua dor.</w:t>
       </w:r>
     </w:p>
     <w:p>
@@ -11322,7 +11322,7 @@
         <w:rPr>
           <w:lang w:val="pt_PT" w:bidi="pt_PT"/>
         </w:rPr>
-        <w:t xml:space="preserve"> Um presente abre portas e conduz à presença dos poderosos.</w:t>
+        <w:t xml:space="preserve"> Um presente abre portas e leva a pessoa à presença dos grandes.</w:t>
       </w:r>
     </w:p>
     <w:p>
@@ -11364,7 +11364,7 @@
         <w:rPr>
           <w:lang w:val="pt_PT" w:bidi="pt_PT"/>
         </w:rPr>
-        <w:t xml:space="preserve"> Lançar sortes encerra contendas e resolve disputas entre poderosos.</w:t>
+        <w:t xml:space="preserve"> Lançar sortes pode acabar com uma briga e decidir uma disputa entre pessoas fortes.</w:t>
       </w:r>
     </w:p>
     <w:p>
@@ -11406,7 +11406,7 @@
         <w:rPr>
           <w:lang w:val="pt_PT" w:bidi="pt_PT"/>
         </w:rPr>
-        <w:t xml:space="preserve"> Do fruto da boca o homem se satisfaz; das palavras certas recebe alimento para a vida.</w:t>
+        <w:t xml:space="preserve"> A pessoa se alimenta do fruto das suas palavras; aquilo que fala traz consequências para sua vida.</w:t>
       </w:r>
     </w:p>
     <w:p>
@@ -11427,7 +11427,7 @@
         <w:rPr>
           <w:lang w:val="pt_PT" w:bidi="pt_PT"/>
         </w:rPr>
-        <w:t xml:space="preserve"> A vida e a morte estão sob o poder da língua; quem gosta de usá-la colherá o fruto do que disser.</w:t>
+        <w:t xml:space="preserve"> A língua pode trazer vida ou morte; quem ama falar receberá o resultado das suas palavras.</w:t>
       </w:r>
     </w:p>
     <w:p>
@@ -11448,7 +11448,7 @@
         <w:rPr>
           <w:lang w:val="pt_PT" w:bidi="pt_PT"/>
         </w:rPr>
-        <w:t xml:space="preserve"> Quem encontra uma esposa encontra um bem precioso, recebendo uma bênção do SENHOR.</w:t>
+        <w:t xml:space="preserve"> Quem encontra uma esposa encontra algo muito bom e recebe o favor do SENHOR.</w:t>
       </w:r>
     </w:p>
     <w:p>
@@ -11490,7 +11490,7 @@
         <w:rPr>
           <w:lang w:val="pt_PT" w:bidi="pt_PT"/>
         </w:rPr>
-        <w:t xml:space="preserve"> Quem tem muitos amigos pode se iludir, mas existe amigo mais próximo que um irmão.</w:t>
+        <w:t xml:space="preserve"> Há amigos que podem levar uma pessoa à destruição, mas existe amigo mais chegado que um irmão.</w:t>
       </w:r>
     </w:p>
     <w:p>
@@ -11527,7 +11527,7 @@
         <w:rPr>
           <w:lang w:val="pt_PT" w:bidi="pt_PT"/>
         </w:rPr>
-        <w:t xml:space="preserve"> É melhor ser pobre e andar com integridade do que ser perverso de lábios e tolo.</w:t>
+        <w:t xml:space="preserve"> É melhor ser pobre e íntegro do que ser tolo e perverso nas suas palavras.</w:t>
       </w:r>
     </w:p>
     <w:p>
@@ -11548,7 +11548,7 @@
         <w:rPr>
           <w:lang w:val="pt_PT" w:bidi="pt_PT"/>
         </w:rPr>
-        <w:t xml:space="preserve"> Não é bom ter zelo sem conhecimento; quem se apressa erra o caminho.</w:t>
+        <w:t xml:space="preserve"> É perigoso agir sem pensar; quem se apressa erra o caminho.</w:t>
       </w:r>
     </w:p>
     <w:p>
@@ -11569,7 +11569,7 @@
         <w:rPr>
           <w:lang w:val="pt_PT" w:bidi="pt_PT"/>
         </w:rPr>
-        <w:t xml:space="preserve"> A insensatez leva o homem à ruína, e seu coração se irrita contra o SENHOR.</w:t>
+        <w:t xml:space="preserve"> A própria falta de juízo leva a pessoa à destruição, e depois ela culpa o SENHOR por isso.</w:t>
       </w:r>
     </w:p>
     <w:p>
@@ -11590,7 +11590,7 @@
         <w:rPr>
           <w:lang w:val="pt_PT" w:bidi="pt_PT"/>
         </w:rPr>
-        <w:t xml:space="preserve"> A riqueza atrai muitos amigos, mas o necessitado perde até o amigo próximo.</w:t>
+        <w:t xml:space="preserve"> A riqueza traz muitos amigos, mas o pobre é abandonado até por seus amigos.</w:t>
       </w:r>
     </w:p>
     <w:p>
@@ -11653,7 +11653,7 @@
         <w:rPr>
           <w:lang w:val="pt_PT" w:bidi="pt_PT"/>
         </w:rPr>
-        <w:t xml:space="preserve"> O pobre é rejeitado até por seus parentes; que dirá pelos amigos! Mesmo quando os procura, não os encontra.</w:t>
+        <w:t xml:space="preserve"> Os parentes do pobre o rejeitam, e seus amigos se afastam dele; quando ele chama, ninguém responde.</w:t>
       </w:r>
     </w:p>
     <w:p>
@@ -11674,7 +11674,7 @@
         <w:rPr>
           <w:lang w:val="pt_PT" w:bidi="pt_PT"/>
         </w:rPr>
-        <w:t xml:space="preserve"> Quem adquire sabedoria ama a si mesmo; quem guarda o entendimento encontra o bem.</w:t>
+        <w:t xml:space="preserve"> Quem busca sabedoria cuida bem da própria vida; quem guarda o entendimento encontra o bem.</w:t>
       </w:r>
     </w:p>
     <w:p>
@@ -11695,7 +11695,7 @@
         <w:rPr>
           <w:lang w:val="pt_PT" w:bidi="pt_PT"/>
         </w:rPr>
-        <w:t xml:space="preserve"> Quem dá falso testemunho será punido; quem vive de engano será destruído.</w:t>
+        <w:t xml:space="preserve"> A falsa testemunha não ficará sem castigo; quem mente será punido.</w:t>
       </w:r>
     </w:p>
     <w:p>
@@ -11716,7 +11716,7 @@
         <w:rPr>
           <w:lang w:val="pt_PT" w:bidi="pt_PT"/>
         </w:rPr>
-        <w:t xml:space="preserve"> Não convém ao insensato viver no luxo; muito menos a um servo governar sobre príncipes.</w:t>
+        <w:t xml:space="preserve"> Não combina com um tolo viver cercado de riquezas; muito menos um servo governar sobre líderes.</w:t>
       </w:r>
     </w:p>
     <w:p>
@@ -11758,7 +11758,7 @@
         <w:rPr>
           <w:lang w:val="pt_PT" w:bidi="pt_PT"/>
         </w:rPr>
-        <w:t xml:space="preserve"> A fúria do rei parece o rugido do leão, mas seu favor é como o orvalho que refresca a grama.</w:t>
+        <w:t xml:space="preserve"> A ira do rei é como o rugido de um leão, mas seu favor é como a chuva suave sobre a terra.</w:t>
       </w:r>
     </w:p>
     <w:p>
@@ -11779,7 +11779,7 @@
         <w:rPr>
           <w:lang w:val="pt_PT" w:bidi="pt_PT"/>
         </w:rPr>
-        <w:t xml:space="preserve"> O filho sem juízo causa tristeza ao pai, e a esposa que vive em conflito é como goteira sem fim.</w:t>
+        <w:t xml:space="preserve"> Um filho sem juízo traz tristeza ao pai, e uma esposa que vive brigando é como uma goteira que não para.</w:t>
       </w:r>
     </w:p>
     <w:p>
@@ -11821,7 +11821,7 @@
         <w:rPr>
           <w:lang w:val="pt_PT" w:bidi="pt_PT"/>
         </w:rPr>
-        <w:t xml:space="preserve"> A preguiça leva ao sono pesado, e quem não se esforça passa necessidade.</w:t>
+        <w:t xml:space="preserve"> A preguiça leva ao descanso excessivo, e quem não trabalha acaba passando necessidade.</w:t>
       </w:r>
     </w:p>
     <w:p>
@@ -11884,7 +11884,7 @@
         <w:rPr>
           <w:lang w:val="pt_PT" w:bidi="pt_PT"/>
         </w:rPr>
-        <w:t xml:space="preserve"> Corrija o filho enquanto há esperança; não deseje a morte dele.</w:t>
+        <w:t xml:space="preserve"> Corrija seu filho enquanto ainda há esperança, mas não deixe de cuidar dele.</w:t>
       </w:r>
     </w:p>
     <w:p>
@@ -11905,7 +11905,7 @@
         <w:rPr>
           <w:lang w:val="pt_PT" w:bidi="pt_PT"/>
         </w:rPr>
-        <w:t xml:space="preserve"> Quem se irrita com facilidade sofrerá as consequências; se for poupado, repetirá o erro.</w:t>
+        <w:t xml:space="preserve"> A pessoa que se irrita facilmente receberá o castigo; se alguém tentar livrá-la, terá que fazer isso muitas vezes.</w:t>
       </w:r>
     </w:p>
     <w:p>
@@ -11968,7 +11968,7 @@
         <w:rPr>
           <w:lang w:val="pt_PT" w:bidi="pt_PT"/>
         </w:rPr>
-        <w:t xml:space="preserve"> O que se deseja em alguém é a lealdade; é melhor ser pobre do que mentiroso.</w:t>
+        <w:t xml:space="preserve"> O que torna alguém admirável é sua fidelidade; é melhor ser pobre do que viver com mentiras.</w:t>
       </w:r>
     </w:p>
     <w:p>
@@ -11989,7 +11989,7 @@
         <w:rPr>
           <w:lang w:val="pt_PT" w:bidi="pt_PT"/>
         </w:rPr>
-        <w:t xml:space="preserve"> O temor do SENHOR conduz à vida; quem vive assim descansa seguro e sem males.</w:t>
+        <w:t xml:space="preserve"> O temor do SENHOR conduz à vida; quem vive assim dorme em paz e fica protegido do mal.</w:t>
       </w:r>
     </w:p>
     <w:p>
@@ -12010,7 +12010,7 @@
         <w:rPr>
           <w:lang w:val="pt_PT" w:bidi="pt_PT"/>
         </w:rPr>
-        <w:t xml:space="preserve"> O preguiçoso põe a mão no prato, mas nem consegue levá-la de volta à boca.</w:t>
+        <w:t xml:space="preserve"> O preguiçoso coloca a mão no prato, mas tem tanta preguiça que nem a leva de volta à boca.</w:t>
       </w:r>
     </w:p>
     <w:p>
@@ -12031,7 +12031,7 @@
         <w:rPr>
           <w:lang w:val="pt_PT" w:bidi="pt_PT"/>
         </w:rPr>
-        <w:t xml:space="preserve"> Castigue o zombador, e o inexperiente aprenderá a ser prudente; corrija o sábio, e ele crescerá em conhecimento.</w:t>
+        <w:t xml:space="preserve"> Corrija o zombador, e o inexperiente aprenderá a ter cuidado; repreenda o sábio, e ele aprenderá mais.</w:t>
       </w:r>
     </w:p>
     <w:p>
@@ -12073,7 +12073,7 @@
         <w:rPr>
           <w:lang w:val="pt_PT" w:bidi="pt_PT"/>
         </w:rPr>
-        <w:t xml:space="preserve"> Filho, se deixar de ouvir a instrução, você se desviará das palavras de conhecimento.</w:t>
+        <w:t xml:space="preserve"> Meu filho, pare de ouvir a instrução, e você deixará de seguir as palavras do conhecimento.</w:t>
       </w:r>
     </w:p>
     <w:p>
@@ -12094,7 +12094,7 @@
         <w:rPr>
           <w:lang w:val="pt_PT" w:bidi="pt_PT"/>
         </w:rPr>
-        <w:t xml:space="preserve"> A testemunha desonesta despreza a justiça, e a boca dos ímpios deseja o mal.</w:t>
+        <w:t xml:space="preserve"> A testemunha que não serve para nada despreza a justiça, e a boca dos maus espalha o mal.</w:t>
       </w:r>
     </w:p>
     <w:p>
@@ -12152,7 +12152,7 @@
         <w:rPr>
           <w:lang w:val="pt_PT" w:bidi="pt_PT"/>
         </w:rPr>
-        <w:t xml:space="preserve"> O vinho é zombador, e a bebida forte é turbulenta; quem se deixa dominar por eles não é sábio.</w:t>
+        <w:t xml:space="preserve"> O vinho zomba das pessoas, e a bebida forte tira o controle delas; quem se deixa dominar por isso não age com sabedoria.</w:t>
       </w:r>
     </w:p>
     <w:p>
@@ -12215,7 +12215,7 @@
         <w:rPr>
           <w:lang w:val="pt_PT" w:bidi="pt_PT"/>
         </w:rPr>
-        <w:t xml:space="preserve"> O preguiçoso não ara no inverno; na colheita, procura e nada encontra.</w:t>
+        <w:t xml:space="preserve"> O preguiçoso não prepara a terra na época certa; quando chega a colheita, procura alimento e não encontra nada.</w:t>
       </w:r>
     </w:p>
     <w:p>
@@ -12236,7 +12236,7 @@
         <w:rPr>
           <w:lang w:val="pt_PT" w:bidi="pt_PT"/>
         </w:rPr>
-        <w:t xml:space="preserve"> Os planos do coração humano são como águas profundas, mas o homem entendido sabe trazê-los à tona.</w:t>
+        <w:t xml:space="preserve"> Os pensamentos de uma pessoa são como águas profundas, mas quem tem entendimento consegue descobri-los.</w:t>
       </w:r>
     </w:p>
     <w:p>
@@ -12257,7 +12257,7 @@
         <w:rPr>
           <w:lang w:val="pt_PT" w:bidi="pt_PT"/>
         </w:rPr>
-        <w:t xml:space="preserve"> Muitos afirmam ser leais, mas quem encontra alguém digno de confiança?</w:t>
+        <w:t xml:space="preserve"> Muitos dizem que são fiéis, mas é difícil encontrar alguém realmente confiável.</w:t>
       </w:r>
     </w:p>
     <w:p>
@@ -12299,7 +12299,7 @@
         <w:rPr>
           <w:lang w:val="pt_PT" w:bidi="pt_PT"/>
         </w:rPr>
-        <w:t xml:space="preserve"> Quando o rei se senta para julgar, seus olhos dissipam todo o mal.</w:t>
+        <w:t xml:space="preserve"> Quando o rei se senta para julgar, seus olhos examinam e revelam todo o mal.</w:t>
       </w:r>
     </w:p>
     <w:p>
@@ -12320,7 +12320,7 @@
         <w:rPr>
           <w:lang w:val="pt_PT" w:bidi="pt_PT"/>
         </w:rPr>
-        <w:t xml:space="preserve"> Quem é capaz de dizer: "Meu coração está puro; estou limpo do meu pecado"?</w:t>
+        <w:t xml:space="preserve"> Quem é capaz de dizer: “Meu coração está puro; estou limpo do meu pecado”?</w:t>
       </w:r>
     </w:p>
     <w:p>
@@ -12341,7 +12341,7 @@
         <w:rPr>
           <w:lang w:val="pt_PT" w:bidi="pt_PT"/>
         </w:rPr>
-        <w:t xml:space="preserve"> O SENHOR abomina pesos falsos e medidas desiguais.</w:t>
+        <w:t xml:space="preserve"> O SENHOR odeia balanças enganadoras e medidas desonestas.</w:t>
       </w:r>
     </w:p>
     <w:p>
@@ -12362,7 +12362,7 @@
         <w:rPr>
           <w:lang w:val="pt_PT" w:bidi="pt_PT"/>
         </w:rPr>
-        <w:t xml:space="preserve"> Até a criança se revela pelo que faz; suas atitudes mostram se é correta e sincera.</w:t>
+        <w:t xml:space="preserve"> Até uma criança mostra quem é pelas suas ações; seu comportamento revela se ela age com pureza e justiça.</w:t>
       </w:r>
     </w:p>
     <w:p>
@@ -12425,7 +12425,7 @@
         <w:rPr>
           <w:lang w:val="pt_PT" w:bidi="pt_PT"/>
         </w:rPr>
-        <w:t xml:space="preserve"> "Não vale nada! Não vale nada!", diz o comprador, mas depois se orgulha do que conseguiu.</w:t>
+        <w:t xml:space="preserve"> "Não vale nada! Não vale nada!”, diz o comprador; depois de conseguir o que queria, ele se gaba.</w:t>
       </w:r>
     </w:p>
     <w:p>
@@ -12467,7 +12467,7 @@
         <w:rPr>
           <w:lang w:val="pt_PT" w:bidi="pt_PT"/>
         </w:rPr>
-        <w:t xml:space="preserve"> Tome a roupa de quem se torna fiador por um estranho; retenha-a como garantia.</w:t>
+        <w:t xml:space="preserve"> Pegue a roupa de quem garante uma dívida de um desconhecido; use-a como garantia.</w:t>
       </w:r>
     </w:p>
     <w:p>
@@ -12488,7 +12488,7 @@
         <w:rPr>
           <w:lang w:val="pt_PT" w:bidi="pt_PT"/>
         </w:rPr>
-        <w:t xml:space="preserve"> O pão obtido por engano é doce ao homem, mas depois sua boca se enche de areia.</w:t>
+        <w:t xml:space="preserve"> O alimento obtido por engano parece doce no começo, mas depois deixa um gosto amargo.</w:t>
       </w:r>
     </w:p>
     <w:p>
@@ -12551,7 +12551,7 @@
         <w:rPr>
           <w:lang w:val="pt_PT" w:bidi="pt_PT"/>
         </w:rPr>
-        <w:t xml:space="preserve"> Quem amaldiçoa o pai ou a mãe terá sua luz apagada em escuridão profunda.</w:t>
+        <w:t xml:space="preserve"> Quem amaldiçoa o pai ou a mãe terá sua vida como uma lâmpada que se apaga na escuridão.</w:t>
       </w:r>
     </w:p>
     <w:p>
@@ -12572,7 +12572,7 @@
         <w:rPr>
           <w:lang w:val="pt_PT" w:bidi="pt_PT"/>
         </w:rPr>
-        <w:t xml:space="preserve"> A herança obtida rapidamente no começo não terá bênção no fim.</w:t>
+        <w:t xml:space="preserve"> Uma herança recebida rapidamente pode parecer boa no começo, mas não terá uma boa conclusão.</w:t>
       </w:r>
     </w:p>
     <w:p>
@@ -12593,7 +12593,7 @@
         <w:rPr>
           <w:lang w:val="pt_PT" w:bidi="pt_PT"/>
         </w:rPr>
-        <w:t xml:space="preserve"> Não diga: "Eu me vingarei desse mal"; espere pelo SENHOR, e ele agirá por você.</w:t>
+        <w:t xml:space="preserve"> Não diga: “Eu me vingarei desse mal”; espere pelo SENHOR, e ele agirá por você.</w:t>
       </w:r>
     </w:p>
     <w:p>
@@ -12614,7 +12614,7 @@
         <w:rPr>
           <w:lang w:val="pt_PT" w:bidi="pt_PT"/>
         </w:rPr>
-        <w:t xml:space="preserve"> O SENHOR rejeita pesos falsificados; balanças enganosas não são aceitáveis para ele.</w:t>
+        <w:t xml:space="preserve"> O SENHOR odeia pesos falsos; ele não aceita balanças enganosas.</w:t>
       </w:r>
     </w:p>
     <w:p>
@@ -12635,7 +12635,7 @@
         <w:rPr>
           <w:lang w:val="pt_PT" w:bidi="pt_PT"/>
         </w:rPr>
-        <w:t xml:space="preserve"> Os passos do ser humano são guiados pelo SENHOR; como alguém pode compreender totalmente o seu próprio caminho?</w:t>
+        <w:t xml:space="preserve"> O SENHOR dirige os passos das pessoas; como alguém pode entender completamente o caminho que está seguindo?</w:t>
       </w:r>
     </w:p>
     <w:p>
@@ -12656,7 +12656,7 @@
         <w:rPr>
           <w:lang w:val="pt_PT" w:bidi="pt_PT"/>
         </w:rPr>
-        <w:t xml:space="preserve"> Fazer um voto sem pensar e só depois refletir sobre ele é uma cilada.</w:t>
+        <w:t xml:space="preserve"> É uma armadilha prometer algo ao SENHOR sem pensar e só depois tentar cumprir.</w:t>
       </w:r>
     </w:p>
     <w:p>
@@ -12677,7 +12677,7 @@
         <w:rPr>
           <w:lang w:val="pt_PT" w:bidi="pt_PT"/>
         </w:rPr>
-        <w:t xml:space="preserve"> O rei sábio dispersa os ímpios e passa sobre eles a roda de debulha.</w:t>
+        <w:t xml:space="preserve"> O rei sábio separa os maus e os castiga com justiça.</w:t>
       </w:r>
     </w:p>
     <w:p>
@@ -12698,7 +12698,7 @@
         <w:rPr>
           <w:lang w:val="pt_PT" w:bidi="pt_PT"/>
         </w:rPr>
-        <w:t xml:space="preserve"> O espírito humano é a lâmpada do SENHOR, que examina o mais íntimo do ser.</w:t>
+        <w:t xml:space="preserve"> O espírito da pessoa é como uma lâmpada do SENHOR, que revela o que está dentro dela.</w:t>
       </w:r>
     </w:p>
     <w:p>
@@ -12719,7 +12719,7 @@
         <w:rPr>
           <w:lang w:val="pt_PT" w:bidi="pt_PT"/>
         </w:rPr>
-        <w:t xml:space="preserve"> Amor constante e fidelidade guardam o rei; por meio de sua bondade, seu trono permanece firme.</w:t>
+        <w:t xml:space="preserve"> O amor fiel e a verdade protegem o rei; seu governo permanece firme por causa dessas qualidades.</w:t>
       </w:r>
     </w:p>
     <w:p>
@@ -12761,7 +12761,7 @@
         <w:rPr>
           <w:lang w:val="pt_PT" w:bidi="pt_PT"/>
         </w:rPr>
-        <w:t xml:space="preserve"> Golpes e feridas purificam o mal, e os castigos atingem o íntimo do ser.</w:t>
+        <w:t xml:space="preserve"> Feridas e castigos podem corrigir o mal e alcançar o interior da pessoa.</w:t>
       </w:r>
     </w:p>
     <w:p>
@@ -12798,7 +12798,7 @@
         <w:rPr>
           <w:lang w:val="pt_PT" w:bidi="pt_PT"/>
         </w:rPr>
-        <w:t xml:space="preserve"> O coração do rei é como canais de água sob a direção do SENHOR; ele o inclina para onde deseja.</w:t>
+        <w:t xml:space="preserve"> O coração do rei é como um rio que o SENHOR direciona; ele pode conduzi-lo para o caminho que quiser.</w:t>
       </w:r>
     </w:p>
     <w:p>
@@ -12861,7 +12861,7 @@
         <w:rPr>
           <w:lang w:val="pt_PT" w:bidi="pt_PT"/>
         </w:rPr>
-        <w:t xml:space="preserve"> Olhos altivos e coração soberbo — a lâmpada dos ímpios — são pecado.</w:t>
+        <w:t xml:space="preserve"> Olhos orgulhosos e coração cheio de arrogância são pecado; essa é a marca dos maus.</w:t>
       </w:r>
     </w:p>
     <w:p>
@@ -12903,7 +12903,7 @@
         <w:rPr>
           <w:lang w:val="pt_PT" w:bidi="pt_PT"/>
         </w:rPr>
-        <w:t xml:space="preserve"> Ajuntar riquezas por meio de mentira é como vapor que se dissipa e leva à morte.</w:t>
+        <w:t xml:space="preserve"> A riqueza obtida por mentiras é como uma fumaça que desaparece; quem busca isso acaba destruindo a própria vida.</w:t>
       </w:r>
     </w:p>
     <w:p>
@@ -12924,7 +12924,7 @@
         <w:rPr>
           <w:lang w:val="pt_PT" w:bidi="pt_PT"/>
         </w:rPr>
-        <w:t xml:space="preserve"> A violência dos perversos os destrói, pois rejeitam praticar o que é justo.</w:t>
+        <w:t xml:space="preserve"> A violência dos maus os destruirá, porque eles se recusam a agir com justiça.</w:t>
       </w:r>
     </w:p>
     <w:p>
@@ -12945,7 +12945,7 @@
         <w:rPr>
           <w:lang w:val="pt_PT" w:bidi="pt_PT"/>
         </w:rPr>
-        <w:t xml:space="preserve"> O caminho do culpado é tortuoso, mas a estrada do íntegro é reta.</w:t>
+        <w:t xml:space="preserve"> O caminho de quem faz o mal é cheio de desvios, mas a vida de quem é correto é justa.</w:t>
       </w:r>
     </w:p>
     <w:p>
@@ -12966,7 +12966,7 @@
         <w:rPr>
           <w:lang w:val="pt_PT" w:bidi="pt_PT"/>
         </w:rPr>
-        <w:t xml:space="preserve"> É melhor viver num canto de um sótão do que dividir uma casa espaçosa com uma mulher contenciosa.</w:t>
+        <w:t xml:space="preserve"> É melhor viver num canto de um sótão do que dividir uma casa espaçosa com uma mulher briguenta.</w:t>
       </w:r>
     </w:p>
     <w:p>
@@ -12987,7 +12987,7 @@
         <w:rPr>
           <w:lang w:val="pt_PT" w:bidi="pt_PT"/>
         </w:rPr>
-        <w:t xml:space="preserve"> O perverso anseia pelo mal e não demonstra compaixão por ninguém.</w:t>
+        <w:t xml:space="preserve"> O perverso deseja fazer o mal e não tem misericórdia das outras pessoas.</w:t>
       </w:r>
     </w:p>
     <w:p>
@@ -13029,7 +13029,7 @@
         <w:rPr>
           <w:lang w:val="pt_PT" w:bidi="pt_PT"/>
         </w:rPr>
-        <w:t xml:space="preserve"> O justo observa a casa do ímpio e percebe a ruína dos perversos.</w:t>
+        <w:t xml:space="preserve"> O justo observa a casa dos maus e sabe que eles serão destruídos.</w:t>
       </w:r>
     </w:p>
     <w:p>
@@ -13071,7 +13071,7 @@
         <w:rPr>
           <w:lang w:val="pt_PT" w:bidi="pt_PT"/>
         </w:rPr>
-        <w:t xml:space="preserve"> Um presente oferecido em segredo apazigua a ira; uma dádiva discreta abranda uma grande indignação.</w:t>
+        <w:t xml:space="preserve"> Um presente dado de modo discreto ajuda a acalmar a raiva; uma oferta entregue em segredo pode diminuir até uma grande fúria.</w:t>
       </w:r>
     </w:p>
     <w:p>
@@ -13155,7 +13155,7 @@
         <w:rPr>
           <w:lang w:val="pt_PT" w:bidi="pt_PT"/>
         </w:rPr>
-        <w:t xml:space="preserve"> O ímpio serve como resgate pelo justo, e o infiel, pelo homem íntegro.</w:t>
+        <w:t xml:space="preserve"> O mau acaba sofrendo no lugar do justo, e o desonesto sofre no lugar de quem é íntegro.</w:t>
       </w:r>
     </w:p>
     <w:p>
@@ -13197,7 +13197,7 @@
         <w:rPr>
           <w:lang w:val="pt_PT" w:bidi="pt_PT"/>
         </w:rPr>
-        <w:t xml:space="preserve"> Na casa do sábio há recursos preciosos e azeite, mas o insensato consome tudo.</w:t>
+        <w:t xml:space="preserve"> Na casa do sábio há tesouros e azeite guardados, mas o tolo gasta tudo o que tem.</w:t>
       </w:r>
     </w:p>
     <w:p>
@@ -13239,7 +13239,7 @@
         <w:rPr>
           <w:lang w:val="pt_PT" w:bidi="pt_PT"/>
         </w:rPr>
-        <w:t xml:space="preserve"> O sábio conquista a cidade defendida por valentes e derruba a fortaleza em que eles confiam.</w:t>
+        <w:t xml:space="preserve"> O sábio consegue vencer uma cidade protegida por homens fortes e derruba a segurança em que eles confiam.</w:t>
       </w:r>
     </w:p>
     <w:p>
@@ -13281,7 +13281,7 @@
         <w:rPr>
           <w:lang w:val="pt_PT" w:bidi="pt_PT"/>
         </w:rPr>
-        <w:t xml:space="preserve"> O arrogante e presunçoso — chamado zombador — age com orgulho excessivo.</w:t>
+        <w:t xml:space="preserve"> O arrogante e orgulhoso é conhecido como zombador; ele age com excesso de orgulho.</w:t>
       </w:r>
     </w:p>
     <w:p>
@@ -13323,7 +13323,7 @@
         <w:rPr>
           <w:lang w:val="pt_PT" w:bidi="pt_PT"/>
         </w:rPr>
-        <w:t xml:space="preserve"> O dia inteiro ele cobiça, mas o justo reparte com generosidade.</w:t>
+        <w:t xml:space="preserve"> O preguiçoso deseja coisas o dia inteiro, mas o justo dá sem guardar para si.</w:t>
       </w:r>
     </w:p>
     <w:p>
@@ -13365,7 +13365,7 @@
         <w:rPr>
           <w:lang w:val="pt_PT" w:bidi="pt_PT"/>
         </w:rPr>
-        <w:t xml:space="preserve"> A testemunha falsa perecerá, mas quem ouve com atenção falará com firmeza.</w:t>
+        <w:t xml:space="preserve"> A testemunha falsa será destruída, mas quem fala a verdade será ouvido.</w:t>
       </w:r>
     </w:p>
     <w:p>
@@ -13386,7 +13386,7 @@
         <w:rPr>
           <w:lang w:val="pt_PT" w:bidi="pt_PT"/>
         </w:rPr>
-        <w:t xml:space="preserve"> O ímpio endurece o rosto, mas o reto firma o seu caminho.</w:t>
+        <w:t xml:space="preserve"> O mau tenta esconder sua culpa, mas a pessoa correta pensa bem antes de agir.</w:t>
       </w:r>
     </w:p>
     <w:p>
@@ -13428,7 +13428,7 @@
         <w:rPr>
           <w:lang w:val="pt_PT" w:bidi="pt_PT"/>
         </w:rPr>
-        <w:t xml:space="preserve"> O cavalo é preparado para o dia da batalha, mas a vitória procede do SENHOR.</w:t>
+        <w:t xml:space="preserve"> O cavalo é preparado para a batalha, mas quem dá a vitória é o SENHOR.</w:t>
       </w:r>
     </w:p>
     <w:p>
@@ -13465,7 +13465,7 @@
         <w:rPr>
           <w:lang w:val="pt_PT" w:bidi="pt_PT"/>
         </w:rPr>
-        <w:t xml:space="preserve"> Um bom nome vale mais do que grandes riquezas; ser estimado é melhor do que ouro e prata.</w:t>
+        <w:t xml:space="preserve"> Ter uma boa reputação vale mais do que muitas riquezas; ser respeitado é melhor que ouro e prata.</w:t>
       </w:r>
     </w:p>
     <w:p>
@@ -13507,7 +13507,7 @@
         <w:rPr>
           <w:lang w:val="pt_PT" w:bidi="pt_PT"/>
         </w:rPr>
-        <w:t xml:space="preserve"> O prudente vê o perigo e se esconde, mas os inexperientes seguem adiante e sofrem as consequências.</w:t>
+        <w:t xml:space="preserve"> O prudente percebe o perigo e se protege, mas os inexperientes continuam e sofrem o dano.</w:t>
       </w:r>
     </w:p>
     <w:p>
@@ -13528,7 +13528,7 @@
         <w:rPr>
           <w:lang w:val="pt_PT" w:bidi="pt_PT"/>
         </w:rPr>
-        <w:t xml:space="preserve"> A recompensa da humildade e o temor do SENHOR são riqueza, honra e vida.</w:t>
+        <w:t xml:space="preserve"> A humildade e o temor do SENHOR trazem como resultado riqueza, honra e vida.</w:t>
       </w:r>
     </w:p>
     <w:p>
@@ -13570,7 +13570,7 @@
         <w:rPr>
           <w:lang w:val="pt_PT" w:bidi="pt_PT"/>
         </w:rPr>
-        <w:t xml:space="preserve"> Instrua a criança no caminho que deve seguir, e, mesmo na velhice, não se desviará dele.</w:t>
+        <w:t xml:space="preserve"> Ensine a criança no caminho certo, e ela terá essa direção durante toda a vida.</w:t>
       </w:r>
     </w:p>
     <w:p>
@@ -13612,7 +13612,7 @@
         <w:rPr>
           <w:lang w:val="pt_PT" w:bidi="pt_PT"/>
         </w:rPr>
-        <w:t xml:space="preserve"> Quem semeia injustiça colherá maldade, e o poder da sua ira chegará ao fim.</w:t>
+        <w:t xml:space="preserve"> Quem pratica injustiça acaba recebendo sofrimento, e a própria violência que ele pratica um dia chega ao fim.</w:t>
       </w:r>
     </w:p>
     <w:p>
@@ -13633,7 +13633,7 @@
         <w:rPr>
           <w:lang w:val="pt_PT" w:bidi="pt_PT"/>
         </w:rPr>
-        <w:t xml:space="preserve"> Quem é generoso receberá bênçãos, pois reparte o pão com o necessitado.</w:t>
+        <w:t xml:space="preserve"> Quem é generoso será abençoado, porque divide seu alimento com o pobre.</w:t>
       </w:r>
     </w:p>
     <w:p>
@@ -13675,7 +13675,7 @@
         <w:rPr>
           <w:lang w:val="pt_PT" w:bidi="pt_PT"/>
         </w:rPr>
-        <w:t xml:space="preserve"> Quem ama um coração puro e fala com graça terá o rei como amigo.</w:t>
+        <w:t xml:space="preserve"> Quem ama a pureza de coração e fala com bondade recebe o favor do rei.</w:t>
       </w:r>
     </w:p>
     <w:p>
@@ -13696,7 +13696,7 @@
         <w:rPr>
           <w:lang w:val="pt_PT" w:bidi="pt_PT"/>
         </w:rPr>
-        <w:t xml:space="preserve"> Os olhos do SENHOR guardam o conhecimento, mas ele desfaz as palavras dos infiéis.</w:t>
+        <w:t xml:space="preserve"> O SENHOR protege o verdadeiro conhecimento, mas derruba as palavras dos mentirosos.</w:t>
       </w:r>
     </w:p>
     <w:p>
@@ -13717,7 +13717,7 @@
         <w:rPr>
           <w:lang w:val="pt_PT" w:bidi="pt_PT"/>
         </w:rPr>
-        <w:t xml:space="preserve"> O preguiçoso exclama: "Vi um leão lá fora! Posso morrer no meio da rua!".</w:t>
+        <w:t xml:space="preserve"> O preguiçoso exclama: “Vi um leão lá fora! Posso morrer no meio da rua!”.</w:t>
       </w:r>
     </w:p>
     <w:p>
@@ -13738,7 +13738,7 @@
         <w:rPr>
           <w:lang w:val="pt_PT" w:bidi="pt_PT"/>
         </w:rPr>
-        <w:t xml:space="preserve"> A boca da mulher adúltera é um poço profundo; aquele contra quem o SENHOR se ira cairá nele.</w:t>
+        <w:t xml:space="preserve"> A boca da mulher imoral é como um poço profundo; quem provoca a ira do SENHOR cai nele.</w:t>
       </w:r>
     </w:p>
     <w:p>
@@ -13759,7 +13759,7 @@
         <w:rPr>
           <w:lang w:val="pt_PT" w:bidi="pt_PT"/>
         </w:rPr>
-        <w:t xml:space="preserve"> É natural que o coração da criança seja insensato, mas a disciplina a afastará da insensatez.</w:t>
+        <w:t xml:space="preserve"> A criança tem naturalmente tendência para agir sem pensar, mas a disciplina corrige isso.</w:t>
       </w:r>
     </w:p>
     <w:p>
@@ -13780,7 +13780,7 @@
         <w:rPr>
           <w:lang w:val="pt_PT" w:bidi="pt_PT"/>
         </w:rPr>
-        <w:t xml:space="preserve"> Quem oprime o pobre para enriquecer e quem favorece o rico acabarão na pobreza.</w:t>
+        <w:t xml:space="preserve"> Quem oprime o pobre para ganhar mais e quem dá vantagens ao rico acaba na pobreza.</w:t>
       </w:r>
     </w:p>
     <w:p>
@@ -13801,7 +13801,7 @@
         <w:rPr>
           <w:lang w:val="pt_PT" w:bidi="pt_PT"/>
         </w:rPr>
-        <w:t xml:space="preserve"> Dê atenção ao que os sábios dizem; dedique o coração aos meus ensinamentos.</w:t>
+        <w:t xml:space="preserve"> Preste atenção às palavras dos sábios e guarde no coração os meus ensinamentos.</w:t>
       </w:r>
     </w:p>
     <w:p>
@@ -13822,7 +13822,7 @@
         <w:rPr>
           <w:lang w:val="pt_PT" w:bidi="pt_PT"/>
         </w:rPr>
-        <w:t xml:space="preserve"> Será bom guardá-los em seu íntimo e sabê-los de cor.</w:t>
+        <w:t xml:space="preserve"> Será bom guardá-los dentro de você e tê-los sempre na mente.</w:t>
       </w:r>
     </w:p>
     <w:p>
@@ -13843,7 +13843,7 @@
         <w:rPr>
           <w:lang w:val="pt_PT" w:bidi="pt_PT"/>
         </w:rPr>
-        <w:t xml:space="preserve"> Hoje eu ensino isso a você, para que confie no SENHOR.</w:t>
+        <w:t xml:space="preserve"> Hoje ensino essas coisas a você para que coloque sua confiança no SENHOR.</w:t>
       </w:r>
     </w:p>
     <w:p>
@@ -13864,7 +13864,7 @@
         <w:rPr>
           <w:lang w:val="pt_PT" w:bidi="pt_PT"/>
         </w:rPr>
-        <w:t xml:space="preserve"> Eu lhe escrevi conselhos e conhecimento,</w:t>
+        <w:t xml:space="preserve"> Escrevi para você palavras de conselho e sabedoria,</w:t>
       </w:r>
     </w:p>
     <w:p>
@@ -13885,7 +13885,7 @@
         <w:rPr>
           <w:lang w:val="pt_PT" w:bidi="pt_PT"/>
         </w:rPr>
-        <w:t xml:space="preserve"> para ensinar palavras firmes e verdadeiras, a fim de que você responda com verdade a quem o enviar.</w:t>
+        <w:t xml:space="preserve"> para ensinar palavras verdadeiras e confiáveis, para que você responda corretamente quando for perguntado.</w:t>
       </w:r>
     </w:p>
     <w:p>
@@ -13927,7 +13927,7 @@
         <w:rPr>
           <w:lang w:val="pt_PT" w:bidi="pt_PT"/>
         </w:rPr>
-        <w:t xml:space="preserve"> pois o SENHOR defenderá a causa deles e tirará a vida dos que os exploram.</w:t>
+        <w:t xml:space="preserve"> porque o SENHOR defenderá a causa deles e julgará aqueles que os exploram.</w:t>
       </w:r>
     </w:p>
     <w:p>
@@ -14011,7 +14011,7 @@
         <w:rPr>
           <w:lang w:val="pt_PT" w:bidi="pt_PT"/>
         </w:rPr>
-        <w:t xml:space="preserve"> se você não tiver como pagar, por que arriscar perder até a própria cama?</w:t>
+        <w:t xml:space="preserve"> se você não puder pagar, por que correr o risco de perder até a cama para dormir?</w:t>
       </w:r>
     </w:p>
     <w:p>
@@ -14053,7 +14053,7 @@
         <w:rPr>
           <w:lang w:val="pt_PT" w:bidi="pt_PT"/>
         </w:rPr>
-        <w:t xml:space="preserve"> Você já observou alguém competente no que faz? Ele servirá diante de reis; não ficará entre pessoas comuns.</w:t>
+        <w:t xml:space="preserve"> Você conhece alguém habilidoso no trabalho? Ele estará diante de reis; não ficará servindo a pessoas sem importância.</w:t>
       </w:r>
     </w:p>
     <w:p>
@@ -14090,7 +14090,7 @@
         <w:rPr>
           <w:lang w:val="pt_PT" w:bidi="pt_PT"/>
         </w:rPr>
-        <w:t xml:space="preserve"> Quando você se sentar para comer com alguém importante, observe bem quem está diante de você;</w:t>
+        <w:t xml:space="preserve"> Quando você se sentar para comer com uma pessoa importante, observe bem quem está diante de você;</w:t>
       </w:r>
     </w:p>
     <w:p>
@@ -14111,7 +14111,7 @@
         <w:rPr>
           <w:lang w:val="pt_PT" w:bidi="pt_PT"/>
         </w:rPr>
-        <w:t xml:space="preserve"> e, mesmo que esteja com muita fome, controle o seu apetite.1</w:t>
+        <w:t xml:space="preserve"> e, mesmo que esteja com muita fome, controle o seu apetite.</w:t>
       </w:r>
     </w:p>
     <w:p>
@@ -14132,7 +14132,7 @@
         <w:rPr>
           <w:lang w:val="pt_PT" w:bidi="pt_PT"/>
         </w:rPr>
-        <w:t xml:space="preserve"> Não cobice as iguarias que ele oferece, pois são enganosas.</w:t>
+        <w:t xml:space="preserve"> Não deseje as comidas especiais dele, pois elas podem enganar você.</w:t>
       </w:r>
     </w:p>
     <w:p>
@@ -14153,7 +14153,7 @@
         <w:rPr>
           <w:lang w:val="pt_PT" w:bidi="pt_PT"/>
         </w:rPr>
-        <w:t xml:space="preserve"> Não se canse tentando juntar riquezas; tenha discernimento para desistir disso.</w:t>
+        <w:t xml:space="preserve"> Não se desgaste tentando ficar rico; tenha sabedoria para parar.</w:t>
       </w:r>
     </w:p>
     <w:p>
@@ -14174,7 +14174,7 @@
         <w:rPr>
           <w:lang w:val="pt_PT" w:bidi="pt_PT"/>
         </w:rPr>
-        <w:t xml:space="preserve"> Você fixa os olhos nelas, e já não estão mais ali; elas criam asas e voam para o céu como águia.</w:t>
+        <w:t xml:space="preserve"> Quando você olha para as riquezas, elas desaparecem; criam asas e voam como uma águia.</w:t>
       </w:r>
     </w:p>
     <w:p>
@@ -14216,7 +14216,7 @@
         <w:rPr>
           <w:lang w:val="pt_PT" w:bidi="pt_PT"/>
         </w:rPr>
-        <w:t xml:space="preserve"> pois, como ele calcula em seu íntimo, assim ele é. Ele diz: "Coma e beba!", mas o coração dele não está com você.</w:t>
+        <w:t xml:space="preserve"> porque ele pensa assim no coração: “Coma e beba!”, mas não deseja isso de verdade.</w:t>
       </w:r>
     </w:p>
     <w:p>
@@ -14237,7 +14237,7 @@
         <w:rPr>
           <w:lang w:val="pt_PT" w:bidi="pt_PT"/>
         </w:rPr>
-        <w:t xml:space="preserve"> Você acabará por vomitar o pouco que comeu e jogará ao vento suas palavras de cortesia.</w:t>
+        <w:t xml:space="preserve"> Você vai se arrepender do que comeu e vai desperdiçar suas palavras gentis.</w:t>
       </w:r>
     </w:p>
     <w:p>
@@ -14279,7 +14279,7 @@
         <w:rPr>
           <w:lang w:val="pt_PT" w:bidi="pt_PT"/>
         </w:rPr>
-        <w:t xml:space="preserve"> Não desloque os antigos limites de terra, nem invada os campos dos órfãos,</w:t>
+        <w:t xml:space="preserve"> Não mude os limites antigos da terra, nem tome as terras dos órfãos,</w:t>
       </w:r>
     </w:p>
     <w:p>
@@ -14300,7 +14300,7 @@
         <w:rPr>
           <w:lang w:val="pt_PT" w:bidi="pt_PT"/>
         </w:rPr>
-        <w:t xml:space="preserve"> porque o defensor deles é poderoso; ele defenderá a causa deles contra você.</w:t>
+        <w:t xml:space="preserve"> porque o defensor deles é forte; ele defenderá a causa deles contra você.</w:t>
       </w:r>
     </w:p>
     <w:p>
@@ -14342,7 +14342,7 @@
         <w:rPr>
           <w:lang w:val="pt_PT" w:bidi="pt_PT"/>
         </w:rPr>
-        <w:t xml:space="preserve"> Não deixe de corrigir a criança; se você a disciplinar, ela não morrerá.</w:t>
+        <w:t xml:space="preserve"> Não deixe de corrigir a criança; a disciplina não vai destruí-la.</w:t>
       </w:r>
     </w:p>
     <w:p>
@@ -14363,7 +14363,7 @@
         <w:rPr>
           <w:lang w:val="pt_PT" w:bidi="pt_PT"/>
         </w:rPr>
-        <w:t xml:space="preserve"> Ao corrigi-la com firmeza, você livrará a vida dela da sepultura.</w:t>
+        <w:t xml:space="preserve"> Ao corrigi-la, você poderá salvá-la de um caminho de destruição.</w:t>
       </w:r>
     </w:p>
     <w:p>
@@ -14405,7 +14405,7 @@
         <w:rPr>
           <w:lang w:val="pt_PT" w:bidi="pt_PT"/>
         </w:rPr>
-        <w:t xml:space="preserve"> Eu me alegrarei profundamente quando seus lábios falarem o que é correto.</w:t>
+        <w:t xml:space="preserve"> Eu me alegrarei quando seus lábios disserem o que é certo.</w:t>
       </w:r>
     </w:p>
     <w:p>
@@ -14447,7 +14447,7 @@
         <w:rPr>
           <w:lang w:val="pt_PT" w:bidi="pt_PT"/>
         </w:rPr>
-        <w:t xml:space="preserve"> Assim, haverá um futuro para você, e sua esperança não se perderá.</w:t>
+        <w:t xml:space="preserve"> Assim você terá esperança, e seu futuro não será perdido.</w:t>
       </w:r>
     </w:p>
     <w:p>
@@ -14489,7 +14489,7 @@
         <w:rPr>
           <w:lang w:val="pt_PT" w:bidi="pt_PT"/>
         </w:rPr>
-        <w:t xml:space="preserve"> Não se associe com os que bebem vinho em excesso, nem com os que se entregam à comida;</w:t>
+        <w:t xml:space="preserve"> Não ande com os que bebem muito vinho, nem com os que comem sem controle;</w:t>
       </w:r>
     </w:p>
     <w:p>
@@ -14510,7 +14510,7 @@
         <w:rPr>
           <w:lang w:val="pt_PT" w:bidi="pt_PT"/>
         </w:rPr>
-        <w:t xml:space="preserve"> pois o bêbado e o glutão empobrecem, e a preguiça os veste de roupas puídas.</w:t>
+        <w:t xml:space="preserve"> pois o bêbado e o guloso ficarão pobres, e a preguiça os deixará sem nada.</w:t>
       </w:r>
     </w:p>
     <w:p>
@@ -14552,7 +14552,7 @@
         <w:rPr>
           <w:lang w:val="pt_PT" w:bidi="pt_PT"/>
         </w:rPr>
-        <w:t xml:space="preserve"> Compre a verdade e não a venda; busque também sabedoria, disciplina e entendimento.</w:t>
+        <w:t xml:space="preserve"> Valorize a verdade e nunca a abandone; busque também sabedoria, disciplina e entendimento.</w:t>
       </w:r>
     </w:p>
     <w:p>
@@ -14636,7 +14636,7 @@
         <w:rPr>
           <w:lang w:val="pt_PT" w:bidi="pt_PT"/>
         </w:rPr>
-        <w:t xml:space="preserve"> pois a prostituta é um poço profundo, e a mulher infiel, um poço estreito.</w:t>
+        <w:t xml:space="preserve"> pois a mulher imoral é como um poço profundo, e a mulher infiel é como um poço estreito.</w:t>
       </w:r>
     </w:p>
     <w:p>
@@ -14657,7 +14657,7 @@
         <w:rPr>
           <w:lang w:val="pt_PT" w:bidi="pt_PT"/>
         </w:rPr>
-        <w:t xml:space="preserve"> Como um ladrão em emboscada, ela espera e aumenta o número dos infiéis entre os homens.</w:t>
+        <w:t xml:space="preserve"> Ela fica esperando como um ladrão e leva muitos homens a serem infiéis.</w:t>
       </w:r>
     </w:p>
     <w:p>
@@ -14678,7 +14678,7 @@
         <w:rPr>
           <w:lang w:val="pt_PT" w:bidi="pt_PT"/>
         </w:rPr>
-        <w:t xml:space="preserve"> Para quem são os lamentos? Para quem, as tristezas? Para quem, as brigas? Para quem, as queixas? Para quem, as feridas sem motivo? Para quem, os olhos vermelhos?</w:t>
+        <w:t xml:space="preserve"> Quem sofre? Quem sente dor? Quem vive brigando? Quem tem feridas sem motivo? Quem fica com os olhos vermelhos?</w:t>
       </w:r>
     </w:p>
     <w:p>
@@ -14720,7 +14720,7 @@
         <w:rPr>
           <w:lang w:val="pt_PT" w:bidi="pt_PT"/>
         </w:rPr>
-        <w:t xml:space="preserve"> Não olhe para o vinho quando ele está vermelho, quando brilha no copo e desce suavemente;</w:t>
+        <w:t xml:space="preserve"> Não olhe para o vinho quando ele parece bonito no copo e escorre facilmente;</w:t>
       </w:r>
     </w:p>
     <w:p>
@@ -14783,7 +14783,7 @@
         <w:rPr>
           <w:lang w:val="pt_PT" w:bidi="pt_PT"/>
         </w:rPr>
-        <w:t xml:space="preserve"> Você será como alguém dormindo em alto-mar, como quem está deitado no topo do mastro.</w:t>
+        <w:t xml:space="preserve"> Você será como alguém dormindo no meio do mar, deitado no alto de um navio.</w:t>
       </w:r>
     </w:p>
     <w:p>
@@ -14804,7 +14804,7 @@
         <w:rPr>
           <w:lang w:val="pt_PT" w:bidi="pt_PT"/>
         </w:rPr>
-        <w:t xml:space="preserve"> E dirá: "Bateram em mim, mas eu não senti nada! Fui atingido, e não percebi! Quando vou acordar? Quero beber de novo".</w:t>
+        <w:t xml:space="preserve"> E dirá: “Bateram em mim, mas não senti nada! Machucaram-me, mas nem percebi. Quando vou acordar? Quero beber mais uma vez”.</w:t>
       </w:r>
     </w:p>
     <w:p>
@@ -14862,7 +14862,7 @@
         <w:rPr>
           <w:lang w:val="pt_PT" w:bidi="pt_PT"/>
         </w:rPr>
-        <w:t xml:space="preserve"> O coração deles só pensa em violência, e suas palavras causam problemas.</w:t>
+        <w:t xml:space="preserve"> O coração deles pensa em violência, e suas palavras causam destruição.</w:t>
       </w:r>
     </w:p>
     <w:p>
@@ -14904,7 +14904,7 @@
         <w:rPr>
           <w:lang w:val="pt_PT" w:bidi="pt_PT"/>
         </w:rPr>
-        <w:t xml:space="preserve"> O conhecimento enche os cômodos de coisas boas e valiosas.</w:t>
+        <w:t xml:space="preserve"> Com conhecimento, os cômodos se enchem de bens valiosos e agradáveis.</w:t>
       </w:r>
     </w:p>
     <w:p>
@@ -14925,7 +14925,7 @@
         <w:rPr>
           <w:lang w:val="pt_PT" w:bidi="pt_PT"/>
         </w:rPr>
-        <w:t xml:space="preserve"> Quem é sábio se fortalece; o entendimento aumenta sua força.</w:t>
+        <w:t xml:space="preserve"> O sábio é mais forte do que o valente, e o homem de conhecimento é mais poderoso do que o homem de força.</w:t>
       </w:r>
     </w:p>
     <w:p>
@@ -14946,7 +14946,7 @@
         <w:rPr>
           <w:lang w:val="pt_PT" w:bidi="pt_PT"/>
         </w:rPr>
-        <w:t xml:space="preserve"> Antes de enfrentar um conflito, busque bons conselhos; a vitória vem com vários conselheiros.</w:t>
+        <w:t xml:space="preserve"> Com bons conselhos você pode vencer uma batalha; muitos conselheiros trazem segurança.</w:t>
       </w:r>
     </w:p>
     <w:p>
@@ -14967,7 +14967,7 @@
         <w:rPr>
           <w:lang w:val="pt_PT" w:bidi="pt_PT"/>
         </w:rPr>
-        <w:t xml:space="preserve"> A sabedoria é algo muito elevado para o insensato; diante dos líderes, ele não sabe o que dizer.</w:t>
+        <w:t xml:space="preserve"> A sabedoria é alta demais para o tolo; ele não consegue falar quando está entre os líderes.</w:t>
       </w:r>
     </w:p>
     <w:p>
@@ -14988,7 +14988,7 @@
         <w:rPr>
           <w:lang w:val="pt_PT" w:bidi="pt_PT"/>
         </w:rPr>
-        <w:t xml:space="preserve"> Quem planeja o mal será conhecido como causador de problemas.</w:t>
+        <w:t xml:space="preserve"> Quem planeja fazer o mal será conhecido como alguém perigoso.</w:t>
       </w:r>
     </w:p>
     <w:p>
@@ -15009,7 +15009,7 @@
         <w:rPr>
           <w:lang w:val="pt_PT" w:bidi="pt_PT"/>
         </w:rPr>
-        <w:t xml:space="preserve"> Os planos do tolo são pecado, e todos abominam o zombador.</w:t>
+        <w:t xml:space="preserve"> Os planos do tolo são pecaminosos, e as pessoas odeiam o zombador.</w:t>
       </w:r>
     </w:p>
     <w:p>
@@ -15030,7 +15030,7 @@
         <w:rPr>
           <w:lang w:val="pt_PT" w:bidi="pt_PT"/>
         </w:rPr>
-        <w:t xml:space="preserve"> Se você vacilar na hora da dificuldade, sua força será insuficiente.</w:t>
+        <w:t xml:space="preserve"> Se você desanima quando enfrenta dificuldades, sua força é limitada.</w:t>
       </w:r>
     </w:p>
     <w:p>
@@ -15051,7 +15051,7 @@
         <w:rPr>
           <w:lang w:val="pt_PT" w:bidi="pt_PT"/>
         </w:rPr>
-        <w:t xml:space="preserve"> Salve os que estão indo para a morte; socorra os que caminham trêmulos para o perigo.</w:t>
+        <w:t xml:space="preserve"> Livre os que estão sendo levados para a morte; ajude os que estão prestes a ser destruídos.</w:t>
       </w:r>
     </w:p>
     <w:p>
@@ -15072,7 +15072,7 @@
         <w:rPr>
           <w:lang w:val="pt_PT" w:bidi="pt_PT"/>
         </w:rPr>
-        <w:t xml:space="preserve"> Não diga: "Não sabíamos"; o SENHOR conhece o coração e observa cada ação; recompensará cada um segundo suas obras.</w:t>
+        <w:t xml:space="preserve"> Não diga: “Eu não sabia disso”; o SENHOR conhece seu coração e sabe tudo o que você faz. Ele dará a cada pessoa o que ela merece.</w:t>
       </w:r>
     </w:p>
     <w:p>
@@ -15114,7 +15114,7 @@
         <w:rPr>
           <w:lang w:val="pt_PT" w:bidi="pt_PT"/>
         </w:rPr>
-        <w:t xml:space="preserve"> A sabedoria é igualmente boa para a alma; quem a encontrar terá futuro seguro e não perderá as esperanças.</w:t>
+        <w:t xml:space="preserve"> Assim também é a sabedoria para sua alma; se você a encontrar, terá esperança e um futuro.</w:t>
       </w:r>
     </w:p>
     <w:p>
@@ -15135,7 +15135,7 @@
         <w:rPr>
           <w:lang w:val="pt_PT" w:bidi="pt_PT"/>
         </w:rPr>
-        <w:t xml:space="preserve"> Não fique de tocaia para atacar a casa do justo; não destrua a moradia dele.</w:t>
+        <w:t xml:space="preserve"> Não prepare uma armadilha contra a casa do justo; não ataque o lugar onde ele vive.</w:t>
       </w:r>
     </w:p>
     <w:p>
@@ -15177,7 +15177,7 @@
         <w:rPr>
           <w:lang w:val="pt_PT" w:bidi="pt_PT"/>
         </w:rPr>
-        <w:t xml:space="preserve"> Não se alegre com a queda do inimigo; não festeje os tropeços dele.</w:t>
+        <w:t xml:space="preserve"> Não se alegre com a queda do inimigo; não festeje os tropeços dele,</w:t>
       </w:r>
     </w:p>
     <w:p>
@@ -15198,7 +15198,7 @@
         <w:rPr>
           <w:lang w:val="pt_PT" w:bidi="pt_PT"/>
         </w:rPr>
-        <w:t xml:space="preserve"> O SENHOR não aprova a malícia e pode desviar a punição.</w:t>
+        <w:t xml:space="preserve"> para que o SENHOR não veja isso como mal e não retire dele a sua ira.</w:t>
       </w:r>
     </w:p>
     <w:p>
@@ -15261,7 +15261,7 @@
         <w:rPr>
           <w:lang w:val="pt_PT" w:bidi="pt_PT"/>
         </w:rPr>
-        <w:t xml:space="preserve"> Tema o SENHOR e respeite os líderes, meu filho; não se associe aos rebeldes.</w:t>
+        <w:t xml:space="preserve"> Tema o SENHOR e respeite o rei, meu filho; não ande com os que se rebelam.</w:t>
       </w:r>
     </w:p>
     <w:p>
@@ -15282,7 +15282,7 @@
         <w:rPr>
           <w:lang w:val="pt_PT" w:bidi="pt_PT"/>
         </w:rPr>
-        <w:t xml:space="preserve"> Eles serão destruídos de repente, e ninguém sabe quando o castigo virá.</w:t>
+        <w:t xml:space="preserve"> Eles serão destruídos de repente; quem sabe quando chegará a ruína que vem deles?</w:t>
       </w:r>
     </w:p>
     <w:p>
@@ -15303,7 +15303,7 @@
         <w:rPr>
           <w:lang w:val="pt_PT" w:bidi="pt_PT"/>
         </w:rPr>
-        <w:t xml:space="preserve"> Mais alguns ensinamentos dos sábios: Não seja parcial ao julgar ninguém.</w:t>
+        <w:t xml:space="preserve"> Estes também são ensinamentos dos sábios: Não favoreça ninguém ao julgar.</w:t>
       </w:r>
     </w:p>
     <w:p>
@@ -15324,7 +15324,7 @@
         <w:rPr>
           <w:lang w:val="pt_PT" w:bidi="pt_PT"/>
         </w:rPr>
-        <w:t xml:space="preserve"> Quem declara justo um culpado será amaldiçoado;</w:t>
+        <w:t xml:space="preserve"> Quem diz que o culpado é inocente será amaldiçoado pelos povos;</w:t>
       </w:r>
     </w:p>
     <w:p>
@@ -15345,7 +15345,7 @@
         <w:rPr>
           <w:lang w:val="pt_PT" w:bidi="pt_PT"/>
         </w:rPr>
-        <w:t xml:space="preserve"> quem julga corretamente será abençoado e reconhecido.</w:t>
+        <w:t xml:space="preserve"> mas quem corrige o culpado receberá bênção e coisas boas.</w:t>
       </w:r>
     </w:p>
     <w:p>
@@ -15366,7 +15366,7 @@
         <w:rPr>
           <w:lang w:val="pt_PT" w:bidi="pt_PT"/>
         </w:rPr>
-        <w:t xml:space="preserve"> Dar uma resposta honesta é como oferecer um beijo de amizade.</w:t>
+        <w:t xml:space="preserve"> Uma resposta verdadeira é como um gesto de amizade.</w:t>
       </w:r>
     </w:p>
     <w:p>
@@ -15387,7 +15387,7 @@
         <w:rPr>
           <w:lang w:val="pt_PT" w:bidi="pt_PT"/>
         </w:rPr>
-        <w:t xml:space="preserve"> Organize primeiro o seu trabalho fora de casa e cuide bem das suas plantações; depois construa sua casa e forme sua família.</w:t>
+        <w:t xml:space="preserve"> Primeiro cuide do seu trabalho e prepare seus campos; depois construa sua casa.</w:t>
       </w:r>
     </w:p>
     <w:p>
@@ -15429,7 +15429,7 @@
         <w:rPr>
           <w:lang w:val="pt_PT" w:bidi="pt_PT"/>
         </w:rPr>
-        <w:t xml:space="preserve"> Não diga: "Vou pagar com a mesma moeda. Cada um receberá conforme o que fez".</w:t>
+        <w:t xml:space="preserve"> Não diga: “Vou fazer com ele o mesmo que ele fez comigo; vou pagar na mesma moeda”.</w:t>
       </w:r>
     </w:p>
     <w:p>
@@ -15471,7 +15471,7 @@
         <w:rPr>
           <w:lang w:val="pt_PT" w:bidi="pt_PT"/>
         </w:rPr>
-        <w:t xml:space="preserve"> Tudo estava cheio de espinhos, coberto de mato, e o muro de pedra havia caído.</w:t>
+        <w:t xml:space="preserve"> Tudo estava cheio de espinhos e ervas daninhas, e o muro de pedra estava destruído.</w:t>
       </w:r>
     </w:p>
     <w:p>
@@ -15534,7 +15534,7 @@
         <w:rPr>
           <w:lang w:val="pt_PT" w:bidi="pt_PT"/>
         </w:rPr>
-        <w:t xml:space="preserve"> mas a pobreza virá como um ladrão, e a necessidade me atacará como um homem armado.</w:t>
+        <w:t xml:space="preserve"> mas a pobreza chegará como um ladrão, e a necessidade virá como um homem preparado para atacar.</w:t>
       </w:r>
     </w:p>
     <w:p>
@@ -15592,7 +15592,7 @@
         <w:rPr>
           <w:lang w:val="pt_PT" w:bidi="pt_PT"/>
         </w:rPr>
-        <w:t xml:space="preserve"> A grandeza de Deus está em guardar segredos; a grandeza dos reis está em descobrir o que está escondido.</w:t>
+        <w:t xml:space="preserve"> A glória de Deus está em esconder certas coisas; a glória dos reis está em investigar e descobrir o que está escondido.</w:t>
       </w:r>
     </w:p>
     <w:p>
@@ -15613,7 +15613,7 @@
         <w:rPr>
           <w:lang w:val="pt_PT" w:bidi="pt_PT"/>
         </w:rPr>
-        <w:t xml:space="preserve"> É impossível investigar a altura dos céus, a profundeza da terra e os pensamentos dos reis.</w:t>
+        <w:t xml:space="preserve"> Ninguém consegue medir a altura do céu, a profundidade da terra ou entender completamente o coração dos reis.</w:t>
       </w:r>
     </w:p>
     <w:p>
@@ -15634,7 +15634,7 @@
         <w:rPr>
           <w:lang w:val="pt_PT" w:bidi="pt_PT"/>
         </w:rPr>
-        <w:t xml:space="preserve"> Purifique a prata, e o ourives poderá criar algo valioso.</w:t>
+        <w:t xml:space="preserve"> Tire as impurezas da prata, e o ourives poderá fazer uma peça bonita.</w:t>
       </w:r>
     </w:p>
     <w:p>
@@ -15655,7 +15655,7 @@
         <w:rPr>
           <w:lang w:val="pt_PT" w:bidi="pt_PT"/>
         </w:rPr>
-        <w:t xml:space="preserve"> Afaste os perversos do serviço do rei, e a justiça fortalecerá o seu trono.</w:t>
+        <w:t xml:space="preserve"> Tire os maus da presença do rei, e seu governo será fortalecido pela justiça.</w:t>
       </w:r>
     </w:p>
     <w:p>
@@ -15697,7 +15697,7 @@
         <w:rPr>
           <w:lang w:val="pt_PT" w:bidi="pt_PT"/>
         </w:rPr>
-        <w:t xml:space="preserve"> É melhor esperar até que o rei diga: "Suba aqui", do que ser humilhado diante de autoridades.</w:t>
+        <w:t xml:space="preserve"> É melhor esperar que o rei chame você para perto do que ser mandado embora diante dos importantes.</w:t>
       </w:r>
     </w:p>
     <w:p>
@@ -15718,7 +15718,7 @@
         <w:rPr>
           <w:lang w:val="pt_PT" w:bidi="pt_PT"/>
         </w:rPr>
-        <w:t xml:space="preserve"> Não leve às pressas ao tribunal aquilo que você viu; se estiver enganado, não terá como corrigir.</w:t>
+        <w:t xml:space="preserve"> Não se apresse em levar alguém ao tribunal; você pode descobrir depois que estava errado e ficar envergonhado.</w:t>
       </w:r>
     </w:p>
     <w:p>
@@ -15760,7 +15760,7 @@
         <w:rPr>
           <w:lang w:val="pt_PT" w:bidi="pt_PT"/>
         </w:rPr>
-        <w:t xml:space="preserve"> Caso contrário, quem o ouvir poderá envergonhá-lo, e sua má reputação permanecerá.</w:t>
+        <w:t xml:space="preserve"> Caso contrário, quem ouvir isso vai envergonhar você, e sua fama ruim nunca será esquecida.</w:t>
       </w:r>
     </w:p>
     <w:p>
@@ -15781,7 +15781,7 @@
         <w:rPr>
           <w:lang w:val="pt_PT" w:bidi="pt_PT"/>
         </w:rPr>
-        <w:t xml:space="preserve"> Uma palavra dita no momento certo é como frutas de ouro numa bandeja de prata.</w:t>
+        <w:t xml:space="preserve"> Uma palavra dita na hora certa é como uma joia de ouro colocada numa bandeja de prata.</w:t>
       </w:r>
     </w:p>
     <w:p>
@@ -15802,7 +15802,7 @@
         <w:rPr>
           <w:lang w:val="pt_PT" w:bidi="pt_PT"/>
         </w:rPr>
-        <w:t xml:space="preserve"> Para quem ouve com atenção, uma repreensão sábia vale mais do que joias de ouro puro.</w:t>
+        <w:t xml:space="preserve"> Uma correção sábia dada a quem sabe ouvir vale mais que joias de ouro.</w:t>
       </w:r>
     </w:p>
     <w:p>
@@ -15823,7 +15823,7 @@
         <w:rPr>
           <w:lang w:val="pt_PT" w:bidi="pt_PT"/>
         </w:rPr>
-        <w:t xml:space="preserve"> Um mensageiro confiável é como sombra fresca em dia de calor: refresca e anima os que o enviaram.</w:t>
+        <w:t xml:space="preserve"> Um mensageiro fiel é como uma bebida fresca num dia quente; ele traz alívio a quem o enviou.</w:t>
       </w:r>
     </w:p>
     <w:p>
@@ -15844,7 +15844,7 @@
         <w:rPr>
           <w:lang w:val="pt_PT" w:bidi="pt_PT"/>
         </w:rPr>
-        <w:t xml:space="preserve"> Quem se gaba de presentes que não dá é como nuvens e ventos que não trazem uma gota de chuva.</w:t>
+        <w:t xml:space="preserve"> Quem promete presentes e não entrega é como nuvens e vento sem chuva.</w:t>
       </w:r>
     </w:p>
     <w:p>
@@ -15865,7 +15865,7 @@
         <w:rPr>
           <w:lang w:val="pt_PT" w:bidi="pt_PT"/>
         </w:rPr>
-        <w:t xml:space="preserve"> Com paciência se conquista a confiança de autoridades; palavras suaves podem até quebrar resistência firme.</w:t>
+        <w:t xml:space="preserve"> Com paciência se convence uma autoridade; palavras gentis conseguem vencer uma grande resistência.</w:t>
       </w:r>
     </w:p>
     <w:p>
@@ -15928,7 +15928,7 @@
         <w:rPr>
           <w:lang w:val="pt_PT" w:bidi="pt_PT"/>
         </w:rPr>
-        <w:t xml:space="preserve"> Falso testemunho contra alguém é como machado, espada ou flecha afiada.</w:t>
+        <w:t xml:space="preserve"> O falso testemunho contra alguém é como uma arma que machuca: espada, flecha ou objeto afiado.</w:t>
       </w:r>
     </w:p>
     <w:p>
@@ -15970,7 +15970,7 @@
         <w:rPr>
           <w:lang w:val="pt_PT" w:bidi="pt_PT"/>
         </w:rPr>
-        <w:t xml:space="preserve"> Cantar alegremente para quem sofre é como tirar a roupa num dia frio ou jogar vinagre sobre uma ferida.</w:t>
+        <w:t xml:space="preserve"> Cantar com alegria para alguém que está triste é como tirar a roupa no frio ou colocar vinagre numa ferida.</w:t>
       </w:r>
     </w:p>
     <w:p>
@@ -16012,7 +16012,7 @@
         <w:rPr>
           <w:lang w:val="pt_PT" w:bidi="pt_PT"/>
         </w:rPr>
-        <w:t xml:space="preserve"> Assim você fará com que ele sinta vergonha, e será recompensado pelo SENHOR.</w:t>
+        <w:t xml:space="preserve"> Assim você fará o inimigo se sentir envergonhado, e o SENHOR recompensará você.</w:t>
       </w:r>
     </w:p>
     <w:p>
@@ -16033,7 +16033,7 @@
         <w:rPr>
           <w:lang w:val="pt_PT" w:bidi="pt_PT"/>
         </w:rPr>
-        <w:t xml:space="preserve"> Assim como o vento que sopra do norte traz chuva, a língua falsa provoca ira.</w:t>
+        <w:t xml:space="preserve"> O vento frio traz chuva, e a língua falsa provoca raiva.</w:t>
       </w:r>
     </w:p>
     <w:p>
@@ -16054,7 +16054,7 @@
         <w:rPr>
           <w:lang w:val="pt_PT" w:bidi="pt_PT"/>
         </w:rPr>
-        <w:t xml:space="preserve"> É melhor viver num canto de um sótão do que dividir uma casa espaçosa com uma mulher contenciosa.</w:t>
+        <w:t xml:space="preserve"> É melhor morar sozinho no alto de uma casa do que viver numa casa grande com uma mulher que vive brigando.</w:t>
       </w:r>
     </w:p>
     <w:p>
@@ -16096,7 +16096,7 @@
         <w:rPr>
           <w:lang w:val="pt_PT" w:bidi="pt_PT"/>
         </w:rPr>
-        <w:t xml:space="preserve"> O justo que teme o perverso é como fonte poluída ou nascente turva.</w:t>
+        <w:t xml:space="preserve"> Quando o justo cede diante do mau, ele se torna como uma fonte suja ou uma nascente contaminada.</w:t>
       </w:r>
     </w:p>
     <w:p>
@@ -16117,7 +16117,7 @@
         <w:rPr>
           <w:lang w:val="pt_PT" w:bidi="pt_PT"/>
         </w:rPr>
-        <w:t xml:space="preserve"> Comer mel em excesso não faz bem, e buscar demasiada honra não é correto.</w:t>
+        <w:t xml:space="preserve"> Comer muito mel não faz bem; buscar sua própria glória também não é bom.</w:t>
       </w:r>
     </w:p>
     <w:p>
@@ -16138,7 +16138,7 @@
         <w:rPr>
           <w:lang w:val="pt_PT" w:bidi="pt_PT"/>
         </w:rPr>
-        <w:t xml:space="preserve"> Quem não sabe controlar seus impulsos é como cidade sem muralhas, indefesa e vulnerável.</w:t>
+        <w:t xml:space="preserve"> Quem não controla seu próprio espírito é como uma cidade sem muros, aberta ao ataque.</w:t>
       </w:r>
     </w:p>
     <w:p>
@@ -16196,7 +16196,7 @@
         <w:rPr>
           <w:lang w:val="pt_PT" w:bidi="pt_PT"/>
         </w:rPr>
-        <w:t xml:space="preserve"> Assim como o pássaro que voa sem rumo e a andorinha no céu, uma maldição sem razão não atinge quem não merece.</w:t>
+        <w:t xml:space="preserve"> Como o pássaro que voa e a andorinha que passa pelo céu, uma maldição sem motivo não chega a se cumprir.</w:t>
       </w:r>
     </w:p>
     <w:p>
@@ -16217,7 +16217,7 @@
         <w:rPr>
           <w:lang w:val="pt_PT" w:bidi="pt_PT"/>
         </w:rPr>
-        <w:t xml:space="preserve"> O cavalo se governa pelo chicote; a mula, pelo freio, e o tolo, pelo castigo nas costas.</w:t>
+        <w:t xml:space="preserve"> O cavalo precisa do chicote, a mula precisa do freio, e o tolo precisa de castigo para aprender.</w:t>
       </w:r>
     </w:p>
     <w:p>
@@ -16238,7 +16238,7 @@
         <w:rPr>
           <w:lang w:val="pt_PT" w:bidi="pt_PT"/>
         </w:rPr>
-        <w:t xml:space="preserve"> Não discuta com o insensato usando a mesma insensatez, para não se tornar igual a ele.</w:t>
+        <w:t xml:space="preserve"> Não responda ao tolo do mesmo jeito que ele fala, para você não se tornar igual a ele.</w:t>
       </w:r>
     </w:p>
     <w:p>
@@ -16259,7 +16259,7 @@
         <w:rPr>
           <w:lang w:val="pt_PT" w:bidi="pt_PT"/>
         </w:rPr>
-        <w:t xml:space="preserve"> Responda ao tolo de acordo com a tolice dele, para que ele não se ache sábio.</w:t>
+        <w:t xml:space="preserve"> Responda ao tolo mostrando a tolice dele, para que ele não pense que é sábio.</w:t>
       </w:r>
     </w:p>
     <w:p>
@@ -16280,7 +16280,7 @@
         <w:rPr>
           <w:lang w:val="pt_PT" w:bidi="pt_PT"/>
         </w:rPr>
-        <w:t xml:space="preserve"> Confiar a um tolo a missão de entregar uma mensagem é como cortar os próprios pés ou beber veneno.</w:t>
+        <w:t xml:space="preserve"> Enviar uma mensagem pelas mãos de um tolo é como cortar os próprios pés e se colocar em perigo.</w:t>
       </w:r>
     </w:p>
     <w:p>
@@ -16301,7 +16301,7 @@
         <w:rPr>
           <w:lang w:val="pt_PT" w:bidi="pt_PT"/>
         </w:rPr>
-        <w:t xml:space="preserve"> Um provérbio nos lábios de um tolo é tão inútil quanto as pernas de um coxo.</w:t>
+        <w:t xml:space="preserve"> Um provérbio na boca de um tolo é inútil, como pernas que não conseguem andar.</w:t>
       </w:r>
     </w:p>
     <w:p>
@@ -16322,7 +16322,7 @@
         <w:rPr>
           <w:lang w:val="pt_PT" w:bidi="pt_PT"/>
         </w:rPr>
-        <w:t xml:space="preserve"> Dar honra a alguém sem juízo é como amarrar pedra a uma funda: inútil e arriscado.</w:t>
+        <w:t xml:space="preserve"> Dar honra ao tolo é como colocar uma pedra numa funda sem poder usá-la.</w:t>
       </w:r>
     </w:p>
     <w:p>
@@ -16343,7 +16343,7 @@
         <w:rPr>
           <w:lang w:val="pt_PT" w:bidi="pt_PT"/>
         </w:rPr>
-        <w:t xml:space="preserve"> Um ditado nos lábios de um tolo é como um espinho fincado na mão de um bêbado.</w:t>
+        <w:t xml:space="preserve"> Um provérbio na boca de um tolo é como um espinho nas mãos de um bêbado.</w:t>
       </w:r>
     </w:p>
     <w:p>
@@ -16364,7 +16364,7 @@
         <w:rPr>
           <w:lang w:val="pt_PT" w:bidi="pt_PT"/>
         </w:rPr>
-        <w:t xml:space="preserve"> Como um arqueiro que fere a todos, assim é quem contrata o tolo ou qualquer um que passa.</w:t>
+        <w:t xml:space="preserve"> Como um arqueiro que atira sem escolher o alvo, assim é quem dá trabalho a um tolo ou a qualquer pessoa sem cuidado.</w:t>
       </w:r>
     </w:p>
     <w:p>
@@ -16406,7 +16406,7 @@
         <w:rPr>
           <w:lang w:val="pt_PT" w:bidi="pt_PT"/>
         </w:rPr>
-        <w:t xml:space="preserve"> Há mais esperança para o tolo do que para quem se julga sábio.</w:t>
+        <w:t xml:space="preserve"> Há mais esperança para o tolo do que para quem pensa que já sabe tudo.</w:t>
       </w:r>
     </w:p>
     <w:p>
@@ -16427,7 +16427,7 @@
         <w:rPr>
           <w:lang w:val="pt_PT" w:bidi="pt_PT"/>
         </w:rPr>
-        <w:t xml:space="preserve"> O preguiçoso diz: "Não posso sair; há um leão à solta!".</w:t>
+        <w:t xml:space="preserve"> O preguiçoso diz: “Não posso sair; há um leão à solta!”.</w:t>
       </w:r>
     </w:p>
     <w:p>
@@ -16448,7 +16448,7 @@
         <w:rPr>
           <w:lang w:val="pt_PT" w:bidi="pt_PT"/>
         </w:rPr>
-        <w:t xml:space="preserve"> Como uma porta que gira nas dobradiças, assim ele se revira na cama sem sair do lugar.</w:t>
+        <w:t xml:space="preserve"> Como a porta gira nas dobradiças, assim o preguiçoso se vira na cama.</w:t>
       </w:r>
     </w:p>
     <w:p>
@@ -16490,7 +16490,7 @@
         <w:rPr>
           <w:lang w:val="pt_PT" w:bidi="pt_PT"/>
         </w:rPr>
-        <w:t xml:space="preserve"> Acredita ser mais inteligente que sete homens experientes e prudentes.</w:t>
+        <w:t xml:space="preserve"> Ele pensa que é mais sábio que sete pessoas que sabem dar bons conselhos.</w:t>
       </w:r>
     </w:p>
     <w:p>
@@ -16532,7 +16532,7 @@
         <w:rPr>
           <w:lang w:val="pt_PT" w:bidi="pt_PT"/>
         </w:rPr>
-        <w:t xml:space="preserve"> Como o louco que atira com armas mortais,</w:t>
+        <w:t xml:space="preserve"> Como um louco que atira flechas perigosas,</w:t>
       </w:r>
     </w:p>
     <w:p>
@@ -16553,7 +16553,7 @@
         <w:rPr>
           <w:lang w:val="pt_PT" w:bidi="pt_PT"/>
         </w:rPr>
-        <w:t xml:space="preserve"> assim é o homem que engana outro e depois diz: "Era só brincadeira".</w:t>
+        <w:t xml:space="preserve"> assim é a pessoa que machuca outra e depois diz: “Eu estava apenas brincando”.</w:t>
       </w:r>
     </w:p>
     <w:p>
@@ -16616,7 +16616,7 @@
         <w:rPr>
           <w:lang w:val="pt_PT" w:bidi="pt_PT"/>
         </w:rPr>
-        <w:t xml:space="preserve"> As palavras do mexeriqueiro são como doces saborosos: penetram no íntimo de quem as ouve.</w:t>
+        <w:t xml:space="preserve"> As palavras do fofoqueiro parecem deliciosas, mas entram profundamente no coração de quem escuta.</w:t>
       </w:r>
     </w:p>
     <w:p>
@@ -16637,7 +16637,7 @@
         <w:rPr>
           <w:lang w:val="pt_PT" w:bidi="pt_PT"/>
         </w:rPr>
-        <w:t xml:space="preserve"> Como esmalte que cobre vaso de barro, palavras gentis podem esconder más intenções.</w:t>
+        <w:t xml:space="preserve"> Como uma camada bonita de tinta cobrindo um vaso de barro, palavras suaves podem esconder um coração mau.</w:t>
       </w:r>
     </w:p>
     <w:p>
@@ -16658,7 +16658,7 @@
         <w:rPr>
           <w:lang w:val="pt_PT" w:bidi="pt_PT"/>
         </w:rPr>
-        <w:t xml:space="preserve"> Quem guarda ódio oculta seus planos com palavras suaves;</w:t>
+        <w:t xml:space="preserve"> Quem odeia alguém esconde seus sentimentos com palavras gentis;</w:t>
       </w:r>
     </w:p>
     <w:p>
@@ -16700,7 +16700,7 @@
         <w:rPr>
           <w:lang w:val="pt_PT" w:bidi="pt_PT"/>
         </w:rPr>
-        <w:t xml:space="preserve"> Por mais que tente disfarçar, sua maldade será revelada a todos.</w:t>
+        <w:t xml:space="preserve"> Mesmo que tente esconder, sua maldade será descoberta diante das pessoas.</w:t>
       </w:r>
     </w:p>
     <w:p>
@@ -16742,7 +16742,7 @@
         <w:rPr>
           <w:lang w:val="pt_PT" w:bidi="pt_PT"/>
         </w:rPr>
-        <w:t xml:space="preserve"> A língua falsa odeia suas vítimas, e a boca bajuladora leva à destruição.</w:t>
+        <w:t xml:space="preserve"> A língua falsa machuca quem é atingido por ela, e a boca que elogia demais causa destruição.</w:t>
       </w:r>
     </w:p>
     <w:p>
@@ -16800,7 +16800,7 @@
         <w:rPr>
           <w:lang w:val="pt_PT" w:bidi="pt_PT"/>
         </w:rPr>
-        <w:t xml:space="preserve"> Deixe que outros o elogiem, e não a sua própria boca; que o reconhecimento venha de outros, e não de seus próprios lábios.</w:t>
+        <w:t xml:space="preserve"> Deixe que outros elogiem você, e não sua própria boca; que o elogio venha de outros, não dos seus próprios lábios.</w:t>
       </w:r>
     </w:p>
     <w:p>
@@ -16821,7 +16821,7 @@
         <w:rPr>
           <w:lang w:val="pt_PT" w:bidi="pt_PT"/>
         </w:rPr>
-        <w:t xml:space="preserve"> A pedra e a areia pesam, mas a irritação provocada pelo insensato pesa mais que ambas juntas.</w:t>
+        <w:t xml:space="preserve"> A pedra e a areia são pesadas, mas a raiva causada pelo tolo é ainda mais difícil de suportar.</w:t>
       </w:r>
     </w:p>
     <w:p>
@@ -16842,7 +16842,7 @@
         <w:rPr>
           <w:lang w:val="pt_PT" w:bidi="pt_PT"/>
         </w:rPr>
-        <w:t xml:space="preserve"> A ira fere e a fúria destrói, mas quem consegue controlar a inveja?</w:t>
+        <w:t xml:space="preserve"> A ira é cruel e a raiva é destruidora, mas a inveja é ainda mais difícil de enfrentar.</w:t>
       </w:r>
     </w:p>
     <w:p>
@@ -16884,7 +16884,7 @@
         <w:rPr>
           <w:lang w:val="pt_PT" w:bidi="pt_PT"/>
         </w:rPr>
-        <w:t xml:space="preserve"> As feridas causadas por quem ama são leais, mas os beijos do inimigo são enganosos.</w:t>
+        <w:t xml:space="preserve"> As feridas feitas por um amigo são prova de amor, mas os beijos do inimigo enganam.</w:t>
       </w:r>
     </w:p>
     <w:p>
@@ -16926,7 +16926,7 @@
         <w:rPr>
           <w:lang w:val="pt_PT" w:bidi="pt_PT"/>
         </w:rPr>
-        <w:t xml:space="preserve"> Como o pássaro que se afasta do seu ninho, assim é quem vive longe do seu lar.</w:t>
+        <w:t xml:space="preserve"> Como um pássaro longe do seu ninho, assim é a pessoa que se afasta de casa.</w:t>
       </w:r>
     </w:p>
     <w:p>
@@ -16947,7 +16947,7 @@
         <w:rPr>
           <w:lang w:val="pt_PT" w:bidi="pt_PT"/>
         </w:rPr>
-        <w:t xml:space="preserve"> Perfume e incenso alegram o coração; assim também o conselho sincero de um amigo torna a amizade agradável.</w:t>
+        <w:t xml:space="preserve"> O perfume e o incenso alegram o coração; assim também o conselho sincero de um amigo traz alegria.</w:t>
       </w:r>
     </w:p>
     <w:p>
@@ -16968,7 +16968,7 @@
         <w:rPr>
           <w:lang w:val="pt_PT" w:bidi="pt_PT"/>
         </w:rPr>
-        <w:t xml:space="preserve"> Não abandone seu amigo, nem o amigo de sua família; no dia da dificuldade, não corra para a casa de seu irmão. É melhor ter um vizinho por perto do que um irmão distante.</w:t>
+        <w:t xml:space="preserve"> Não abandone seu amigo nem o amigo de seu pai. Na dificuldade, um vizinho próximo pode ajudar mais que um irmão distante.</w:t>
       </w:r>
     </w:p>
     <w:p>
@@ -17031,7 +17031,7 @@
         <w:rPr>
           <w:lang w:val="pt_PT" w:bidi="pt_PT"/>
         </w:rPr>
-        <w:t xml:space="preserve"> Tome a roupa de quem se responsabiliza por um estranho e guarde-a como garantia.</w:t>
+        <w:t xml:space="preserve"> Pegue a roupa de quem ficou como garantia por um estranho; guarde-a como segurança.</w:t>
       </w:r>
     </w:p>
     <w:p>
@@ -17052,7 +17052,7 @@
         <w:rPr>
           <w:lang w:val="pt_PT" w:bidi="pt_PT"/>
         </w:rPr>
-        <w:t xml:space="preserve"> Saudar o amigo em alta voz logo cedo é visto como maldição.</w:t>
+        <w:t xml:space="preserve"> Cumprimentar o amigo em voz alta muito cedo é como desejar mal a ele.</w:t>
       </w:r>
     </w:p>
     <w:p>
@@ -17094,7 +17094,7 @@
         <w:rPr>
           <w:lang w:val="pt_PT" w:bidi="pt_PT"/>
         </w:rPr>
-        <w:t xml:space="preserve"> tentar contê-la é como conter o vento ou segurar óleo com a mão.</w:t>
+        <w:t xml:space="preserve"> tentar controlá-la é como segurar o vento ou segurar óleo com a mão.</w:t>
       </w:r>
     </w:p>
     <w:p>
@@ -17136,7 +17136,7 @@
         <w:rPr>
           <w:lang w:val="pt_PT" w:bidi="pt_PT"/>
         </w:rPr>
-        <w:t xml:space="preserve"> Quem toma conta de uma figueira comerá dos seus frutos; quem serve bem ao seu senhor receberá honra.</w:t>
+        <w:t xml:space="preserve"> Quem cuida de uma figueira comerá seus frutos; quem cuida bem do seu senhor será honrado.</w:t>
       </w:r>
     </w:p>
     <w:p>
@@ -17157,7 +17157,7 @@
         <w:rPr>
           <w:lang w:val="pt_PT" w:bidi="pt_PT"/>
         </w:rPr>
-        <w:t xml:space="preserve"> Assim como a água reflete o rosto, o coração revela a verdadeira identidade da pessoa.</w:t>
+        <w:t xml:space="preserve"> Como a água mostra o rosto de alguém, o coração mostra quem a pessoa realmente é.</w:t>
       </w:r>
     </w:p>
     <w:p>
@@ -17199,7 +17199,7 @@
         <w:rPr>
           <w:lang w:val="pt_PT" w:bidi="pt_PT"/>
         </w:rPr>
-        <w:t xml:space="preserve"> Prova-se o metal pelo fogo, mas se testa uma pessoa pelos elogios que ela recebe.</w:t>
+        <w:t xml:space="preserve"> O fogo prova a prata e o ouro, e os elogios mostram o caráter de uma pessoa.</w:t>
       </w:r>
     </w:p>
     <w:p>
@@ -17220,7 +17220,7 @@
         <w:rPr>
           <w:lang w:val="pt_PT" w:bidi="pt_PT"/>
         </w:rPr>
-        <w:t xml:space="preserve"> Ainda que o tolo seja triturado como grão no pilão, a sua tolice não se separa dele.</w:t>
+        <w:t xml:space="preserve"> Mesmo que você triture o tolo como grão no pilão, sua tolice não sairá dele.</w:t>
       </w:r>
     </w:p>
     <w:p>
@@ -17241,7 +17241,7 @@
         <w:rPr>
           <w:lang w:val="pt_PT" w:bidi="pt_PT"/>
         </w:rPr>
-        <w:t xml:space="preserve"> Procure saber bem como suas ovelhas estão e cuide com atenção de seus rebanhos,</w:t>
+        <w:t xml:space="preserve"> Conheça bem a situação dos seus rebanhos e cuide das suas ovelhas,</w:t>
       </w:r>
     </w:p>
     <w:p>
@@ -17262,7 +17262,7 @@
         <w:rPr>
           <w:lang w:val="pt_PT" w:bidi="pt_PT"/>
         </w:rPr>
-        <w:t xml:space="preserve"> pois a riqueza não dura para sempre, nem a coroa permanece de geração em geração.</w:t>
+        <w:t xml:space="preserve"> porque as riquezas não duram para sempre, e o poder não permanece para todas as gerações.</w:t>
       </w:r>
     </w:p>
     <w:p>
@@ -17283,7 +17283,7 @@
         <w:rPr>
           <w:lang w:val="pt_PT" w:bidi="pt_PT"/>
         </w:rPr>
-        <w:t xml:space="preserve"> Quando o capim é cortado e brota novamente, e a vegetação dos montes é recolhida,</w:t>
+        <w:t xml:space="preserve"> Depois que o capim crescer novamente e as plantas dos montes forem cortadas,</w:t>
       </w:r>
     </w:p>
     <w:p>
@@ -17304,7 +17304,7 @@
         <w:rPr>
           <w:lang w:val="pt_PT" w:bidi="pt_PT"/>
         </w:rPr>
-        <w:t xml:space="preserve"> os cordeiros fornecem lã para roupas, e os bodes servem para adquirir propriedades.</w:t>
+        <w:t xml:space="preserve"> os cordeiros darão lã para suas roupas, e os cabritos ajudarão a comprar novos campos.</w:t>
       </w:r>
     </w:p>
     <w:p>
@@ -17383,7 +17383,7 @@
         <w:rPr>
           <w:lang w:val="pt_PT" w:bidi="pt_PT"/>
         </w:rPr>
-        <w:t xml:space="preserve"> Quando há rebelião numa nação, surgem muitos governantes; mas com um líder sábio e entendido, a estabilidade se mantém.</w:t>
+        <w:t xml:space="preserve"> Quando há rebelião numa nação, muitos governantes aparecem; mas com um líder sábio e entendido, o povo permanece seguro.</w:t>
       </w:r>
     </w:p>
     <w:p>
@@ -17404,7 +17404,7 @@
         <w:rPr>
           <w:lang w:val="pt_PT" w:bidi="pt_PT"/>
         </w:rPr>
-        <w:t xml:space="preserve"> Um pobre que oprime outros necessitados é como chuva violenta que arrasa a plantação.</w:t>
+        <w:t xml:space="preserve"> Um pobre que oprime outros pobres é como uma chuva forte que destrói a plantação.</w:t>
       </w:r>
     </w:p>
     <w:p>
@@ -17425,7 +17425,7 @@
         <w:rPr>
           <w:lang w:val="pt_PT" w:bidi="pt_PT"/>
         </w:rPr>
-        <w:t xml:space="preserve"> Quem abandona a lei favorece o mau; quem a pratica se opõe a ele.</w:t>
+        <w:t xml:space="preserve"> Quem abandona a lei apoia os maus; quem obedece à lei luta contra eles.</w:t>
       </w:r>
     </w:p>
     <w:p>
@@ -17509,7 +17509,7 @@
         <w:rPr>
           <w:lang w:val="pt_PT" w:bidi="pt_PT"/>
         </w:rPr>
-        <w:t xml:space="preserve"> Quem aumenta sua riqueza por meio de juros abusivos a ajunta para quem tem compaixão dos pobres.</w:t>
+        <w:t xml:space="preserve"> Quem aumenta sua riqueza por meio de juros altos e explorando os pobres está acumulando bens para aquele que demonstra bondade aos necessitados.</w:t>
       </w:r>
     </w:p>
     <w:p>
@@ -17551,7 +17551,7 @@
         <w:rPr>
           <w:lang w:val="pt_PT" w:bidi="pt_PT"/>
         </w:rPr>
-        <w:t xml:space="preserve"> Quem conduz os justos ao erro cairá na própria armadilha, mas os íntegros herdarão o bem.</w:t>
+        <w:t xml:space="preserve"> Quem leva os justos para o caminho errado cairá na própria armadilha, mas os íntegros receberão uma boa recompensa.</w:t>
       </w:r>
     </w:p>
     <w:p>
@@ -17572,7 +17572,7 @@
         <w:rPr>
           <w:lang w:val="pt_PT" w:bidi="pt_PT"/>
         </w:rPr>
-        <w:t xml:space="preserve"> O rico pode parecer sábio aos seus próprios olhos, mas o pobre com entendimento o avalia corretamente.</w:t>
+        <w:t xml:space="preserve"> O rico pensa que é sábio, mas o pobre que tem entendimento consegue examiná-lo.</w:t>
       </w:r>
     </w:p>
     <w:p>
@@ -17593,7 +17593,7 @@
         <w:rPr>
           <w:lang w:val="pt_PT" w:bidi="pt_PT"/>
         </w:rPr>
-        <w:t xml:space="preserve"> Quando os justos prosperam, há celebração; quando os maus assumem o poder, as pessoas se escondem.</w:t>
+        <w:t xml:space="preserve"> Quando os justos vencem, todos se alegram; quando os maus chegam ao poder, o povo se esconde.</w:t>
       </w:r>
     </w:p>
     <w:p>
@@ -17635,7 +17635,7 @@
         <w:rPr>
           <w:lang w:val="pt_PT" w:bidi="pt_PT"/>
         </w:rPr>
-        <w:t xml:space="preserve"> Feliz é quem teme continuamente ao SENHOR; o que tem o coração endurecido cairá na desgraça.</w:t>
+        <w:t xml:space="preserve"> Feliz é quem sempre teme o SENHOR; mas quem endurece o coração cairá na desgraça.</w:t>
       </w:r>
     </w:p>
     <w:p>
@@ -17677,7 +17677,7 @@
         <w:rPr>
           <w:lang w:val="pt_PT" w:bidi="pt_PT"/>
         </w:rPr>
-        <w:t xml:space="preserve"> Um líder sem entendimento multiplica a opressão; quem rejeita ganhos desonestos prolonga seus dias.</w:t>
+        <w:t xml:space="preserve"> Um líder sem entendimento aumenta a opressão, mas quem rejeita ganhos desonestos viverá mais.</w:t>
       </w:r>
     </w:p>
     <w:p>
@@ -17698,7 +17698,7 @@
         <w:rPr>
           <w:lang w:val="pt_PT" w:bidi="pt_PT"/>
         </w:rPr>
-        <w:t xml:space="preserve"> Quem está carregado de culpa por derramamento de sangue fugirá até a morte; que ninguém tente impedi-lo!</w:t>
+        <w:t xml:space="preserve"> Quem carrega culpa por tirar a vida de alguém fugirá até a morte; ninguém deve tentar protegê-lo.</w:t>
       </w:r>
     </w:p>
     <w:p>
@@ -17719,7 +17719,7 @@
         <w:rPr>
           <w:lang w:val="pt_PT" w:bidi="pt_PT"/>
         </w:rPr>
-        <w:t xml:space="preserve"> Quem anda com integridade vive em segurança, mas quem segue caminhos tortuosos cairá de repente.</w:t>
+        <w:t xml:space="preserve"> Quem vive com integridade estará seguro, mas quem segue caminhos tortos cairá sem ajuda.</w:t>
       </w:r>
     </w:p>
     <w:p>
@@ -17761,7 +17761,7 @@
         <w:rPr>
           <w:lang w:val="pt_PT" w:bidi="pt_PT"/>
         </w:rPr>
-        <w:t xml:space="preserve"> A pessoa fiel receberá muitas bênçãos; quem deseja enriquecer rapidamente não sairá impune.</w:t>
+        <w:t xml:space="preserve"> A pessoa fiel receberá muitas bênçãos, mas quem quer ficar rico depressa será castigado.</w:t>
       </w:r>
     </w:p>
     <w:p>
@@ -17782,7 +17782,7 @@
         <w:rPr>
           <w:lang w:val="pt_PT" w:bidi="pt_PT"/>
         </w:rPr>
-        <w:t xml:space="preserve"> Não é bom ser parcial; muitos se corrompem até por um pedaço de pão.</w:t>
+        <w:t xml:space="preserve"> Não é bom favorecer alguém injustamente; muitos fazem o mal até por um pequeno pagamento.</w:t>
       </w:r>
     </w:p>
     <w:p>
@@ -17803,7 +17803,7 @@
         <w:rPr>
           <w:lang w:val="pt_PT" w:bidi="pt_PT"/>
         </w:rPr>
-        <w:t xml:space="preserve"> Quem tem olhar invejoso corre atrás de riquezas e não percebe que a pobreza o alcançará.</w:t>
+        <w:t xml:space="preserve"> A pessoa gananciosa corre atrás de riquezas e não percebe que a pobreza chegará.</w:t>
       </w:r>
     </w:p>
     <w:p>
@@ -17845,7 +17845,7 @@
         <w:rPr>
           <w:lang w:val="pt_PT" w:bidi="pt_PT"/>
         </w:rPr>
-        <w:t xml:space="preserve"> Quem tira algo do pai ou da mãe e diz: "Não fiz nada errado", se associa a quem destrói.</w:t>
+        <w:t xml:space="preserve"> Quem rouba do pai ou da mãe e diz: “Não fiz nada errado” é tão culpado quanto alguém que destrói.</w:t>
       </w:r>
     </w:p>
     <w:p>
@@ -17866,7 +17866,7 @@
         <w:rPr>
           <w:lang w:val="pt_PT" w:bidi="pt_PT"/>
         </w:rPr>
-        <w:t xml:space="preserve"> O ganancioso provoca contendas, mas quem confia no SENHOR será próspero.</w:t>
+        <w:t xml:space="preserve"> O ganancioso provoca brigas, mas quem confia no SENHOR terá sucesso.</w:t>
       </w:r>
     </w:p>
     <w:p>
@@ -17908,7 +17908,7 @@
         <w:rPr>
           <w:lang w:val="pt_PT" w:bidi="pt_PT"/>
         </w:rPr>
-        <w:t xml:space="preserve"> Quem socorre os pobres não terá necessidade; quem ignora isso atrairá muitas maldições.</w:t>
+        <w:t xml:space="preserve"> Quem ajuda os pobres não passará necessidade; quem fecha os olhos para eles receberá muitas maldições.</w:t>
       </w:r>
     </w:p>
     <w:p>
@@ -17966,7 +17966,7 @@
         <w:rPr>
           <w:lang w:val="pt_PT" w:bidi="pt_PT"/>
         </w:rPr>
-        <w:t xml:space="preserve"> Quem ignora a correção repetidamente será derrubado de forma repentina, sem chance de se recuperar.</w:t>
+        <w:t xml:space="preserve"> Quem rejeita a correção muitas vezes será destruído de repente, sem que nada possa evitar isso.</w:t>
       </w:r>
     </w:p>
     <w:p>
@@ -17987,7 +17987,7 @@
         <w:rPr>
           <w:lang w:val="pt_PT" w:bidi="pt_PT"/>
         </w:rPr>
-        <w:t xml:space="preserve"> Quando líderes justos governam, o povo sente alegria; mas quando homens maus dominam, todos sofrem.</w:t>
+        <w:t xml:space="preserve"> Quando os justos governam, o povo se alegra; quando os maus dominam, o povo sofre.</w:t>
       </w:r>
     </w:p>
     <w:p>
@@ -18008,7 +18008,7 @@
         <w:rPr>
           <w:lang w:val="pt_PT" w:bidi="pt_PT"/>
         </w:rPr>
-        <w:t xml:space="preserve"> Quem ama aprender e age com prudência dá alegria aos seus pais; quem se entrega à prostituição destrói seu patrimônio.</w:t>
+        <w:t xml:space="preserve"> Quem ama a sabedoria alegra seu pai, mas quem anda com prostitutas desperdiça seus bens.</w:t>
       </w:r>
     </w:p>
     <w:p>
@@ -18029,7 +18029,7 @@
         <w:rPr>
           <w:lang w:val="pt_PT" w:bidi="pt_PT"/>
         </w:rPr>
-        <w:t xml:space="preserve"> Um rei que age com justiça fortalece sua nação, mas quem busca lucro à força do povo a destrói.</w:t>
+        <w:t xml:space="preserve"> Um rei justo fortalece o país, mas quem cobra impostos injustos destrói a nação.</w:t>
       </w:r>
     </w:p>
     <w:p>
@@ -18050,7 +18050,7 @@
         <w:rPr>
           <w:lang w:val="pt_PT" w:bidi="pt_PT"/>
         </w:rPr>
-        <w:t xml:space="preserve"> Elogiar falsamente alguém é preparar armadilha para seus próprios passos.</w:t>
+        <w:t xml:space="preserve"> Quem bajula seu próximo prepara uma armadilha para si mesmo.</w:t>
       </w:r>
     </w:p>
     <w:p>
@@ -18071,7 +18071,7 @@
         <w:rPr>
           <w:lang w:val="pt_PT" w:bidi="pt_PT"/>
         </w:rPr>
-        <w:t xml:space="preserve"> O pecado de quem é malvado o aprisiona, mas o justo escapa e se alegra.</w:t>
+        <w:t xml:space="preserve"> O pecado do mau se torna uma armadilha para ele, mas o justo foge dela e se alegra.</w:t>
       </w:r>
     </w:p>
     <w:p>
@@ -18092,7 +18092,7 @@
         <w:rPr>
           <w:lang w:val="pt_PT" w:bidi="pt_PT"/>
         </w:rPr>
-        <w:t xml:space="preserve"> O justo se importa com o bem dos pobres; o perverso não se preocupa com ninguém.</w:t>
+        <w:t xml:space="preserve"> O justo conhece a causa dos pobres, mas o mau não quer saber dela.</w:t>
       </w:r>
     </w:p>
     <w:p>
@@ -18113,7 +18113,7 @@
         <w:rPr>
           <w:lang w:val="pt_PT" w:bidi="pt_PT"/>
         </w:rPr>
-        <w:t xml:space="preserve"> Zombadores espalham confusão, mas os sábios acalmam as tensões na cidade.</w:t>
+        <w:t xml:space="preserve"> Os zombadores colocam uma cidade em confusão, mas os sábios trazem calma.</w:t>
       </w:r>
     </w:p>
     <w:p>
@@ -18134,7 +18134,7 @@
         <w:rPr>
           <w:lang w:val="pt_PT" w:bidi="pt_PT"/>
         </w:rPr>
-        <w:t xml:space="preserve"> Discutir com quem age sem senso não leva a nada; ele só se irrita ou ridiculariza.</w:t>
+        <w:t xml:space="preserve"> Quando uma pessoa sábia discute com alguém que age sem senso, a conversa não chega a lugar nenhum: o tolo só fica com raiva ou começa a zombar.</w:t>
       </w:r>
     </w:p>
     <w:p>
@@ -18155,7 +18155,7 @@
         <w:rPr>
           <w:lang w:val="pt_PT" w:bidi="pt_PT"/>
         </w:rPr>
-        <w:t xml:space="preserve"> Quem busca violência odeia os íntegros, mas os justos cuidam dos que são retos.</w:t>
+        <w:t xml:space="preserve"> Os violentos odeiam as pessoas corretas, mas os justos procuram protegê-las.</w:t>
       </w:r>
     </w:p>
     <w:p>
@@ -18197,7 +18197,7 @@
         <w:rPr>
           <w:lang w:val="pt_PT" w:bidi="pt_PT"/>
         </w:rPr>
-        <w:t xml:space="preserve"> Se um governante dá ouvidos a mentirosos, os conselheiros se desviam e a corrupção cresce.</w:t>
+        <w:t xml:space="preserve"> Se um governante dá atenção a mentiras, todos os seus servos acabam seguindo o mau caminho.</w:t>
       </w:r>
     </w:p>
     <w:p>
@@ -18218,7 +18218,7 @@
         <w:rPr>
           <w:lang w:val="pt_PT" w:bidi="pt_PT"/>
         </w:rPr>
-        <w:t xml:space="preserve"> O que o pobre e o opressor têm em comum: Deus dá visão a ambos.</w:t>
+        <w:t xml:space="preserve"> O pobre e o opressor têm algo em comum: o SENHOR deu vista aos dois.</w:t>
       </w:r>
     </w:p>
     <w:p>
@@ -18239,7 +18239,7 @@
         <w:rPr>
           <w:lang w:val="pt_PT" w:bidi="pt_PT"/>
         </w:rPr>
-        <w:t xml:space="preserve"> Um rei que julga os fracos com justiça mantém seu trono firme por muito tempo.</w:t>
+        <w:t xml:space="preserve"> Um rei que julga os pobres com justiça terá seu trono firme.</w:t>
       </w:r>
     </w:p>
     <w:p>
@@ -18260,7 +18260,7 @@
         <w:rPr>
           <w:lang w:val="pt_PT" w:bidi="pt_PT"/>
         </w:rPr>
-        <w:t xml:space="preserve"> Castigos bem aplicados ensinam sabedoria; quem vive sem disciplina traz vergonha à mãe.</w:t>
+        <w:t xml:space="preserve"> A disciplina e a correção ensinam sabedoria, mas a criança sem controle envergonha sua mãe.</w:t>
       </w:r>
     </w:p>
     <w:p>
@@ -18281,7 +18281,7 @@
         <w:rPr>
           <w:lang w:val="pt_PT" w:bidi="pt_PT"/>
         </w:rPr>
-        <w:t xml:space="preserve"> Quando homens maus prosperam, o pecado cresce; mas os justos verão o fim deles.</w:t>
+        <w:t xml:space="preserve"> Quando os maus aumentam, o pecado cresce; mas os justos verão a queda deles.</w:t>
       </w:r>
     </w:p>
     <w:p>
@@ -18302,7 +18302,7 @@
         <w:rPr>
           <w:lang w:val="pt_PT" w:bidi="pt_PT"/>
         </w:rPr>
-        <w:t xml:space="preserve"> Corrija seu filho na hora certa, e ele trará paz ao seu coração e alegria à sua alma.</w:t>
+        <w:t xml:space="preserve"> Corrija seu filho, e ele dará descanso a você; ele trará alegria ao seu coração.</w:t>
       </w:r>
     </w:p>
     <w:p>
@@ -18323,7 +18323,7 @@
         <w:rPr>
           <w:lang w:val="pt_PT" w:bidi="pt_PT"/>
         </w:rPr>
-        <w:t xml:space="preserve"> Se o povo não recebe instrução divina, se perde; quem segue a lei de Deus vive feliz.</w:t>
+        <w:t xml:space="preserve"> Quando não há revelação de Deus, o povo perde o caminho; mas feliz é quem obedece à lei.</w:t>
       </w:r>
     </w:p>
     <w:p>
@@ -18344,7 +18344,7 @@
         <w:rPr>
           <w:lang w:val="pt_PT" w:bidi="pt_PT"/>
         </w:rPr>
-        <w:t xml:space="preserve"> Não basta instruir um servo; ele entende, mas não obedecerá sem disciplina.</w:t>
+        <w:t xml:space="preserve"> Um servo não aprende apenas com palavras; mesmo entendendo, ele pode não obedecer.</w:t>
       </w:r>
     </w:p>
     <w:p>
@@ -18365,7 +18365,7 @@
         <w:rPr>
           <w:lang w:val="pt_PT" w:bidi="pt_PT"/>
         </w:rPr>
-        <w:t xml:space="preserve"> É mais confiável esperar algo de um insensato do que de quem fala antes de pensar.</w:t>
+        <w:t xml:space="preserve"> Existe mais esperança para um tolo do que para uma pessoa que fala sem refletir.</w:t>
       </w:r>
     </w:p>
     <w:p>
@@ -18386,7 +18386,7 @@
         <w:rPr>
           <w:lang w:val="pt_PT" w:bidi="pt_PT"/>
         </w:rPr>
-        <w:t xml:space="preserve"> Quem mimar o seu servo desde pequeno verá, mais tarde, que ele se torna rebelde.</w:t>
+        <w:t xml:space="preserve"> Quem trata seu servo com muito cuidado desde jovem verá que ele poderá causar problemas depois.</w:t>
       </w:r>
     </w:p>
     <w:p>
@@ -18407,7 +18407,7 @@
         <w:rPr>
           <w:lang w:val="pt_PT" w:bidi="pt_PT"/>
         </w:rPr>
-        <w:t xml:space="preserve"> O homem irado provoca discussões; o de gênio violento multiplica os erros.</w:t>
+        <w:t xml:space="preserve"> A pessoa irada provoca brigas, e quem perde o controle comete muitos erros.</w:t>
       </w:r>
     </w:p>
     <w:p>
@@ -18449,7 +18449,7 @@
         <w:rPr>
           <w:lang w:val="pt_PT" w:bidi="pt_PT"/>
         </w:rPr>
-        <w:t xml:space="preserve"> Quem protege um ladrão prejudica a si mesmo e não consegue escapar do castigo.</w:t>
+        <w:t xml:space="preserve"> Quem ajuda um ladrão prejudica a si mesmo; quando for chamado a falar, não dirá a verdade.</w:t>
       </w:r>
     </w:p>
     <w:p>
@@ -18491,7 +18491,7 @@
         <w:rPr>
           <w:lang w:val="pt_PT" w:bidi="pt_PT"/>
         </w:rPr>
-        <w:t xml:space="preserve"> Não dependa da aprovação de governantes; a verdadeira justiça vem do SENHOR.</w:t>
+        <w:t xml:space="preserve"> Muitos procuram o favor dos governantes, mas a decisão certa vem do SENHOR.</w:t>
       </w:r>
     </w:p>
     <w:p>
@@ -18512,7 +18512,7 @@
         <w:rPr>
           <w:lang w:val="pt_PT" w:bidi="pt_PT"/>
         </w:rPr>
-        <w:t xml:space="preserve"> Os justos rejeitam os maus; os perversos desprezam os íntegros.</w:t>
+        <w:t xml:space="preserve"> Os justos não suportam os maus, e os maus odeiam quem vive corretamente.</w:t>
       </w:r>
     </w:p>
     <w:p>
@@ -18570,7 +18570,7 @@
         <w:rPr>
           <w:lang w:val="pt_PT" w:bidi="pt_PT"/>
         </w:rPr>
-        <w:t xml:space="preserve"> "Eu me sinto tolo, mais do que qualquer homem; não compreendo como os outros compreendem.</w:t>
+        <w:t xml:space="preserve"> "Eu sou mais ignorante do que qualquer pessoa; não tenho entendimento de homem.</w:t>
       </w:r>
     </w:p>
     <w:p>
@@ -18591,7 +18591,7 @@
         <w:rPr>
           <w:lang w:val="pt_PT" w:bidi="pt_PT"/>
         </w:rPr>
-        <w:t xml:space="preserve"> Não aprendi a sabedoria e não conheço a santidade de Deus.</w:t>
+        <w:t xml:space="preserve"> Não aprendi a sabedoria e não conheço o Santo.</w:t>
       </w:r>
     </w:p>
     <w:p>
@@ -18612,7 +18612,7 @@
         <w:rPr>
           <w:lang w:val="pt_PT" w:bidi="pt_PT"/>
         </w:rPr>
-        <w:t xml:space="preserve"> Quem subiu ao céu e voltou? Quem reteve o vento nas mãos? Quem envolveu as águas num manto? Quem marcou os limites da terra? Qual é o seu nome? Qual é o nome de seu filho? Se você sabe, diga-me.</w:t>
+        <w:t xml:space="preserve"> Quem subiu ao céu e desceu? Quem segurou o vento com as mãos? Quem juntou as águas como uma capa? Quem estabeleceu os limites da terra? Qual é o seu nome, e qual é o nome do seu filho? Se você sabe, responda.</w:t>
       </w:r>
     </w:p>
     <w:p>
@@ -18633,7 +18633,7 @@
         <w:rPr>
           <w:lang w:val="pt_PT" w:bidi="pt_PT"/>
         </w:rPr>
-        <w:t xml:space="preserve"> Tudo o que Deus fala é confiável; ele protege quem se refugia nele.</w:t>
+        <w:t xml:space="preserve"> Toda palavra de Deus é verdadeira; ele é uma proteção para quem confia nele.</w:t>
       </w:r>
     </w:p>
     <w:p>
@@ -18696,7 +18696,7 @@
         <w:rPr>
           <w:lang w:val="pt_PT" w:bidi="pt_PT"/>
         </w:rPr>
-        <w:t xml:space="preserve"> afasta de mim a falsidade e a mentira; não me dês nem riqueza nem pobreza, apenas o alimento suficiente para viver.</w:t>
+        <w:t xml:space="preserve"> afasta de mim a mentira e a falsidade; não me dês nem pobreza nem riqueza; dá-me apenas o necessário para viver.</w:t>
       </w:r>
     </w:p>
     <w:p>
@@ -18717,7 +18717,7 @@
         <w:rPr>
           <w:lang w:val="pt_PT" w:bidi="pt_PT"/>
         </w:rPr>
-        <w:t xml:space="preserve"> Pois se eu tivesse abundância, poderia me esquecer de ti e dizer: 'Quem é o SENHOR?'; se eu fosse muito pobre, poderia roubar e assim envergonhar o teu nome.</w:t>
+        <w:t xml:space="preserve"> Pois se eu tiver demais, posso me esquecer de ti e dizer: ‘Quem é o SENHOR?’. Se eu ficar pobre demais, posso roubar e desonrar o nome do meu Deus.</w:t>
       </w:r>
     </w:p>
     <w:p>
@@ -18843,7 +18843,7 @@
         <w:rPr>
           <w:lang w:val="pt_PT" w:bidi="pt_PT"/>
         </w:rPr>
-        <w:t xml:space="preserve"> A sanguessuga tem duas filhas que gritam: 'Mais! Mais!'.</w:t>
+        <w:t xml:space="preserve"> A sanguessuga tem duas filhas que dizem: “Dê! Dê!”.</w:t>
       </w:r>
     </w:p>
     <w:p>
@@ -18864,7 +18864,7 @@
         <w:rPr>
           <w:lang w:val="pt_PT" w:bidi="pt_PT"/>
         </w:rPr>
-        <w:t xml:space="preserve"> Há quatro que nunca se saciam nem dizem 'chega!': a sepultura, a mulher sem filhos, a terra seca que pede água, e o fogo que nunca diz 'basta!'.</w:t>
+        <w:t xml:space="preserve"> Há quatro coisas que nunca dizem: ‘É suficiente’: a sepultura, o ventre sem filhos, a terra seca que precisa de água e o fogo que nunca se apaga.</w:t>
       </w:r>
     </w:p>
     <w:p>
@@ -18885,7 +18885,7 @@
         <w:rPr>
           <w:lang w:val="pt_PT" w:bidi="pt_PT"/>
         </w:rPr>
-        <w:t xml:space="preserve"> Quem zomba do pai ou despreza a mãe terá seus olhos arrancados pelos corvos e devorados pelos filhotes de águias.</w:t>
+        <w:t xml:space="preserve"> Quem zomba do pai ou despreza a mãe terá seus olhos arrancados pelos corvos do vale e comidos pelos filhotes das águias.</w:t>
       </w:r>
     </w:p>
     <w:p>
@@ -18927,7 +18927,7 @@
         <w:rPr>
           <w:lang w:val="pt_PT" w:bidi="pt_PT"/>
         </w:rPr>
-        <w:t xml:space="preserve"> o voo da águia pelo céu, o caminho da serpente sobre a pedra, o percurso do navio pelo mar e o desejo do homem por uma mulher.</w:t>
+        <w:t xml:space="preserve"> o caminho da águia no céu, o caminho da cobra sobre a pedra, o caminho do navio no mar e o caminho do homem com uma mulher.</w:t>
       </w:r>
     </w:p>
     <w:p>
@@ -18948,7 +18948,7 @@
         <w:rPr>
           <w:lang w:val="pt_PT" w:bidi="pt_PT"/>
         </w:rPr>
-        <w:t xml:space="preserve"> O caminho da adúltera é este: ela come, limpa a boca e diz: 'Não fiz nada de mal'.</w:t>
+        <w:t xml:space="preserve"> O caminho da adúltera é este: ela come, limpa a boca e diz: ‘Não fiz nada de mal’.</w:t>
       </w:r>
     </w:p>
     <w:p>
@@ -18990,7 +18990,7 @@
         <w:rPr>
           <w:lang w:val="pt_PT" w:bidi="pt_PT"/>
         </w:rPr>
-        <w:t xml:space="preserve"> o escravo que se torna rei, o tolo cheio de comida,</w:t>
+        <w:t xml:space="preserve"> o servo que se torna rei, o tolo que tem tudo o que precisa para comer,</w:t>
       </w:r>
     </w:p>
     <w:p>
@@ -19011,7 +19011,7 @@
         <w:rPr>
           <w:lang w:val="pt_PT" w:bidi="pt_PT"/>
         </w:rPr>
-        <w:t xml:space="preserve"> a mulher desprezada que finalmente se casa e a serva que ocupa o lugar da senhora.</w:t>
+        <w:t xml:space="preserve"> a mulher desprezada que se casa e a serva que toma o lugar da sua senhora.</w:t>
       </w:r>
     </w:p>
     <w:p>
@@ -19074,7 +19074,7 @@
         <w:rPr>
           <w:lang w:val="pt_PT" w:bidi="pt_PT"/>
         </w:rPr>
-        <w:t xml:space="preserve"> os coelhos, frágeis, mas que constroem suas tocas nas rochas;</w:t>
+        <w:t xml:space="preserve"> os coelhos, frágeis, que vivem nas rochas, mas que fazem suas casas em lugares seguros;</w:t>
       </w:r>
     </w:p>
     <w:p>
@@ -19116,7 +19116,7 @@
         <w:rPr>
           <w:lang w:val="pt_PT" w:bidi="pt_PT"/>
         </w:rPr>
-        <w:t xml:space="preserve"> a lagartixa, fácil de pegar, mas que é encontrada até nos palácios dos reis.</w:t>
+        <w:t xml:space="preserve"> a lagartixa, que pode ser pega com a mão, mas vive até nos palácios dos reis.</w:t>
       </w:r>
     </w:p>
     <w:p>
@@ -19179,7 +19179,7 @@
         <w:rPr>
           <w:lang w:val="pt_PT" w:bidi="pt_PT"/>
         </w:rPr>
-        <w:t xml:space="preserve"> o bode; o galo cheio de ostentação; e o rei diante de seu exército.</w:t>
+        <w:t xml:space="preserve"> o bode; o galo que anda com orgulho; e o rei marchando à frente do seu exército.</w:t>
       </w:r>
     </w:p>
     <w:p>
@@ -19200,7 +19200,7 @@
         <w:rPr>
           <w:lang w:val="pt_PT" w:bidi="pt_PT"/>
         </w:rPr>
-        <w:t xml:space="preserve"> Se você foi tolo, arrogante ou planejou o mal a alguém, tape a boca e sinta vergonha.</w:t>
+        <w:t xml:space="preserve"> Se você agiu como tolo, se exaltou ou planejou o mal, pare e fique em silêncio.</w:t>
       </w:r>
     </w:p>
     <w:p>
@@ -19221,7 +19221,7 @@
         <w:rPr>
           <w:lang w:val="pt_PT" w:bidi="pt_PT"/>
         </w:rPr>
-        <w:t xml:space="preserve"> Assim como bater o leite produz manteiga e apertar o nariz provoca sangue, incitar a ira traz contenda".</w:t>
+        <w:t xml:space="preserve"> Assim como bater o leite faz manteiga e apertar o nariz faz sair sangue, provocar a raiva causa brigas”.</w:t>
       </w:r>
     </w:p>
     <w:p>
@@ -19258,7 +19258,7 @@
         <w:rPr>
           <w:lang w:val="pt_PT" w:bidi="pt_PT"/>
         </w:rPr>
-        <w:t xml:space="preserve"> Conselhos do rei Lemuel que lhe foram dados por sua mãe:</w:t>
+        <w:t xml:space="preserve"> Palavras do rei Lemuel, ensinamentos que sua mãe lhe deu:</w:t>
       </w:r>
     </w:p>
     <w:p>
@@ -19279,7 +19279,7 @@
         <w:rPr>
           <w:lang w:val="pt_PT" w:bidi="pt_PT"/>
         </w:rPr>
-        <w:t xml:space="preserve"> Meu filho, fruto do meu ventre, filho das minhas orações,</w:t>
+        <w:t xml:space="preserve"> "Meu filho, filho do meu ventre, filho que pedi em oração,</w:t>
       </w:r>
     </w:p>
     <w:p>
@@ -19300,7 +19300,7 @@
         <w:rPr>
           <w:lang w:val="pt_PT" w:bidi="pt_PT"/>
         </w:rPr>
-        <w:t xml:space="preserve"> não gaste suas energias com mulheres, nem entregue seu vigor àquelas que podem arruinar reis.</w:t>
+        <w:t xml:space="preserve"> não entregue sua força às mulheres, nem seus caminhos àquelas que destroem reis.</w:t>
       </w:r>
     </w:p>
     <w:p>
@@ -19321,7 +19321,7 @@
         <w:rPr>
           <w:lang w:val="pt_PT" w:bidi="pt_PT"/>
         </w:rPr>
-        <w:t xml:space="preserve"> Não convém a um rei, Lemuel, beber vinho em excesso, nem ao governante desejar bebidas fortes;</w:t>
+        <w:t xml:space="preserve"> "Não é próprio dos reis, Lemuel, beber vinho demais, nem dos governantes desejar bebidas fortes;</w:t>
       </w:r>
     </w:p>
     <w:p>
@@ -19342,7 +19342,7 @@
         <w:rPr>
           <w:lang w:val="pt_PT" w:bidi="pt_PT"/>
         </w:rPr>
-        <w:t xml:space="preserve"> pois, se fizer isso, ele pode se esquecer das leis e deixar de proteger os pobres e os necessitados.</w:t>
+        <w:t xml:space="preserve"> pois, se beberem demais, podem esquecer as leis e julgar mal os pobres e necessitados.</w:t>
       </w:r>
     </w:p>
     <w:p>
@@ -19363,7 +19363,7 @@
         <w:rPr>
           <w:lang w:val="pt_PT" w:bidi="pt_PT"/>
         </w:rPr>
-        <w:t xml:space="preserve"> As bebidas fortes são para os que estão à beira da morte, e o vinho, para os que sofrem amargamente;</w:t>
+        <w:t xml:space="preserve"> Dê bebida forte aos que estão sofrendo e vinho aos que estão em grande tristeza;</w:t>
       </w:r>
     </w:p>
     <w:p>
@@ -19384,7 +19384,7 @@
         <w:rPr>
           <w:lang w:val="pt_PT" w:bidi="pt_PT"/>
         </w:rPr>
-        <w:t xml:space="preserve"> que bebam para se esquecer da fome e da miséria.</w:t>
+        <w:t xml:space="preserve"> que bebam e esqueçam sua pobreza, sem lembrar mais dos seus problemas.</w:t>
       </w:r>
     </w:p>
     <w:p>
@@ -19405,7 +19405,7 @@
         <w:rPr>
           <w:lang w:val="pt_PT" w:bidi="pt_PT"/>
         </w:rPr>
-        <w:t xml:space="preserve"> Levante a sua voz em favor dos que não podem se defender; seja um defensor dos desamparados.</w:t>
+        <w:t xml:space="preserve"> Fale em favor dos que não podem defender a si mesmos; defenda os direitos dos que precisam de ajuda.</w:t>
       </w:r>
     </w:p>
     <w:p>
@@ -19426,7 +19426,7 @@
         <w:rPr>
           <w:lang w:val="pt_PT" w:bidi="pt_PT"/>
         </w:rPr>
-        <w:t xml:space="preserve"> Julgue com justiça e garanta direitos aos pobres e necessitados.</w:t>
+        <w:t xml:space="preserve"> Julgue com justiça e garanta direitos aos pobres e necessitados”.</w:t>
       </w:r>
     </w:p>
     <w:p>
@@ -19447,7 +19447,7 @@
         <w:rPr>
           <w:lang w:val="pt_PT" w:bidi="pt_PT"/>
         </w:rPr>
-        <w:t xml:space="preserve"> 1Quem poderá encontrar uma mulher de valor? Ela é muito mais preciosa que joias raras.</w:t>
+        <w:t xml:space="preserve"> Quem encontrará uma mulher excelente? Ela vale muito mais do que joias preciosas.</w:t>
       </w:r>
     </w:p>
     <w:p>
@@ -19468,7 +19468,7 @@
         <w:rPr>
           <w:lang w:val="pt_PT" w:bidi="pt_PT"/>
         </w:rPr>
-        <w:t xml:space="preserve"> O marido confia plenamente nela, e nada faltará a ela.</w:t>
+        <w:t xml:space="preserve"> Seu marido confia nela, e ele não ficará sem bons resultados.</w:t>
       </w:r>
     </w:p>
     <w:p>
@@ -19510,7 +19510,7 @@
         <w:rPr>
           <w:lang w:val="pt_PT" w:bidi="pt_PT"/>
         </w:rPr>
-        <w:t xml:space="preserve"> Trabalha com alegria, tecendo lã e linho com suas mãos.</w:t>
+        <w:t xml:space="preserve"> Ela escolhe lã e linho e trabalha com suas próprias mãos.</w:t>
       </w:r>
     </w:p>
     <w:p>
@@ -19531,7 +19531,7 @@
         <w:rPr>
           <w:lang w:val="pt_PT" w:bidi="pt_PT"/>
         </w:rPr>
-        <w:t xml:space="preserve"> Como navios mercantes, traz suprimentos de longe.</w:t>
+        <w:t xml:space="preserve"> Ela é como navio de comerciantes, trazendo alimento de lugares distantes.</w:t>
       </w:r>
     </w:p>
     <w:p>
@@ -19552,7 +19552,7 @@
         <w:rPr>
           <w:lang w:val="pt_PT" w:bidi="pt_PT"/>
         </w:rPr>
-        <w:t xml:space="preserve"> Antes de amanhecer, já está de pé, preparando a comida da família e organizando as tarefas das servas.</w:t>
+        <w:t xml:space="preserve"> Antes de amanhecer, ela se levanta, prepara comida para sua família e dá tarefas às suas servas.</w:t>
       </w:r>
     </w:p>
     <w:p>
@@ -19573,7 +19573,7 @@
         <w:rPr>
           <w:lang w:val="pt_PT" w:bidi="pt_PT"/>
         </w:rPr>
-        <w:t xml:space="preserve"> Avalia terrenos e compra-os; com o fruto de suas mãos, planta vinhas.</w:t>
+        <w:t xml:space="preserve"> Ela examina um campo e o compra; com o que ganha, planta uma vinha.</w:t>
       </w:r>
     </w:p>
     <w:p>
@@ -19594,7 +19594,7 @@
         <w:rPr>
           <w:lang w:val="pt_PT" w:bidi="pt_PT"/>
         </w:rPr>
-        <w:t xml:space="preserve"> É esforçada, forte e cheia de energia.</w:t>
+        <w:t xml:space="preserve"> Ela se prepara com força e realiza seu trabalho com empenho.</w:t>
       </w:r>
     </w:p>
     <w:p>
@@ -19615,7 +19615,7 @@
         <w:rPr>
           <w:lang w:val="pt_PT" w:bidi="pt_PT"/>
         </w:rPr>
-        <w:t xml:space="preserve"> Administra bem os negócios; sua lâmpada não se apaga à noite.</w:t>
+        <w:t xml:space="preserve"> Ela vê que seu trabalho dá bons resultados, e sua lâmpada continua acesa durante a noite.</w:t>
       </w:r>
     </w:p>
     <w:p>
@@ -19636,7 +19636,7 @@
         <w:rPr>
           <w:lang w:val="pt_PT" w:bidi="pt_PT"/>
         </w:rPr>
-        <w:t xml:space="preserve"> Maneja o fuso e a roca com habilidade.</w:t>
+        <w:t xml:space="preserve"> Ela maneja o fuso e a roca com habilidade.</w:t>
       </w:r>
     </w:p>
     <w:p>
@@ -19657,7 +19657,7 @@
         <w:rPr>
           <w:lang w:val="pt_PT" w:bidi="pt_PT"/>
         </w:rPr>
-        <w:t xml:space="preserve"> Estende a mão para ajudar os pobres e necessitados.</w:t>
+        <w:t xml:space="preserve"> Ela estende a mão para ajudar os pobres e necessitados.</w:t>
       </w:r>
     </w:p>
     <w:p>
@@ -19678,7 +19678,7 @@
         <w:rPr>
           <w:lang w:val="pt_PT" w:bidi="pt_PT"/>
         </w:rPr>
-        <w:t xml:space="preserve"> Não teme o frio do inverno; toda sua família está bem agasalhada.</w:t>
+        <w:t xml:space="preserve"> Ela não teme o frio, porque todos em sua casa têm roupas quentes.</w:t>
       </w:r>
     </w:p>
     <w:p>
@@ -19699,7 +19699,7 @@
         <w:rPr>
           <w:lang w:val="pt_PT" w:bidi="pt_PT"/>
         </w:rPr>
-        <w:t xml:space="preserve"> Prepara cobertas, veste-se de linho fino e púrpura.</w:t>
+        <w:t xml:space="preserve"> Ela faz cobertas para sua casa e se veste de linho fino e púrpura.</w:t>
       </w:r>
     </w:p>
     <w:p>
@@ -19720,7 +19720,7 @@
         <w:rPr>
           <w:lang w:val="pt_PT" w:bidi="pt_PT"/>
         </w:rPr>
-        <w:t xml:space="preserve"> Seu marido é respeitado à porta da cidade, quando se senta entre os líderes locais.</w:t>
+        <w:t xml:space="preserve"> Seu marido é respeitado na porta da cidade, onde se reúne com os líderes.</w:t>
       </w:r>
     </w:p>
     <w:p>
@@ -19741,7 +19741,7 @@
         <w:rPr>
           <w:lang w:val="pt_PT" w:bidi="pt_PT"/>
         </w:rPr>
-        <w:t xml:space="preserve"> Ela faz roupas de linho para vender e cintos para os comerciantes.</w:t>
+        <w:t xml:space="preserve"> Ela faz roupas de linho e as vende; também fornece cintos aos comerciantes.</w:t>
       </w:r>
     </w:p>
     <w:p>
@@ -19762,7 +19762,7 @@
         <w:rPr>
           <w:lang w:val="pt_PT" w:bidi="pt_PT"/>
         </w:rPr>
-        <w:t xml:space="preserve"> Reveste-se de força e dignidade, e encara o futuro com confiança.</w:t>
+        <w:t xml:space="preserve"> Ela se veste de força e dignidade, e olha para o futuro com alegria.</w:t>
       </w:r>
     </w:p>
     <w:p>
@@ -19783,7 +19783,7 @@
         <w:rPr>
           <w:lang w:val="pt_PT" w:bidi="pt_PT"/>
         </w:rPr>
-        <w:t xml:space="preserve"> Fala com sabedoria e transmite ensinamentos com bondade.</w:t>
+        <w:t xml:space="preserve"> Ela fala com sabedoria e transmite ensinamentos com bondade.</w:t>
       </w:r>
     </w:p>
     <w:p>
@@ -19804,7 +19804,7 @@
         <w:rPr>
           <w:lang w:val="pt_PT" w:bidi="pt_PT"/>
         </w:rPr>
-        <w:t xml:space="preserve"> Cuida de sua casa e não cede à preguiça.</w:t>
+        <w:t xml:space="preserve"> Ela cuida bem da sua casa e não passa o tempo sem fazer nada.</w:t>
       </w:r>
     </w:p>
     <w:p>
@@ -19846,7 +19846,7 @@
         <w:rPr>
           <w:lang w:val="pt_PT" w:bidi="pt_PT"/>
         </w:rPr>
-        <w:t xml:space="preserve"> "Muitas mulheres são exemplares, mas você é superior a todas elas!".</w:t>
+        <w:t xml:space="preserve"> "Muitas mulheres são exemplares, mas você é superior a todas elas!”.</w:t>
       </w:r>
     </w:p>
     <w:p>
@@ -19867,7 +19867,7 @@
         <w:rPr>
           <w:lang w:val="pt_PT" w:bidi="pt_PT"/>
         </w:rPr>
-        <w:t xml:space="preserve"> A beleza pode enganar, e a aparência se esvai, mas a mulher que teme o SENHOR será exaltada.</w:t>
+        <w:t xml:space="preserve"> A beleza engana e a aparência passa, mas a mulher que teme o SENHOR será elogiada.</w:t>
       </w:r>
     </w:p>
     <w:p>
@@ -19888,7 +19888,7 @@
         <w:rPr>
           <w:lang w:val="pt_PT" w:bidi="pt_PT"/>
         </w:rPr>
-        <w:t xml:space="preserve"> Que ela receba recompensa pelo fruto de suas mãos e que suas obras sejam reconhecidas publicamente.</w:t>
+        <w:t xml:space="preserve"> Deem a ela a recompensa pelo que fez, e que suas obras recebam elogios na cidade.</w:t>
       </w:r>
     </w:p>
     <w:sectPr>
